--- a/templates_word/conventiondesp.docx
+++ b/templates_word/conventiondesp.docx
@@ -108,7 +108,23 @@
           <w:i/>
           <w:sz w:val="21"/>
         </w:rPr>
-        <w:t>(ci-après nommé l’organisme de formation)</w:t>
+        <w:t>(</w:t>
+      </w:r>
+      <w:proofErr w:type="gramStart"/>
+      <w:r>
+        <w:rPr>
+          <w:i/>
+          <w:sz w:val="21"/>
+        </w:rPr>
+        <w:t>ci</w:t>
+      </w:r>
+      <w:proofErr w:type="gramEnd"/>
+      <w:r>
+        <w:rPr>
+          <w:i/>
+          <w:sz w:val="21"/>
+        </w:rPr>
+        <w:t>-après nommé l’organisme de formation)</w:t>
       </w:r>
     </w:p>
     <w:p>
@@ -124,7 +140,23 @@
           <w:color w:val="000000" w:themeColor="text1"/>
           <w:sz w:val="21"/>
         </w:rPr>
-        <w:t>54 chemin du Carreou 83480 PUGET SUR ARGENS</w:t>
+        <w:t xml:space="preserve">54 chemin du </w:t>
+      </w:r>
+      <w:proofErr w:type="spellStart"/>
+      <w:r>
+        <w:rPr>
+          <w:color w:val="000000" w:themeColor="text1"/>
+          <w:sz w:val="21"/>
+        </w:rPr>
+        <w:t>Carreou</w:t>
+      </w:r>
+      <w:proofErr w:type="spellEnd"/>
+      <w:r>
+        <w:rPr>
+          <w:color w:val="000000" w:themeColor="text1"/>
+          <w:sz w:val="21"/>
+        </w:rPr>
+        <w:t xml:space="preserve"> 83480 PUGET SUR ARGENS</w:t>
       </w:r>
     </w:p>
     <w:p>
@@ -180,7 +212,21 @@
         <w:rPr>
           <w:b/>
         </w:rPr>
-        <w:t>Intégrale Academy - Intégrale Sécurité Formations, centre de formation agréé :</w:t>
+        <w:t xml:space="preserve">Intégrale </w:t>
+      </w:r>
+      <w:proofErr w:type="spellStart"/>
+      <w:r>
+        <w:rPr>
+          <w:b/>
+        </w:rPr>
+        <w:t>Academy</w:t>
+      </w:r>
+      <w:proofErr w:type="spellEnd"/>
+      <w:r>
+        <w:rPr>
+          <w:b/>
+        </w:rPr>
+        <w:t xml:space="preserve"> - Intégrale Sécurité Formations, centre de formation agréé :</w:t>
       </w:r>
     </w:p>
     <w:p>
@@ -194,7 +240,23 @@
         <w:jc w:val="both"/>
       </w:pPr>
       <w:r>
-        <w:t>CFA immatriculé par le Ministère de l’éducation nationale n°UAI 0831774,</w:t>
+        <w:t xml:space="preserve">CFA immatriculé par le </w:t>
+      </w:r>
+      <w:proofErr w:type="gramStart"/>
+      <w:r>
+        <w:t>Ministère de l’éducation</w:t>
+      </w:r>
+      <w:proofErr w:type="gramEnd"/>
+      <w:r>
+        <w:t xml:space="preserve"> nationale </w:t>
+      </w:r>
+      <w:proofErr w:type="spellStart"/>
+      <w:r>
+        <w:t>n°UAI</w:t>
+      </w:r>
+      <w:proofErr w:type="spellEnd"/>
+      <w:r>
+        <w:t xml:space="preserve"> 0831774,</w:t>
       </w:r>
     </w:p>
     <w:p>
@@ -337,6 +399,7 @@
               </w:rPr>
               <w:t xml:space="preserve">Et le stagiaire : </w:t>
             </w:r>
+            <w:proofErr w:type="gramStart"/>
             <w:r>
               <w:rPr>
                 <w:b/>
@@ -344,7 +407,57 @@
                 <w:sz w:val="24"/>
                 <w:szCs w:val="28"/>
               </w:rPr>
-              <w:t>{{ nom_complet }}</w:t>
+              <w:t xml:space="preserve">{{ </w:t>
+            </w:r>
+            <w:proofErr w:type="spellStart"/>
+            <w:r>
+              <w:rPr>
+                <w:b/>
+                <w:color w:val="0033A0"/>
+                <w:sz w:val="24"/>
+                <w:szCs w:val="28"/>
+              </w:rPr>
+              <w:t>nom</w:t>
+            </w:r>
+            <w:proofErr w:type="gramEnd"/>
+            <w:r>
+              <w:rPr>
+                <w:b/>
+                <w:color w:val="0033A0"/>
+                <w:sz w:val="24"/>
+                <w:szCs w:val="28"/>
+              </w:rPr>
+              <w:t>_</w:t>
+            </w:r>
+            <w:proofErr w:type="gramStart"/>
+            <w:r>
+              <w:rPr>
+                <w:b/>
+                <w:color w:val="0033A0"/>
+                <w:sz w:val="24"/>
+                <w:szCs w:val="28"/>
+              </w:rPr>
+              <w:t>complet</w:t>
+            </w:r>
+            <w:proofErr w:type="spellEnd"/>
+            <w:r>
+              <w:rPr>
+                <w:b/>
+                <w:color w:val="0033A0"/>
+                <w:sz w:val="24"/>
+                <w:szCs w:val="28"/>
+              </w:rPr>
+              <w:t xml:space="preserve"> }</w:t>
+            </w:r>
+            <w:proofErr w:type="gramEnd"/>
+            <w:r>
+              <w:rPr>
+                <w:b/>
+                <w:color w:val="0033A0"/>
+                <w:sz w:val="24"/>
+                <w:szCs w:val="28"/>
+              </w:rPr>
+              <w:t>}</w:t>
             </w:r>
             <w:r>
               <w:rPr>
@@ -353,13 +466,59 @@
               </w:rPr>
               <w:t xml:space="preserve">, </w:t>
             </w:r>
+            <w:proofErr w:type="gramStart"/>
             <w:r>
               <w:rPr>
                 <w:color w:val="0033A0"/>
                 <w:sz w:val="24"/>
                 <w:szCs w:val="28"/>
               </w:rPr>
-              <w:t>{{ code_postal }}</w:t>
+              <w:t xml:space="preserve">{{ </w:t>
+            </w:r>
+            <w:proofErr w:type="spellStart"/>
+            <w:r>
+              <w:rPr>
+                <w:color w:val="0033A0"/>
+                <w:sz w:val="24"/>
+                <w:szCs w:val="28"/>
+              </w:rPr>
+              <w:t>code</w:t>
+            </w:r>
+            <w:proofErr w:type="gramEnd"/>
+            <w:r>
+              <w:rPr>
+                <w:color w:val="0033A0"/>
+                <w:sz w:val="24"/>
+                <w:szCs w:val="28"/>
+              </w:rPr>
+              <w:t>_</w:t>
+            </w:r>
+            <w:proofErr w:type="gramStart"/>
+            <w:r>
+              <w:rPr>
+                <w:color w:val="0033A0"/>
+                <w:sz w:val="24"/>
+                <w:szCs w:val="28"/>
+              </w:rPr>
+              <w:t>postal</w:t>
+            </w:r>
+            <w:proofErr w:type="spellEnd"/>
+            <w:r>
+              <w:rPr>
+                <w:color w:val="0033A0"/>
+                <w:sz w:val="24"/>
+                <w:szCs w:val="28"/>
+              </w:rPr>
+              <w:t xml:space="preserve"> }</w:t>
+            </w:r>
+            <w:proofErr w:type="gramEnd"/>
+            <w:r>
+              <w:rPr>
+                <w:color w:val="0033A0"/>
+                <w:sz w:val="24"/>
+                <w:szCs w:val="28"/>
+              </w:rPr>
+              <w:t>}</w:t>
             </w:r>
             <w:r>
               <w:rPr>
@@ -368,13 +527,23 @@
               </w:rPr>
               <w:t xml:space="preserve"> </w:t>
             </w:r>
+            <w:proofErr w:type="gramStart"/>
             <w:r>
               <w:rPr>
                 <w:color w:val="0033A0"/>
                 <w:sz w:val="24"/>
                 <w:szCs w:val="28"/>
               </w:rPr>
-              <w:t>{{ ville }}</w:t>
+              <w:t>{{ ville</w:t>
+            </w:r>
+            <w:proofErr w:type="gramEnd"/>
+            <w:r>
+              <w:rPr>
+                <w:color w:val="0033A0"/>
+                <w:sz w:val="24"/>
+                <w:szCs w:val="28"/>
+              </w:rPr>
+              <w:t xml:space="preserve"> }}</w:t>
             </w:r>
           </w:p>
         </w:tc>
@@ -395,7 +564,25 @@
           <w:sz w:val="24"/>
           <w:szCs w:val="28"/>
         </w:rPr>
-        <w:t>(ci-après nommé le stagiaire)</w:t>
+        <w:t>(</w:t>
+      </w:r>
+      <w:proofErr w:type="gramStart"/>
+      <w:r>
+        <w:rPr>
+          <w:i/>
+          <w:sz w:val="24"/>
+          <w:szCs w:val="28"/>
+        </w:rPr>
+        <w:t>ci</w:t>
+      </w:r>
+      <w:proofErr w:type="gramEnd"/>
+      <w:r>
+        <w:rPr>
+          <w:i/>
+          <w:sz w:val="24"/>
+          <w:szCs w:val="28"/>
+        </w:rPr>
+        <w:t>-après nommé le stagiaire)</w:t>
       </w:r>
     </w:p>
     <w:p>
@@ -759,13 +946,59 @@
         </w:rPr>
         <w:t xml:space="preserve">Période de formation : </w:t>
       </w:r>
+      <w:proofErr w:type="gramStart"/>
       <w:r>
         <w:rPr>
           <w:bCs/>
           <w:sz w:val="21"/>
           <w:szCs w:val="21"/>
         </w:rPr>
-        <w:t>{{ periode_formation }}</w:t>
+        <w:t xml:space="preserve">{{ </w:t>
+      </w:r>
+      <w:proofErr w:type="spellStart"/>
+      <w:r>
+        <w:rPr>
+          <w:bCs/>
+          <w:sz w:val="21"/>
+          <w:szCs w:val="21"/>
+        </w:rPr>
+        <w:t>periode</w:t>
+      </w:r>
+      <w:proofErr w:type="gramEnd"/>
+      <w:r>
+        <w:rPr>
+          <w:bCs/>
+          <w:sz w:val="21"/>
+          <w:szCs w:val="21"/>
+        </w:rPr>
+        <w:t>_</w:t>
+      </w:r>
+      <w:proofErr w:type="gramStart"/>
+      <w:r>
+        <w:rPr>
+          <w:bCs/>
+          <w:sz w:val="21"/>
+          <w:szCs w:val="21"/>
+        </w:rPr>
+        <w:t>formation</w:t>
+      </w:r>
+      <w:proofErr w:type="spellEnd"/>
+      <w:r>
+        <w:rPr>
+          <w:bCs/>
+          <w:sz w:val="21"/>
+          <w:szCs w:val="21"/>
+        </w:rPr>
+        <w:t xml:space="preserve"> }</w:t>
+      </w:r>
+      <w:proofErr w:type="gramEnd"/>
+      <w:r>
+        <w:rPr>
+          <w:bCs/>
+          <w:sz w:val="21"/>
+          <w:szCs w:val="21"/>
+        </w:rPr>
+        <w:t>}</w:t>
       </w:r>
     </w:p>
     <w:p>
@@ -972,12 +1205,53 @@
         </w:rPr>
         <w:t xml:space="preserve"> </w:t>
       </w:r>
+      <w:proofErr w:type="gramStart"/>
       <w:r>
         <w:rPr>
           <w:b/>
           <w:bCs/>
         </w:rPr>
-        <w:t>{{ periode_formation }} selon les modalités détaillées ci-dessous :</w:t>
+        <w:t xml:space="preserve">{{ </w:t>
+      </w:r>
+      <w:proofErr w:type="spellStart"/>
+      <w:r>
+        <w:rPr>
+          <w:b/>
+          <w:bCs/>
+        </w:rPr>
+        <w:t>periode</w:t>
+      </w:r>
+      <w:proofErr w:type="gramEnd"/>
+      <w:r>
+        <w:rPr>
+          <w:b/>
+          <w:bCs/>
+        </w:rPr>
+        <w:t>_</w:t>
+      </w:r>
+      <w:proofErr w:type="gramStart"/>
+      <w:r>
+        <w:rPr>
+          <w:b/>
+          <w:bCs/>
+        </w:rPr>
+        <w:t>formation</w:t>
+      </w:r>
+      <w:proofErr w:type="spellEnd"/>
+      <w:r>
+        <w:rPr>
+          <w:b/>
+          <w:bCs/>
+        </w:rPr>
+        <w:t xml:space="preserve"> }</w:t>
+      </w:r>
+      <w:proofErr w:type="gramEnd"/>
+      <w:r>
+        <w:rPr>
+          <w:b/>
+          <w:bCs/>
+        </w:rPr>
+        <w:t>} selon les modalités détaillées ci-dessous :</w:t>
       </w:r>
       <w:r>
         <w:rPr>
@@ -1024,7 +1298,31 @@
         <w:ind w:left="360" w:hanging="216"/>
       </w:pPr>
       <w:r>
-        <w:t>• Formation à distance : {{ periode_elearning }}, soit 175 heures.</w:t>
+        <w:t xml:space="preserve">• Formation à distance : </w:t>
+      </w:r>
+      <w:proofErr w:type="gramStart"/>
+      <w:r>
+        <w:t xml:space="preserve">{{ </w:t>
+      </w:r>
+      <w:proofErr w:type="spellStart"/>
+      <w:r>
+        <w:t>periode</w:t>
+      </w:r>
+      <w:proofErr w:type="gramEnd"/>
+      <w:r>
+        <w:t>_</w:t>
+      </w:r>
+      <w:proofErr w:type="gramStart"/>
+      <w:r>
+        <w:t>elearning</w:t>
+      </w:r>
+      <w:proofErr w:type="spellEnd"/>
+      <w:r>
+        <w:t xml:space="preserve"> }</w:t>
+      </w:r>
+      <w:proofErr w:type="gramEnd"/>
+      <w:r>
+        <w:t>}, soit 175 heures.</w:t>
       </w:r>
     </w:p>
     <w:p>
@@ -1033,7 +1331,31 @@
         <w:ind w:left="360" w:hanging="216"/>
       </w:pPr>
       <w:r>
-        <w:t>• Formation en présentiel : {{ periode_presentiel }}, soit 70 heures.</w:t>
+        <w:t xml:space="preserve">• Formation en présentiel : </w:t>
+      </w:r>
+      <w:proofErr w:type="gramStart"/>
+      <w:r>
+        <w:t xml:space="preserve">{{ </w:t>
+      </w:r>
+      <w:proofErr w:type="spellStart"/>
+      <w:r>
+        <w:t>periode</w:t>
+      </w:r>
+      <w:proofErr w:type="gramEnd"/>
+      <w:r>
+        <w:t>_</w:t>
+      </w:r>
+      <w:proofErr w:type="gramStart"/>
+      <w:r>
+        <w:t>presentiel</w:t>
+      </w:r>
+      <w:proofErr w:type="spellEnd"/>
+      <w:r>
+        <w:t xml:space="preserve"> }</w:t>
+      </w:r>
+      <w:proofErr w:type="gramEnd"/>
+      <w:r>
+        <w:t>}, soit 70 heures.</w:t>
       </w:r>
     </w:p>
     <w:p>
@@ -2001,8 +2323,13 @@
         <w:jc w:val="both"/>
       </w:pPr>
       <w:r>
-        <w:t>- Élaborer des processus de recrutement prenant en compte les différentes organisations et supports de sourcing</w:t>
-      </w:r>
+        <w:t xml:space="preserve">- Élaborer des processus de recrutement prenant en compte les différentes organisations et supports de </w:t>
+      </w:r>
+      <w:proofErr w:type="spellStart"/>
+      <w:r>
+        <w:t>sourcing</w:t>
+      </w:r>
+      <w:proofErr w:type="spellEnd"/>
     </w:p>
     <w:p>
       <w:pPr>
@@ -2354,13 +2681,22 @@
           <w:sz w:val="24"/>
         </w:rPr>
       </w:pPr>
-      <w:r>
+    </w:p>
+    <w:p>
+      <w:pPr>
+        <w:jc w:val="both"/>
         <w:rPr>
           <w:b/>
           <w:color w:val="000000"/>
           <w:sz w:val="24"/>
         </w:rPr>
-        <w:lastRenderedPageBreak/>
+      </w:pPr>
+      <w:r>
+        <w:rPr>
+          <w:b/>
+          <w:color w:val="000000"/>
+          <w:sz w:val="24"/>
+        </w:rPr>
         <w:t>Article 8 - Dispositions financières</w:t>
       </w:r>
     </w:p>
@@ -2423,6 +2759,7 @@
                 <w:szCs w:val="20"/>
               </w:rPr>
             </w:pPr>
+            <w:proofErr w:type="gramStart"/>
             <w:r>
               <w:rPr>
                 <w:rFonts w:eastAsia="Aptos" w:cs="Arial"/>
@@ -2430,7 +2767,37 @@
                 <w:color w:val="0F172A"/>
                 <w:szCs w:val="20"/>
               </w:rPr>
-              <w:t>{{ montant_formation_eur }}</w:t>
+              <w:t xml:space="preserve">{{ </w:t>
+            </w:r>
+            <w:proofErr w:type="spellStart"/>
+            <w:r>
+              <w:rPr>
+                <w:rFonts w:eastAsia="Aptos" w:cs="Arial"/>
+                <w:b/>
+                <w:color w:val="0F172A"/>
+                <w:szCs w:val="20"/>
+              </w:rPr>
+              <w:t>montant</w:t>
+            </w:r>
+            <w:proofErr w:type="gramEnd"/>
+            <w:r>
+              <w:rPr>
+                <w:rFonts w:eastAsia="Aptos" w:cs="Arial"/>
+                <w:b/>
+                <w:color w:val="0F172A"/>
+                <w:szCs w:val="20"/>
+              </w:rPr>
+              <w:t>_formation_eur</w:t>
+            </w:r>
+            <w:proofErr w:type="spellEnd"/>
+            <w:r>
+              <w:rPr>
+                <w:rFonts w:eastAsia="Aptos" w:cs="Arial"/>
+                <w:b/>
+                <w:color w:val="0F172A"/>
+                <w:szCs w:val="20"/>
+              </w:rPr>
+              <w:t xml:space="preserve"> }}</w:t>
             </w:r>
           </w:p>
         </w:tc>
@@ -2531,6 +2898,7 @@
                 <w:szCs w:val="20"/>
               </w:rPr>
             </w:pPr>
+            <w:proofErr w:type="gramStart"/>
             <w:r>
               <w:rPr>
                 <w:rFonts w:eastAsia="Aptos" w:cs="Arial"/>
@@ -2538,7 +2906,37 @@
                 <w:color w:val="0F172A"/>
                 <w:szCs w:val="20"/>
               </w:rPr>
-              <w:t>{{ montant_formation_eur }}</w:t>
+              <w:t xml:space="preserve">{{ </w:t>
+            </w:r>
+            <w:proofErr w:type="spellStart"/>
+            <w:r>
+              <w:rPr>
+                <w:rFonts w:eastAsia="Aptos" w:cs="Arial"/>
+                <w:b/>
+                <w:color w:val="0F172A"/>
+                <w:szCs w:val="20"/>
+              </w:rPr>
+              <w:t>montant</w:t>
+            </w:r>
+            <w:proofErr w:type="gramEnd"/>
+            <w:r>
+              <w:rPr>
+                <w:rFonts w:eastAsia="Aptos" w:cs="Arial"/>
+                <w:b/>
+                <w:color w:val="0F172A"/>
+                <w:szCs w:val="20"/>
+              </w:rPr>
+              <w:t>_formation_eur</w:t>
+            </w:r>
+            <w:proofErr w:type="spellEnd"/>
+            <w:r>
+              <w:rPr>
+                <w:rFonts w:eastAsia="Aptos" w:cs="Arial"/>
+                <w:b/>
+                <w:color w:val="0F172A"/>
+                <w:szCs w:val="20"/>
+              </w:rPr>
+              <w:t xml:space="preserve"> }}</w:t>
             </w:r>
           </w:p>
         </w:tc>
@@ -2602,6 +3000,7 @@
               </w:rPr>
               <w:t xml:space="preserve">Le prix de l’action de formation est fixé à </w:t>
             </w:r>
+            <w:proofErr w:type="gramStart"/>
             <w:r>
               <w:rPr>
                 <w:rFonts w:eastAsia="Aptos" w:cs="Arial"/>
@@ -2609,7 +3008,57 @@
                 <w:color w:val="0F172A"/>
                 <w:szCs w:val="20"/>
               </w:rPr>
-              <w:t>{{ montant_formation_eur }} HT</w:t>
+              <w:t xml:space="preserve">{{ </w:t>
+            </w:r>
+            <w:proofErr w:type="spellStart"/>
+            <w:r>
+              <w:rPr>
+                <w:rFonts w:eastAsia="Aptos" w:cs="Arial"/>
+                <w:b/>
+                <w:color w:val="0F172A"/>
+                <w:szCs w:val="20"/>
+              </w:rPr>
+              <w:t>montant</w:t>
+            </w:r>
+            <w:proofErr w:type="gramEnd"/>
+            <w:r>
+              <w:rPr>
+                <w:rFonts w:eastAsia="Aptos" w:cs="Arial"/>
+                <w:b/>
+                <w:color w:val="0F172A"/>
+                <w:szCs w:val="20"/>
+              </w:rPr>
+              <w:t>_formation_</w:t>
+            </w:r>
+            <w:proofErr w:type="gramStart"/>
+            <w:r>
+              <w:rPr>
+                <w:rFonts w:eastAsia="Aptos" w:cs="Arial"/>
+                <w:b/>
+                <w:color w:val="0F172A"/>
+                <w:szCs w:val="20"/>
+              </w:rPr>
+              <w:t>eur</w:t>
+            </w:r>
+            <w:proofErr w:type="spellEnd"/>
+            <w:r>
+              <w:rPr>
+                <w:rFonts w:eastAsia="Aptos" w:cs="Arial"/>
+                <w:b/>
+                <w:color w:val="0F172A"/>
+                <w:szCs w:val="20"/>
+              </w:rPr>
+              <w:t xml:space="preserve"> }</w:t>
+            </w:r>
+            <w:proofErr w:type="gramEnd"/>
+            <w:r>
+              <w:rPr>
+                <w:rFonts w:eastAsia="Aptos" w:cs="Arial"/>
+                <w:b/>
+                <w:color w:val="0F172A"/>
+                <w:szCs w:val="20"/>
+              </w:rPr>
+              <w:t>} HT</w:t>
             </w:r>
             <w:r>
               <w:rPr>
@@ -2619,6 +3068,7 @@
               </w:rPr>
               <w:t xml:space="preserve">. L’organisme de formation atteste être exonéré de TVA en application de l’article 261-4-4° du Code général des impôts. Le prix total de l’action de formation est donc fixé à </w:t>
             </w:r>
+            <w:proofErr w:type="gramStart"/>
             <w:r>
               <w:rPr>
                 <w:rFonts w:eastAsia="Aptos" w:cs="Arial"/>
@@ -2626,7 +3076,57 @@
                 <w:color w:val="0F172A"/>
                 <w:szCs w:val="20"/>
               </w:rPr>
-              <w:t>{{ montant_formation_eur }} TTC</w:t>
+              <w:t xml:space="preserve">{{ </w:t>
+            </w:r>
+            <w:proofErr w:type="spellStart"/>
+            <w:r>
+              <w:rPr>
+                <w:rFonts w:eastAsia="Aptos" w:cs="Arial"/>
+                <w:b/>
+                <w:color w:val="0F172A"/>
+                <w:szCs w:val="20"/>
+              </w:rPr>
+              <w:t>montant</w:t>
+            </w:r>
+            <w:proofErr w:type="gramEnd"/>
+            <w:r>
+              <w:rPr>
+                <w:rFonts w:eastAsia="Aptos" w:cs="Arial"/>
+                <w:b/>
+                <w:color w:val="0F172A"/>
+                <w:szCs w:val="20"/>
+              </w:rPr>
+              <w:t>_formation_</w:t>
+            </w:r>
+            <w:proofErr w:type="gramStart"/>
+            <w:r>
+              <w:rPr>
+                <w:rFonts w:eastAsia="Aptos" w:cs="Arial"/>
+                <w:b/>
+                <w:color w:val="0F172A"/>
+                <w:szCs w:val="20"/>
+              </w:rPr>
+              <w:t>eur</w:t>
+            </w:r>
+            <w:proofErr w:type="spellEnd"/>
+            <w:r>
+              <w:rPr>
+                <w:rFonts w:eastAsia="Aptos" w:cs="Arial"/>
+                <w:b/>
+                <w:color w:val="0F172A"/>
+                <w:szCs w:val="20"/>
+              </w:rPr>
+              <w:t xml:space="preserve"> }</w:t>
+            </w:r>
+            <w:proofErr w:type="gramEnd"/>
+            <w:r>
+              <w:rPr>
+                <w:rFonts w:eastAsia="Aptos" w:cs="Arial"/>
+                <w:b/>
+                <w:color w:val="0F172A"/>
+                <w:szCs w:val="20"/>
+              </w:rPr>
+              <w:t>} TTC</w:t>
             </w:r>
             <w:r>
               <w:rPr>
@@ -2740,6 +3240,7 @@
                 <w:szCs w:val="20"/>
               </w:rPr>
             </w:pPr>
+            <w:proofErr w:type="gramStart"/>
             <w:r>
               <w:rPr>
                 <w:rFonts w:eastAsia="Aptos" w:cs="Arial"/>
@@ -2747,7 +3248,37 @@
                 <w:color w:val="0F172A"/>
                 <w:szCs w:val="20"/>
               </w:rPr>
-              <w:t>{{ montant_cpf_eur }}</w:t>
+              <w:t xml:space="preserve">{{ </w:t>
+            </w:r>
+            <w:proofErr w:type="spellStart"/>
+            <w:r>
+              <w:rPr>
+                <w:rFonts w:eastAsia="Aptos" w:cs="Arial"/>
+                <w:b/>
+                <w:color w:val="0F172A"/>
+                <w:szCs w:val="20"/>
+              </w:rPr>
+              <w:t>montant</w:t>
+            </w:r>
+            <w:proofErr w:type="gramEnd"/>
+            <w:r>
+              <w:rPr>
+                <w:rFonts w:eastAsia="Aptos" w:cs="Arial"/>
+                <w:b/>
+                <w:color w:val="0F172A"/>
+                <w:szCs w:val="20"/>
+              </w:rPr>
+              <w:t>_cpf_eur</w:t>
+            </w:r>
+            <w:proofErr w:type="spellEnd"/>
+            <w:r>
+              <w:rPr>
+                <w:rFonts w:eastAsia="Aptos" w:cs="Arial"/>
+                <w:b/>
+                <w:color w:val="0F172A"/>
+                <w:szCs w:val="20"/>
+              </w:rPr>
+              <w:t xml:space="preserve"> }}</w:t>
             </w:r>
           </w:p>
         </w:tc>
@@ -2865,6 +3396,7 @@
                 <w:szCs w:val="20"/>
               </w:rPr>
             </w:pPr>
+            <w:proofErr w:type="gramStart"/>
             <w:r>
               <w:rPr>
                 <w:rFonts w:eastAsia="Aptos" w:cs="Arial"/>
@@ -2872,7 +3404,37 @@
                 <w:color w:val="0F172A"/>
                 <w:szCs w:val="20"/>
               </w:rPr>
-              <w:t>{{ montant_autre_eur }}</w:t>
+              <w:t xml:space="preserve">{{ </w:t>
+            </w:r>
+            <w:proofErr w:type="spellStart"/>
+            <w:r>
+              <w:rPr>
+                <w:rFonts w:eastAsia="Aptos" w:cs="Arial"/>
+                <w:b/>
+                <w:color w:val="0F172A"/>
+                <w:szCs w:val="20"/>
+              </w:rPr>
+              <w:t>montant</w:t>
+            </w:r>
+            <w:proofErr w:type="gramEnd"/>
+            <w:r>
+              <w:rPr>
+                <w:rFonts w:eastAsia="Aptos" w:cs="Arial"/>
+                <w:b/>
+                <w:color w:val="0F172A"/>
+                <w:szCs w:val="20"/>
+              </w:rPr>
+              <w:t>_autre_eur</w:t>
+            </w:r>
+            <w:proofErr w:type="spellEnd"/>
+            <w:r>
+              <w:rPr>
+                <w:rFonts w:eastAsia="Aptos" w:cs="Arial"/>
+                <w:b/>
+                <w:color w:val="0F172A"/>
+                <w:szCs w:val="20"/>
+              </w:rPr>
+              <w:t xml:space="preserve"> }}</w:t>
             </w:r>
           </w:p>
         </w:tc>
@@ -2983,6 +3545,7 @@
                 <w:szCs w:val="20"/>
               </w:rPr>
             </w:pPr>
+            <w:proofErr w:type="gramStart"/>
             <w:r>
               <w:rPr>
                 <w:rFonts w:eastAsiaTheme="minorEastAsia" w:cs="Arial"/>
@@ -2990,7 +3553,37 @@
                 <w:bCs/>
                 <w:szCs w:val="20"/>
               </w:rPr>
-              <w:t>{{ montant_financement_personnel_eur }}</w:t>
+              <w:t xml:space="preserve">{{ </w:t>
+            </w:r>
+            <w:proofErr w:type="spellStart"/>
+            <w:r>
+              <w:rPr>
+                <w:rFonts w:eastAsiaTheme="minorEastAsia" w:cs="Arial"/>
+                <w:b/>
+                <w:bCs/>
+                <w:szCs w:val="20"/>
+              </w:rPr>
+              <w:t>montant</w:t>
+            </w:r>
+            <w:proofErr w:type="gramEnd"/>
+            <w:r>
+              <w:rPr>
+                <w:rFonts w:eastAsiaTheme="minorEastAsia" w:cs="Arial"/>
+                <w:b/>
+                <w:bCs/>
+                <w:szCs w:val="20"/>
+              </w:rPr>
+              <w:t>_financement_personnel_eur</w:t>
+            </w:r>
+            <w:proofErr w:type="spellEnd"/>
+            <w:r>
+              <w:rPr>
+                <w:rFonts w:eastAsiaTheme="minorEastAsia" w:cs="Arial"/>
+                <w:b/>
+                <w:bCs/>
+                <w:szCs w:val="20"/>
+              </w:rPr>
+              <w:t xml:space="preserve"> }}</w:t>
             </w:r>
           </w:p>
         </w:tc>
@@ -3139,13 +3732,32 @@
               </w:rPr>
               <w:t xml:space="preserve">Le stagiaire s’engage à régler la somme de </w:t>
             </w:r>
+            <w:proofErr w:type="gramStart"/>
             <w:r>
               <w:rPr>
                 <w:b/>
                 <w:color w:val="DC2626"/>
                 <w:sz w:val="21"/>
               </w:rPr>
-              <w:t>{{ montant_</w:t>
+              <w:t xml:space="preserve">{{ </w:t>
+            </w:r>
+            <w:proofErr w:type="spellStart"/>
+            <w:r>
+              <w:rPr>
+                <w:b/>
+                <w:color w:val="DC2626"/>
+                <w:sz w:val="21"/>
+              </w:rPr>
+              <w:t>montant</w:t>
+            </w:r>
+            <w:proofErr w:type="gramEnd"/>
+            <w:r>
+              <w:rPr>
+                <w:b/>
+                <w:color w:val="DC2626"/>
+                <w:sz w:val="21"/>
+              </w:rPr>
+              <w:t>_</w:t>
             </w:r>
             <w:r>
               <w:rPr>
@@ -3161,8 +3773,27 @@
                 <w:color w:val="DC2626"/>
                 <w:sz w:val="21"/>
               </w:rPr>
-              <w:t>personnel_eur }</w:t>
+              <w:t>personnel_</w:t>
             </w:r>
+            <w:proofErr w:type="gramStart"/>
+            <w:r>
+              <w:rPr>
+                <w:b/>
+                <w:color w:val="DC2626"/>
+                <w:sz w:val="21"/>
+              </w:rPr>
+              <w:t>eur</w:t>
+            </w:r>
+            <w:proofErr w:type="spellEnd"/>
+            <w:r>
+              <w:rPr>
+                <w:b/>
+                <w:color w:val="DC2626"/>
+                <w:sz w:val="21"/>
+              </w:rPr>
+              <w:t xml:space="preserve"> }</w:t>
+            </w:r>
+            <w:proofErr w:type="gramEnd"/>
             <w:r>
               <w:rPr>
                 <w:b/>
@@ -3177,13 +3808,59 @@
               </w:rPr>
               <w:t>, correspondant au montant restant à sa charge après déduction du montant pris en charge via CPF (</w:t>
             </w:r>
+            <w:proofErr w:type="gramStart"/>
             <w:r>
               <w:rPr>
                 <w:b/>
                 <w:color w:val="16A34A"/>
                 <w:sz w:val="21"/>
               </w:rPr>
-              <w:t>{{ montant_cpf_eur }}</w:t>
+              <w:t xml:space="preserve">{{ </w:t>
+            </w:r>
+            <w:proofErr w:type="spellStart"/>
+            <w:r>
+              <w:rPr>
+                <w:b/>
+                <w:color w:val="16A34A"/>
+                <w:sz w:val="21"/>
+              </w:rPr>
+              <w:t>montant</w:t>
+            </w:r>
+            <w:proofErr w:type="gramEnd"/>
+            <w:r>
+              <w:rPr>
+                <w:b/>
+                <w:color w:val="16A34A"/>
+                <w:sz w:val="21"/>
+              </w:rPr>
+              <w:t>_cpf_</w:t>
+            </w:r>
+            <w:proofErr w:type="gramStart"/>
+            <w:r>
+              <w:rPr>
+                <w:b/>
+                <w:color w:val="16A34A"/>
+                <w:sz w:val="21"/>
+              </w:rPr>
+              <w:t>eur</w:t>
+            </w:r>
+            <w:proofErr w:type="spellEnd"/>
+            <w:r>
+              <w:rPr>
+                <w:b/>
+                <w:color w:val="16A34A"/>
+                <w:sz w:val="21"/>
+              </w:rPr>
+              <w:t xml:space="preserve"> }</w:t>
+            </w:r>
+            <w:proofErr w:type="gramEnd"/>
+            <w:r>
+              <w:rPr>
+                <w:b/>
+                <w:color w:val="16A34A"/>
+                <w:sz w:val="21"/>
+              </w:rPr>
+              <w:t>}</w:t>
             </w:r>
             <w:r>
               <w:rPr>
@@ -3191,13 +3868,50 @@
               </w:rPr>
               <w:t>) et des autres financements éventuels (</w:t>
             </w:r>
+            <w:proofErr w:type="gramStart"/>
             <w:r>
               <w:rPr>
                 <w:b/>
                 <w:color w:val="7C3AED"/>
                 <w:sz w:val="21"/>
               </w:rPr>
-              <w:t>{{ montant_autre_eur }}</w:t>
+              <w:t xml:space="preserve">{{ </w:t>
+            </w:r>
+            <w:proofErr w:type="spellStart"/>
+            <w:r>
+              <w:rPr>
+                <w:b/>
+                <w:color w:val="7C3AED"/>
+                <w:sz w:val="21"/>
+              </w:rPr>
+              <w:t>montant</w:t>
+            </w:r>
+            <w:proofErr w:type="gramEnd"/>
+            <w:r>
+              <w:rPr>
+                <w:b/>
+                <w:color w:val="7C3AED"/>
+                <w:sz w:val="21"/>
+              </w:rPr>
+              <w:t>_autre_</w:t>
+            </w:r>
+            <w:proofErr w:type="gramStart"/>
+            <w:r>
+              <w:rPr>
+                <w:b/>
+                <w:color w:val="7C3AED"/>
+                <w:sz w:val="21"/>
+              </w:rPr>
+              <w:t>eur</w:t>
+            </w:r>
+            <w:proofErr w:type="spellEnd"/>
+            <w:r>
+              <w:rPr>
+                <w:b/>
+                <w:color w:val="7C3AED"/>
+                <w:sz w:val="21"/>
+              </w:rPr>
+              <w:t xml:space="preserve"> }}</w:t>
             </w:r>
             <w:r>
               <w:rPr>
@@ -3205,6 +3919,7 @@
               </w:rPr>
               <w:t>)*</w:t>
             </w:r>
+            <w:proofErr w:type="gramEnd"/>
           </w:p>
           <w:p>
             <w:pPr>
@@ -3285,172 +4000,229 @@
           <w:sz w:val="24"/>
         </w:rPr>
       </w:pPr>
-    </w:p>
-    <w:p>
-      <w:pPr>
-        <w:spacing w:before="200" w:after="120"/>
+      <w:r>
         <w:rPr>
           <w:b/>
           <w:color w:val="000000"/>
           <w:sz w:val="24"/>
         </w:rPr>
-      </w:pPr>
-      <w:r>
+        <w:t>Article 9 - Interruption de stage</w:t>
+      </w:r>
+    </w:p>
+    <w:p>
+      <w:pPr>
+        <w:spacing w:after="80"/>
+        <w:jc w:val="both"/>
+      </w:pPr>
+    </w:p>
+    <w:p>
+      <w:pPr>
+        <w:spacing w:after="80"/>
+        <w:jc w:val="both"/>
+      </w:pPr>
+      <w:r>
+        <w:t>En cas de cessation de l’action de formation du fait de l’abandon du stage par le stagiaire pour un autre motif que la force majeure dûment reconnue, le présent contrat est résilié selon les modalités financières suivantes :</w:t>
+      </w:r>
+    </w:p>
+    <w:p>
+      <w:pPr>
+        <w:spacing w:after="80"/>
+        <w:jc w:val="both"/>
+      </w:pPr>
+    </w:p>
+    <w:p>
+      <w:pPr>
+        <w:spacing w:after="80"/>
+        <w:ind w:left="360" w:hanging="216"/>
+        <w:jc w:val="both"/>
+      </w:pPr>
+      <w:r>
+        <w:t>- En cas d’annulation dans un délai supérieur à 1 mois avant le début de la formation : le stagiaire est tenu de payer une pénalité d’annulation à hauteur de 10 % du coût total initial de la formation.</w:t>
+      </w:r>
+    </w:p>
+    <w:p>
+      <w:pPr>
+        <w:spacing w:after="80"/>
+        <w:ind w:left="360" w:hanging="216"/>
+        <w:jc w:val="both"/>
+      </w:pPr>
+      <w:r>
+        <w:t>- En cas d’annulation entre 1 mois et 2 semaines avant la date de formation : le stagiaire est tenu de payer une pénalité d’annulation à hauteur de 20 % du coût total initial de la formation.</w:t>
+      </w:r>
+    </w:p>
+    <w:p>
+      <w:pPr>
+        <w:spacing w:after="80"/>
+        <w:ind w:left="360" w:hanging="216"/>
+        <w:jc w:val="both"/>
+      </w:pPr>
+      <w:r>
+        <w:t>- En cas d’annulation dans un délai inférieur à 2 semaines avant la date de formation : le stagiaire est tenu de payer une pénalité d’annulation à hauteur de 30 % du coût total initial de la formation.</w:t>
+      </w:r>
+    </w:p>
+    <w:p>
+      <w:pPr>
+        <w:spacing w:after="80"/>
+        <w:ind w:left="360" w:hanging="216"/>
+        <w:jc w:val="both"/>
+      </w:pPr>
+      <w:r>
+        <w:t xml:space="preserve">- En cas d’annulation pendant la formation : le stagiaire est tenu de payer une pénalité d’annulation à hauteur de 30 % du coût total initial de la formation + les prestations effectivement dispensées au prorata </w:t>
+      </w:r>
+      <w:proofErr w:type="spellStart"/>
+      <w:r>
+        <w:t>temporis</w:t>
+      </w:r>
+      <w:proofErr w:type="spellEnd"/>
+      <w:r>
+        <w:t xml:space="preserve"> de leur valeur prévue au présent contrat.</w:t>
+      </w:r>
+    </w:p>
+    <w:p>
+      <w:pPr>
+        <w:spacing w:after="80"/>
+        <w:ind w:left="360" w:hanging="216"/>
+        <w:jc w:val="both"/>
+      </w:pPr>
+    </w:p>
+    <w:p>
+      <w:pPr>
+        <w:spacing w:after="80"/>
+        <w:jc w:val="both"/>
+      </w:pPr>
+      <w:r>
+        <w:t xml:space="preserve">Si le stagiaire est empêché de suivre l’action par suite de force majeure dûment reconnue, le contrat de formation professionnelle est résilié. Dans ce cas, seules les prestations effectivement dispensées sont dues au prorata </w:t>
+      </w:r>
+      <w:proofErr w:type="spellStart"/>
+      <w:r>
+        <w:t>temporis</w:t>
+      </w:r>
+      <w:proofErr w:type="spellEnd"/>
+      <w:r>
+        <w:t xml:space="preserve"> de leur valeur prévue au présent contrat.</w:t>
+      </w:r>
+    </w:p>
+    <w:p>
+      <w:pPr>
+        <w:spacing w:after="80"/>
+        <w:jc w:val="both"/>
+      </w:pPr>
+    </w:p>
+    <w:p>
+      <w:pPr>
+        <w:spacing w:after="80"/>
+        <w:jc w:val="both"/>
+      </w:pPr>
+      <w:r>
+        <w:t>En cas de cessation de l’action de formation du fait du prestataire de formation :</w:t>
+      </w:r>
+    </w:p>
+    <w:p>
+      <w:pPr>
+        <w:spacing w:after="80"/>
+        <w:ind w:left="360" w:hanging="216"/>
+        <w:jc w:val="both"/>
+      </w:pPr>
+      <w:r>
+        <w:t>- en cas d’annulation de la formation avant son commencement, le stagiaire est intégralement remboursé,</w:t>
+      </w:r>
+    </w:p>
+    <w:p>
+      <w:pPr>
+        <w:spacing w:after="80"/>
+        <w:ind w:left="360" w:hanging="216"/>
+        <w:jc w:val="both"/>
+      </w:pPr>
+      <w:r>
+        <w:t xml:space="preserve">- en cas d’annulation de la formation en cours de formation, seules les prestations effectivement dispensées sont dues par le stagiaire au prorata </w:t>
+      </w:r>
+      <w:proofErr w:type="spellStart"/>
+      <w:r>
+        <w:t>temporis</w:t>
+      </w:r>
+      <w:proofErr w:type="spellEnd"/>
+      <w:r>
+        <w:t xml:space="preserve"> de leur valeur prévue au présent contrat.</w:t>
+      </w:r>
+    </w:p>
+    <w:p>
+      <w:pPr>
+        <w:jc w:val="both"/>
         <w:rPr>
           <w:b/>
           <w:color w:val="000000"/>
           <w:sz w:val="24"/>
         </w:rPr>
-        <w:t>Article 9 - Interruption de stage</w:t>
-      </w:r>
-    </w:p>
-    <w:p>
-      <w:pPr>
-        <w:spacing w:after="80"/>
-        <w:jc w:val="both"/>
-      </w:pPr>
-    </w:p>
-    <w:p>
-      <w:pPr>
-        <w:spacing w:after="80"/>
-        <w:jc w:val="both"/>
-      </w:pPr>
-      <w:r>
-        <w:t>En cas de cessation de l’action de formation du fait de l’abandon du stage par le stagiaire pour un autre motif que la force majeure dûment reconnue, le présent contrat est résilié selon les modalités financières suivantes :</w:t>
-      </w:r>
-    </w:p>
-    <w:p>
-      <w:pPr>
-        <w:spacing w:after="80"/>
-        <w:jc w:val="both"/>
-      </w:pPr>
-    </w:p>
-    <w:p>
-      <w:pPr>
-        <w:spacing w:after="80"/>
-        <w:ind w:left="360" w:hanging="216"/>
-        <w:jc w:val="both"/>
-      </w:pPr>
-      <w:r>
-        <w:t>- En cas d’annulation dans un délai supérieur à 1 mois avant le début de la formation : le stagiaire est tenu de payer une pénalité d’annulation à hauteur de 10 % du coût total initial de la formation.</w:t>
-      </w:r>
-    </w:p>
-    <w:p>
-      <w:pPr>
-        <w:spacing w:after="80"/>
-        <w:ind w:left="360" w:hanging="216"/>
-        <w:jc w:val="both"/>
-      </w:pPr>
-      <w:r>
-        <w:t>- En cas d’annulation entre 1 mois et 2 semaines avant la date de formation : le stagiaire est tenu de payer une pénalité d’annulation à hauteur de 20 % du coût total initial de la formation.</w:t>
-      </w:r>
-    </w:p>
-    <w:p>
-      <w:pPr>
-        <w:spacing w:after="80"/>
-        <w:ind w:left="360" w:hanging="216"/>
-        <w:jc w:val="both"/>
-      </w:pPr>
-      <w:r>
-        <w:t>- En cas d’annulation dans un délai inférieur à 2 semaines avant la date de formation : le stagiaire est tenu de payer une pénalité d’annulation à hauteur de 30 % du coût total initial de la formation.</w:t>
-      </w:r>
-    </w:p>
-    <w:p>
-      <w:pPr>
-        <w:spacing w:after="80"/>
-        <w:ind w:left="360" w:hanging="216"/>
-        <w:jc w:val="both"/>
-      </w:pPr>
-      <w:r>
-        <w:t>- En cas d’annulation pendant la formation : le stagiaire est tenu de payer une pénalité d’annulation à hauteur de 30 % du coût total initial de la formation + les prestations effectivement dispensées au prorata temporis de leur valeur prévue au présent contrat.</w:t>
-      </w:r>
-    </w:p>
-    <w:p>
-      <w:pPr>
-        <w:spacing w:after="80"/>
-        <w:ind w:left="360" w:hanging="216"/>
-        <w:jc w:val="both"/>
-      </w:pPr>
-    </w:p>
-    <w:p>
-      <w:pPr>
-        <w:spacing w:after="80"/>
-        <w:jc w:val="both"/>
-      </w:pPr>
-      <w:r>
-        <w:t>Si le stagiaire est empêché de suivre l’action par suite de force majeure dûment reconnue, le contrat de formation professionnelle est résilié. Dans ce cas, seules les prestations effectivement dispensées sont dues au prorata temporis de leur valeur prévue au présent contrat.</w:t>
-      </w:r>
-    </w:p>
-    <w:p>
-      <w:pPr>
-        <w:spacing w:after="80"/>
-        <w:jc w:val="both"/>
-      </w:pPr>
-    </w:p>
-    <w:p>
-      <w:pPr>
-        <w:spacing w:after="80"/>
-        <w:jc w:val="both"/>
-      </w:pPr>
-      <w:r>
-        <w:t>En cas de cessation de l’action de formation du fait du prestataire de formation :</w:t>
-      </w:r>
-    </w:p>
-    <w:p>
-      <w:pPr>
-        <w:spacing w:after="80"/>
-        <w:ind w:left="360" w:hanging="216"/>
-        <w:jc w:val="both"/>
-      </w:pPr>
-      <w:r>
-        <w:t>- en cas d’annulation de la formation avant son commencement, le stagiaire est intégralement remboursé,</w:t>
-      </w:r>
-    </w:p>
-    <w:p>
-      <w:pPr>
-        <w:spacing w:after="80"/>
-        <w:ind w:left="360" w:hanging="216"/>
-        <w:jc w:val="both"/>
-      </w:pPr>
-      <w:r>
-        <w:t>- en cas d’annulation de la formation en cours de formation, seules les prestations effectivement dispensées sont dues par le stagiaire au prorata temporis de leur valeur prévue au présent contrat.</w:t>
-      </w:r>
-    </w:p>
-    <w:p>
-      <w:pPr>
-        <w:jc w:val="both"/>
+      </w:pPr>
+      <w:r>
         <w:rPr>
           <w:b/>
           <w:color w:val="000000"/>
           <w:sz w:val="24"/>
         </w:rPr>
-      </w:pPr>
+        <w:br w:type="page"/>
+      </w:r>
       <w:r>
         <w:rPr>
           <w:b/>
           <w:color w:val="000000"/>
           <w:sz w:val="24"/>
         </w:rPr>
-        <w:br w:type="page"/>
-      </w:r>
-      <w:r>
+        <w:lastRenderedPageBreak/>
+        <w:br/>
+      </w:r>
+    </w:p>
+    <w:p>
+      <w:pPr>
+        <w:jc w:val="both"/>
         <w:rPr>
           <w:b/>
           <w:color w:val="000000"/>
           <w:sz w:val="24"/>
         </w:rPr>
-        <w:lastRenderedPageBreak/>
-        <w:br/>
-      </w:r>
-    </w:p>
-    <w:p>
-      <w:pPr>
-        <w:jc w:val="both"/>
+      </w:pPr>
+      <w:r>
         <w:rPr>
           <w:b/>
           <w:color w:val="000000"/>
           <w:sz w:val="24"/>
         </w:rPr>
+        <w:t>Article 10 - Échec à l’examen de fin de formation</w:t>
+      </w:r>
+    </w:p>
+    <w:p>
+      <w:pPr>
+        <w:spacing w:after="80"/>
+        <w:jc w:val="both"/>
+      </w:pPr>
+      <w:r>
+        <w:t>En cas d’échec à l’examen de fin de formation, le candidat pourra s’il le souhaite, et sous réserve d’un avis favorable de l’équipe pédagogique, se présenter à une nouvelle session d’examen, dans la limite des places disponibles (12 personnes maximum autorisées lors d’un examen).</w:t>
+      </w:r>
+    </w:p>
+    <w:p>
+      <w:pPr>
+        <w:spacing w:after="80"/>
+        <w:jc w:val="both"/>
+        <w:rPr>
+          <w:b/>
+        </w:rPr>
+      </w:pPr>
+      <w:r>
+        <w:rPr>
+          <w:b/>
+        </w:rPr>
+        <w:t>La représentation à l’examen est facturée : 80 € TTC.</w:t>
+      </w:r>
+    </w:p>
+    <w:p>
+      <w:pPr>
+        <w:spacing w:after="80"/>
+        <w:jc w:val="both"/>
+      </w:pPr>
+    </w:p>
+    <w:p>
+      <w:pPr>
+        <w:spacing w:before="200" w:after="120"/>
       </w:pPr>
       <w:r>
         <w:rPr>
@@ -3458,49 +4230,6 @@
           <w:color w:val="000000"/>
           <w:sz w:val="24"/>
         </w:rPr>
-        <w:t>Article 10 - Échec à l’examen de fin de formation</w:t>
-      </w:r>
-    </w:p>
-    <w:p>
-      <w:pPr>
-        <w:spacing w:after="80"/>
-        <w:jc w:val="both"/>
-      </w:pPr>
-      <w:r>
-        <w:t>En cas d’échec à l’examen de fin de formation, le candidat pourra s’il le souhaite, et sous réserve d’un avis favorable de l’équipe pédagogique, se présenter à une nouvelle session d’examen, dans la limite des places disponibles (12 personnes maximum autorisées lors d’un examen).</w:t>
-      </w:r>
-    </w:p>
-    <w:p>
-      <w:pPr>
-        <w:spacing w:after="80"/>
-        <w:jc w:val="both"/>
-        <w:rPr>
-          <w:b/>
-        </w:rPr>
-      </w:pPr>
-      <w:r>
-        <w:rPr>
-          <w:b/>
-        </w:rPr>
-        <w:t>La représentation à l’examen est facturée : 80 € TTC.</w:t>
-      </w:r>
-    </w:p>
-    <w:p>
-      <w:pPr>
-        <w:spacing w:after="80"/>
-        <w:jc w:val="both"/>
-      </w:pPr>
-    </w:p>
-    <w:p>
-      <w:pPr>
-        <w:spacing w:before="200" w:after="120"/>
-      </w:pPr>
-      <w:r>
-        <w:rPr>
-          <w:b/>
-          <w:color w:val="000000"/>
-          <w:sz w:val="24"/>
-        </w:rPr>
         <w:t>Article 11 - Cas de différend</w:t>
       </w:r>
     </w:p>
@@ -3539,22 +4268,72 @@
       <w:r>
         <w:t xml:space="preserve">Fait en double exemplaire, à </w:t>
       </w:r>
+      <w:proofErr w:type="gramStart"/>
       <w:r>
         <w:rPr>
           <w:color w:val="0033A0"/>
           <w:sz w:val="21"/>
         </w:rPr>
-        <w:t>{{ ville }}</w:t>
-      </w:r>
-      <w:r>
-        <w:t xml:space="preserve"> le </w:t>
-      </w:r>
+        <w:t>{{ ville</w:t>
+      </w:r>
+      <w:proofErr w:type="gramEnd"/>
       <w:r>
         <w:rPr>
           <w:color w:val="0033A0"/>
           <w:sz w:val="21"/>
         </w:rPr>
-        <w:t>{{ date_jour }}</w:t>
+        <w:t xml:space="preserve"> }}</w:t>
+      </w:r>
+      <w:r>
+        <w:t xml:space="preserve"> le </w:t>
+      </w:r>
+      <w:proofErr w:type="gramStart"/>
+      <w:r>
+        <w:rPr>
+          <w:color w:val="0033A0"/>
+          <w:sz w:val="21"/>
+        </w:rPr>
+        <w:t xml:space="preserve">{{ </w:t>
+      </w:r>
+      <w:proofErr w:type="spellStart"/>
+      <w:r>
+        <w:rPr>
+          <w:color w:val="0033A0"/>
+          <w:sz w:val="21"/>
+        </w:rPr>
+        <w:t>date</w:t>
+      </w:r>
+      <w:proofErr w:type="gramEnd"/>
+      <w:r>
+        <w:rPr>
+          <w:color w:val="0033A0"/>
+          <w:sz w:val="21"/>
+        </w:rPr>
+        <w:t>_</w:t>
+      </w:r>
+      <w:proofErr w:type="gramStart"/>
+      <w:r>
+        <w:rPr>
+          <w:color w:val="0033A0"/>
+          <w:sz w:val="21"/>
+        </w:rPr>
+        <w:t>jour</w:t>
+      </w:r>
+      <w:proofErr w:type="spellEnd"/>
+      <w:r>
+        <w:rPr>
+          <w:color w:val="0033A0"/>
+          <w:sz w:val="21"/>
+        </w:rPr>
+        <w:t xml:space="preserve"> }</w:t>
+      </w:r>
+      <w:proofErr w:type="gramEnd"/>
+      <w:r>
+        <w:rPr>
+          <w:color w:val="0033A0"/>
+          <w:sz w:val="21"/>
+        </w:rPr>
+        <w:t>}</w:t>
       </w:r>
       <w:r>
         <w:t>.</w:t>
@@ -3659,13 +4438,23 @@
               <w:spacing w:after="40" w:line="264" w:lineRule="auto"/>
               <w:jc w:val="center"/>
             </w:pPr>
+            <w:proofErr w:type="gramStart"/>
             <w:r>
               <w:rPr>
                 <w:b/>
                 <w:color w:val="0033A0"/>
                 <w:sz w:val="21"/>
               </w:rPr>
-              <w:t>{{ nom }}</w:t>
+              <w:t>{{ nom</w:t>
+            </w:r>
+            <w:proofErr w:type="gramEnd"/>
+            <w:r>
+              <w:rPr>
+                <w:b/>
+                <w:color w:val="0033A0"/>
+                <w:sz w:val="21"/>
+              </w:rPr>
+              <w:t xml:space="preserve"> }}</w:t>
             </w:r>
             <w:r>
               <w:rPr>
@@ -3673,13 +4462,33 @@
               </w:rPr>
               <w:t xml:space="preserve"> </w:t>
             </w:r>
+            <w:proofErr w:type="gramStart"/>
             <w:r>
               <w:rPr>
                 <w:b/>
                 <w:color w:val="0033A0"/>
                 <w:sz w:val="21"/>
               </w:rPr>
-              <w:t>{{ prenom }}</w:t>
+              <w:t xml:space="preserve">{{ </w:t>
+            </w:r>
+            <w:proofErr w:type="spellStart"/>
+            <w:r>
+              <w:rPr>
+                <w:b/>
+                <w:color w:val="0033A0"/>
+                <w:sz w:val="21"/>
+              </w:rPr>
+              <w:t>prenom</w:t>
+            </w:r>
+            <w:proofErr w:type="spellEnd"/>
+            <w:proofErr w:type="gramEnd"/>
+            <w:r>
+              <w:rPr>
+                <w:b/>
+                <w:color w:val="0033A0"/>
+                <w:sz w:val="21"/>
+              </w:rPr>
+              <w:t xml:space="preserve"> }}</w:t>
             </w:r>
           </w:p>
         </w:tc>
@@ -4078,7 +4887,15 @@
         <w:jc w:val="both"/>
       </w:pPr>
       <w:r>
-        <w:t>Le présent règlement s’applique à toutes les personnes participantes à une action de formation organisée par Intégrale Academy - Intégrale Sécurité Formations. Un exemplaire est remis à chaque stagiaire.</w:t>
+        <w:t xml:space="preserve">Le présent règlement s’applique à toutes les personnes participantes à une action de formation organisée par Intégrale </w:t>
+      </w:r>
+      <w:proofErr w:type="spellStart"/>
+      <w:r>
+        <w:t>Academy</w:t>
+      </w:r>
+      <w:proofErr w:type="spellEnd"/>
+      <w:r>
+        <w:t xml:space="preserve"> - Intégrale Sécurité Formations. Un exemplaire est remis à chaque stagiaire.</w:t>
       </w:r>
     </w:p>
     <w:p>
@@ -4888,22 +5705,72 @@
       <w:r>
         <w:t xml:space="preserve">Fait en double exemplaire, à </w:t>
       </w:r>
+      <w:proofErr w:type="gramStart"/>
       <w:r>
         <w:rPr>
           <w:color w:val="0033A0"/>
           <w:sz w:val="21"/>
         </w:rPr>
-        <w:t>{{ ville }}</w:t>
-      </w:r>
-      <w:r>
-        <w:t xml:space="preserve"> le </w:t>
-      </w:r>
+        <w:t>{{ ville</w:t>
+      </w:r>
+      <w:proofErr w:type="gramEnd"/>
       <w:r>
         <w:rPr>
           <w:color w:val="0033A0"/>
           <w:sz w:val="21"/>
         </w:rPr>
-        <w:t>{{ date_jour }}</w:t>
+        <w:t xml:space="preserve"> }}</w:t>
+      </w:r>
+      <w:r>
+        <w:t xml:space="preserve"> le </w:t>
+      </w:r>
+      <w:proofErr w:type="gramStart"/>
+      <w:r>
+        <w:rPr>
+          <w:color w:val="0033A0"/>
+          <w:sz w:val="21"/>
+        </w:rPr>
+        <w:t xml:space="preserve">{{ </w:t>
+      </w:r>
+      <w:proofErr w:type="spellStart"/>
+      <w:r>
+        <w:rPr>
+          <w:color w:val="0033A0"/>
+          <w:sz w:val="21"/>
+        </w:rPr>
+        <w:t>date</w:t>
+      </w:r>
+      <w:proofErr w:type="gramEnd"/>
+      <w:r>
+        <w:rPr>
+          <w:color w:val="0033A0"/>
+          <w:sz w:val="21"/>
+        </w:rPr>
+        <w:t>_</w:t>
+      </w:r>
+      <w:proofErr w:type="gramStart"/>
+      <w:r>
+        <w:rPr>
+          <w:color w:val="0033A0"/>
+          <w:sz w:val="21"/>
+        </w:rPr>
+        <w:t>jour</w:t>
+      </w:r>
+      <w:proofErr w:type="spellEnd"/>
+      <w:r>
+        <w:rPr>
+          <w:color w:val="0033A0"/>
+          <w:sz w:val="21"/>
+        </w:rPr>
+        <w:t xml:space="preserve"> }</w:t>
+      </w:r>
+      <w:proofErr w:type="gramEnd"/>
+      <w:r>
+        <w:rPr>
+          <w:color w:val="0033A0"/>
+          <w:sz w:val="21"/>
+        </w:rPr>
+        <w:t>}</w:t>
       </w:r>
       <w:r>
         <w:t>.</w:t>
@@ -5009,13 +5876,23 @@
               <w:spacing w:after="40" w:line="264" w:lineRule="auto"/>
               <w:jc w:val="center"/>
             </w:pPr>
+            <w:proofErr w:type="gramStart"/>
             <w:r>
               <w:rPr>
                 <w:b/>
                 <w:color w:val="0033A0"/>
                 <w:sz w:val="21"/>
               </w:rPr>
-              <w:t>{{ nom }}</w:t>
+              <w:t>{{ nom</w:t>
+            </w:r>
+            <w:proofErr w:type="gramEnd"/>
+            <w:r>
+              <w:rPr>
+                <w:b/>
+                <w:color w:val="0033A0"/>
+                <w:sz w:val="21"/>
+              </w:rPr>
+              <w:t xml:space="preserve"> }}</w:t>
             </w:r>
             <w:r>
               <w:rPr>
@@ -5023,13 +5900,33 @@
               </w:rPr>
               <w:t xml:space="preserve"> </w:t>
             </w:r>
+            <w:proofErr w:type="gramStart"/>
             <w:r>
               <w:rPr>
                 <w:b/>
                 <w:color w:val="0033A0"/>
                 <w:sz w:val="21"/>
               </w:rPr>
-              <w:t>{{ prenom }}</w:t>
+              <w:t xml:space="preserve">{{ </w:t>
+            </w:r>
+            <w:proofErr w:type="spellStart"/>
+            <w:r>
+              <w:rPr>
+                <w:b/>
+                <w:color w:val="0033A0"/>
+                <w:sz w:val="21"/>
+              </w:rPr>
+              <w:t>prenom</w:t>
+            </w:r>
+            <w:proofErr w:type="spellEnd"/>
+            <w:proofErr w:type="gramEnd"/>
+            <w:r>
+              <w:rPr>
+                <w:b/>
+                <w:color w:val="0033A0"/>
+                <w:sz w:val="21"/>
+              </w:rPr>
+              <w:t xml:space="preserve"> }}</w:t>
             </w:r>
           </w:p>
         </w:tc>
@@ -5446,7 +6343,25 @@
         <w:sz w:val="16"/>
         <w:szCs w:val="16"/>
       </w:rPr>
-      <w:t>54 chemin du Carreou 83480 PUGET SUR ARGENS</w:t>
+      <w:t xml:space="preserve">54 chemin du </w:t>
+    </w:r>
+    <w:proofErr w:type="spellStart"/>
+    <w:r>
+      <w:rPr>
+        <w:color w:val="4F81BD" w:themeColor="accent1"/>
+        <w:sz w:val="16"/>
+        <w:szCs w:val="16"/>
+      </w:rPr>
+      <w:t>Carreou</w:t>
+    </w:r>
+    <w:proofErr w:type="spellEnd"/>
+    <w:r>
+      <w:rPr>
+        <w:color w:val="4F81BD" w:themeColor="accent1"/>
+        <w:sz w:val="16"/>
+        <w:szCs w:val="16"/>
+      </w:rPr>
+      <w:t xml:space="preserve"> 83480 PUGET SUR ARGENS</w:t>
     </w:r>
     <w:r>
       <w:rPr>

--- a/templates_word/conventiondesp.docx
+++ b/templates_word/conventiondesp.docx
@@ -1,6 +1,6 @@
 
 <file path=word/document.xml><?xml version="1.0" encoding="utf-8"?>
-<w:document xmlns:wpc="http://schemas.microsoft.com/office/word/2010/wordprocessingCanvas" xmlns:cx="http://schemas.microsoft.com/office/drawing/2014/chartex" xmlns:cx1="http://schemas.microsoft.com/office/drawing/2015/9/8/chartex" xmlns:cx2="http://schemas.microsoft.com/office/drawing/2015/10/21/chartex" xmlns:cx3="http://schemas.microsoft.com/office/drawing/2016/5/9/chartex" xmlns:cx4="http://schemas.microsoft.com/office/drawing/2016/5/10/chartex" xmlns:cx5="http://schemas.microsoft.com/office/drawing/2016/5/11/chartex" xmlns:cx6="http://schemas.microsoft.com/office/drawing/2016/5/12/chartex" xmlns:cx7="http://schemas.microsoft.com/office/drawing/2016/5/13/chartex" xmlns:cx8="http://schemas.microsoft.com/office/drawing/2016/5/14/chartex" xmlns:mc="http://schemas.openxmlformats.org/markup-compatibility/2006" xmlns:aink="http://schemas.microsoft.com/office/drawing/2016/ink" xmlns:am3d="http://schemas.microsoft.com/office/drawing/2017/model3d" xmlns:o="urn:schemas-microsoft-com:office:office" xmlns:oel="http://schemas.microsoft.com/office/2019/extlst" xmlns:r="http://schemas.openxmlformats.org/officeDocument/2006/relationships" xmlns:m="http://schemas.openxmlformats.org/officeDocument/2006/math" xmlns:v="urn:schemas-microsoft-com:vml" xmlns:wp14="http://schemas.microsoft.com/office/word/2010/wordprocessingDrawing" xmlns:wp="http://schemas.openxmlformats.org/drawingml/2006/wordprocessingDrawing" xmlns:w10="urn:schemas-microsoft-com:office:word" xmlns:w="http://schemas.openxmlformats.org/wordprocessingml/2006/main" xmlns:w14="http://schemas.microsoft.com/office/word/2010/wordml" xmlns:w15="http://schemas.microsoft.com/office/word/2012/wordml" xmlns:w16cex="http://schemas.microsoft.com/office/word/2018/wordml/cex" xmlns:w16cid="http://schemas.microsoft.com/office/word/2016/wordml/cid" xmlns:w16="http://schemas.microsoft.com/office/word/2018/wordml" xmlns:w16du="http://schemas.microsoft.com/office/word/2023/wordml/word16du" xmlns:w16sdtdh="http://schemas.microsoft.com/office/word/2020/wordml/sdtdatahash" xmlns:w16sdtfl="http://schemas.microsoft.com/office/word/2024/wordml/sdtformatlock" xmlns:w16se="http://schemas.microsoft.com/office/word/2015/wordml/symex" xmlns:wpg="http://schemas.microsoft.com/office/word/2010/wordprocessingGroup" xmlns:wpi="http://schemas.microsoft.com/office/word/2010/wordprocessingInk" xmlns:wne="http://schemas.microsoft.com/office/word/2006/wordml" xmlns:wps="http://schemas.microsoft.com/office/word/2010/wordprocessingShape" mc:Ignorable="w14 w15 w16se w16cid w16 w16cex w16sdtdh w16sdtfl w16du wp14">
+<w:document xmlns:wpc="http://schemas.microsoft.com/office/word/2010/wordprocessingCanvas" xmlns:cx="http://schemas.microsoft.com/office/drawing/2014/chartex" xmlns:cx1="http://schemas.microsoft.com/office/drawing/2015/9/8/chartex" xmlns:cx2="http://schemas.microsoft.com/office/drawing/2015/10/21/chartex" xmlns:cx3="http://schemas.microsoft.com/office/drawing/2016/5/9/chartex" xmlns:cx4="http://schemas.microsoft.com/office/drawing/2016/5/10/chartex" xmlns:cx5="http://schemas.microsoft.com/office/drawing/2016/5/11/chartex" xmlns:cx6="http://schemas.microsoft.com/office/drawing/2016/5/12/chartex" xmlns:cx7="http://schemas.microsoft.com/office/drawing/2016/5/13/chartex" xmlns:cx8="http://schemas.microsoft.com/office/drawing/2016/5/14/chartex" xmlns:mc="http://schemas.openxmlformats.org/markup-compatibility/2006" xmlns:m="http://schemas.openxmlformats.org/officeDocument/2006/math" xmlns:aink="http://schemas.microsoft.com/office/drawing/2016/ink" xmlns:am3d="http://schemas.microsoft.com/office/drawing/2017/model3d" xmlns:oel="http://schemas.microsoft.com/office/2019/extlst" xmlns:r="http://schemas.openxmlformats.org/officeDocument/2006/relationships" xmlns:wp14="http://schemas.microsoft.com/office/word/2010/wordprocessingDrawing" xmlns:wp="http://schemas.openxmlformats.org/drawingml/2006/wordprocessingDrawing" xmlns:wpg="http://schemas.microsoft.com/office/word/2010/wordprocessingGroup" xmlns:wpi="http://schemas.microsoft.com/office/word/2010/wordprocessingInk" xmlns:wps="http://schemas.microsoft.com/office/word/2010/wordprocessingShape" xmlns:o="urn:schemas-microsoft-com:office:office" xmlns:v="urn:schemas-microsoft-com:vml" xmlns:w10="urn:schemas-microsoft-com:office:word" xmlns:w="http://schemas.openxmlformats.org/wordprocessingml/2006/main" xmlns:w14="http://schemas.microsoft.com/office/word/2010/wordml" xmlns:w15="http://schemas.microsoft.com/office/word/2012/wordml" xmlns:w16cex="http://schemas.microsoft.com/office/word/2018/wordml/cex" xmlns:w16cid="http://schemas.microsoft.com/office/word/2016/wordml/cid" xmlns:w16="http://schemas.microsoft.com/office/word/2018/wordml" xmlns:w16sdtdh="http://schemas.microsoft.com/office/word/2020/wordml/sdtdatahash" xmlns:w16sdtfl="http://schemas.microsoft.com/office/word/2024/wordml/sdtformatlock" xmlns:w16se="http://schemas.microsoft.com/office/word/2015/wordml/symex" xmlns:w16du="http://schemas.microsoft.com/office/word/2023/wordml/word16du" xmlns:wne="http://schemas.microsoft.com/office/word/2006/wordml" mc:Ignorable="w14 w15 w16se w16cid w16 w16cex w16sdtdh w16sdtfl w16du wp14">
   <w:body>
     <w:p/>
     <w:tbl>
@@ -108,7 +108,23 @@
           <w:i/>
           <w:sz w:val="21"/>
         </w:rPr>
-        <w:t>(ci-après nommé l’organisme de formation)</w:t>
+        <w:t>(</w:t>
+      </w:r>
+      <w:proofErr w:type="gramStart"/>
+      <w:r>
+        <w:rPr>
+          <w:i/>
+          <w:sz w:val="21"/>
+        </w:rPr>
+        <w:t>ci</w:t>
+      </w:r>
+      <w:proofErr w:type="gramEnd"/>
+      <w:r>
+        <w:rPr>
+          <w:i/>
+          <w:sz w:val="21"/>
+        </w:rPr>
+        <w:t>-après nommé l’organisme de formation)</w:t>
       </w:r>
     </w:p>
     <w:p>
@@ -124,7 +140,23 @@
           <w:color w:val="000000" w:themeColor="text1"/>
           <w:sz w:val="21"/>
         </w:rPr>
-        <w:t>54 chemin du Carreou 83480 PUGET SUR ARGENS</w:t>
+        <w:t xml:space="preserve">54 chemin du </w:t>
+      </w:r>
+      <w:proofErr w:type="spellStart"/>
+      <w:r>
+        <w:rPr>
+          <w:color w:val="000000" w:themeColor="text1"/>
+          <w:sz w:val="21"/>
+        </w:rPr>
+        <w:t>Carreou</w:t>
+      </w:r>
+      <w:proofErr w:type="spellEnd"/>
+      <w:r>
+        <w:rPr>
+          <w:color w:val="000000" w:themeColor="text1"/>
+          <w:sz w:val="21"/>
+        </w:rPr>
+        <w:t xml:space="preserve"> 83480 PUGET SUR ARGENS</w:t>
       </w:r>
     </w:p>
     <w:p>
@@ -180,7 +212,21 @@
         <w:rPr>
           <w:b/>
         </w:rPr>
-        <w:t>Intégrale Academy - Intégrale Sécurité Formations, centre de formation agréé :</w:t>
+        <w:t xml:space="preserve">Intégrale </w:t>
+      </w:r>
+      <w:proofErr w:type="spellStart"/>
+      <w:r>
+        <w:rPr>
+          <w:b/>
+        </w:rPr>
+        <w:t>Academy</w:t>
+      </w:r>
+      <w:proofErr w:type="spellEnd"/>
+      <w:r>
+        <w:rPr>
+          <w:b/>
+        </w:rPr>
+        <w:t xml:space="preserve"> - Intégrale Sécurité Formations, centre de formation agréé :</w:t>
       </w:r>
     </w:p>
     <w:p>
@@ -194,7 +240,23 @@
         <w:jc w:val="both"/>
       </w:pPr>
       <w:r>
-        <w:t>CFA immatriculé par le Ministère de l’éducation nationale n°UAI 0831774,</w:t>
+        <w:t xml:space="preserve">CFA immatriculé par le </w:t>
+      </w:r>
+      <w:proofErr w:type="gramStart"/>
+      <w:r>
+        <w:t>Ministère de l’éducation</w:t>
+      </w:r>
+      <w:proofErr w:type="gramEnd"/>
+      <w:r>
+        <w:t xml:space="preserve"> nationale </w:t>
+      </w:r>
+      <w:proofErr w:type="spellStart"/>
+      <w:r>
+        <w:t>n°UAI</w:t>
+      </w:r>
+      <w:proofErr w:type="spellEnd"/>
+      <w:r>
+        <w:t xml:space="preserve"> 0831774,</w:t>
       </w:r>
     </w:p>
     <w:p>
@@ -337,6 +399,7 @@
               </w:rPr>
               <w:t xml:space="preserve">Et le stagiaire : </w:t>
             </w:r>
+            <w:proofErr w:type="gramStart"/>
             <w:r>
               <w:rPr>
                 <w:b/>
@@ -344,7 +407,57 @@
                 <w:sz w:val="24"/>
                 <w:szCs w:val="28"/>
               </w:rPr>
-              <w:t>{{ nom_complet }}</w:t>
+              <w:t xml:space="preserve">{{ </w:t>
+            </w:r>
+            <w:proofErr w:type="spellStart"/>
+            <w:r>
+              <w:rPr>
+                <w:b/>
+                <w:color w:val="0033A0"/>
+                <w:sz w:val="24"/>
+                <w:szCs w:val="28"/>
+              </w:rPr>
+              <w:t>nom</w:t>
+            </w:r>
+            <w:proofErr w:type="gramEnd"/>
+            <w:r>
+              <w:rPr>
+                <w:b/>
+                <w:color w:val="0033A0"/>
+                <w:sz w:val="24"/>
+                <w:szCs w:val="28"/>
+              </w:rPr>
+              <w:t>_</w:t>
+            </w:r>
+            <w:proofErr w:type="gramStart"/>
+            <w:r>
+              <w:rPr>
+                <w:b/>
+                <w:color w:val="0033A0"/>
+                <w:sz w:val="24"/>
+                <w:szCs w:val="28"/>
+              </w:rPr>
+              <w:t>complet</w:t>
+            </w:r>
+            <w:proofErr w:type="spellEnd"/>
+            <w:r>
+              <w:rPr>
+                <w:b/>
+                <w:color w:val="0033A0"/>
+                <w:sz w:val="24"/>
+                <w:szCs w:val="28"/>
+              </w:rPr>
+              <w:t xml:space="preserve"> }</w:t>
+            </w:r>
+            <w:proofErr w:type="gramEnd"/>
+            <w:r>
+              <w:rPr>
+                <w:b/>
+                <w:color w:val="0033A0"/>
+                <w:sz w:val="24"/>
+                <w:szCs w:val="28"/>
+              </w:rPr>
+              <w:t>}</w:t>
             </w:r>
             <w:r>
               <w:rPr>
@@ -353,13 +466,59 @@
               </w:rPr>
               <w:t xml:space="preserve">, </w:t>
             </w:r>
+            <w:proofErr w:type="gramStart"/>
             <w:r>
               <w:rPr>
                 <w:color w:val="0033A0"/>
                 <w:sz w:val="24"/>
                 <w:szCs w:val="28"/>
               </w:rPr>
-              <w:t>{{ code_postal }}</w:t>
+              <w:t xml:space="preserve">{{ </w:t>
+            </w:r>
+            <w:proofErr w:type="spellStart"/>
+            <w:r>
+              <w:rPr>
+                <w:color w:val="0033A0"/>
+                <w:sz w:val="24"/>
+                <w:szCs w:val="28"/>
+              </w:rPr>
+              <w:t>code</w:t>
+            </w:r>
+            <w:proofErr w:type="gramEnd"/>
+            <w:r>
+              <w:rPr>
+                <w:color w:val="0033A0"/>
+                <w:sz w:val="24"/>
+                <w:szCs w:val="28"/>
+              </w:rPr>
+              <w:t>_</w:t>
+            </w:r>
+            <w:proofErr w:type="gramStart"/>
+            <w:r>
+              <w:rPr>
+                <w:color w:val="0033A0"/>
+                <w:sz w:val="24"/>
+                <w:szCs w:val="28"/>
+              </w:rPr>
+              <w:t>postal</w:t>
+            </w:r>
+            <w:proofErr w:type="spellEnd"/>
+            <w:r>
+              <w:rPr>
+                <w:color w:val="0033A0"/>
+                <w:sz w:val="24"/>
+                <w:szCs w:val="28"/>
+              </w:rPr>
+              <w:t xml:space="preserve"> }</w:t>
+            </w:r>
+            <w:proofErr w:type="gramEnd"/>
+            <w:r>
+              <w:rPr>
+                <w:color w:val="0033A0"/>
+                <w:sz w:val="24"/>
+                <w:szCs w:val="28"/>
+              </w:rPr>
+              <w:t>}</w:t>
             </w:r>
             <w:r>
               <w:rPr>
@@ -368,13 +527,23 @@
               </w:rPr>
               <w:t xml:space="preserve"> </w:t>
             </w:r>
+            <w:proofErr w:type="gramStart"/>
             <w:r>
               <w:rPr>
                 <w:color w:val="0033A0"/>
                 <w:sz w:val="24"/>
                 <w:szCs w:val="28"/>
               </w:rPr>
-              <w:t>{{ ville }}</w:t>
+              <w:t>{{ ville</w:t>
+            </w:r>
+            <w:proofErr w:type="gramEnd"/>
+            <w:r>
+              <w:rPr>
+                <w:color w:val="0033A0"/>
+                <w:sz w:val="24"/>
+                <w:szCs w:val="28"/>
+              </w:rPr>
+              <w:t xml:space="preserve"> }}</w:t>
             </w:r>
           </w:p>
         </w:tc>
@@ -395,7 +564,25 @@
           <w:sz w:val="24"/>
           <w:szCs w:val="28"/>
         </w:rPr>
-        <w:t>(ci-après nommé le stagiaire)</w:t>
+        <w:t>(</w:t>
+      </w:r>
+      <w:proofErr w:type="gramStart"/>
+      <w:r>
+        <w:rPr>
+          <w:i/>
+          <w:sz w:val="24"/>
+          <w:szCs w:val="28"/>
+        </w:rPr>
+        <w:t>ci</w:t>
+      </w:r>
+      <w:proofErr w:type="gramEnd"/>
+      <w:r>
+        <w:rPr>
+          <w:i/>
+          <w:sz w:val="24"/>
+          <w:szCs w:val="28"/>
+        </w:rPr>
+        <w:t>-après nommé le stagiaire)</w:t>
       </w:r>
     </w:p>
     <w:p>
@@ -463,11 +650,6 @@
       <w:r>
         <w:t>En exécution du présent contrat, l’organisme de formation s’engage à organiser l’action de formation intitulée :</w:t>
       </w:r>
-    </w:p>
-    <w:p>
-      <w:pPr>
-        <w:spacing w:after="80"/>
-      </w:pPr>
     </w:p>
     <w:tbl>
       <w:tblPr>
@@ -581,17 +763,6 @@
     </w:p>
     <w:p>
       <w:pPr>
-        <w:spacing w:before="160" w:after="80"/>
-      </w:pPr>
-      <w:r>
-        <w:rPr>
-          <w:b/>
-        </w:rPr>
-        <w:t>Objectif de la formation :</w:t>
-      </w:r>
-    </w:p>
-    <w:p>
-      <w:pPr>
         <w:spacing w:after="80"/>
         <w:jc w:val="both"/>
       </w:pPr>
@@ -684,21 +855,6 @@
       </w:pPr>
       <w:r>
         <w:t>- La protection des navires.</w:t>
-      </w:r>
-    </w:p>
-    <w:p>
-      <w:pPr>
-        <w:rPr>
-          <w:b/>
-          <w:sz w:val="21"/>
-        </w:rPr>
-      </w:pPr>
-      <w:r>
-        <w:rPr>
-          <w:b/>
-          <w:sz w:val="21"/>
-        </w:rPr>
-        <w:br w:type="page"/>
       </w:r>
     </w:p>
     <w:p>
@@ -759,13 +915,59 @@
         </w:rPr>
         <w:t xml:space="preserve">Période de formation : </w:t>
       </w:r>
+      <w:proofErr w:type="gramStart"/>
       <w:r>
         <w:rPr>
           <w:bCs/>
           <w:sz w:val="21"/>
           <w:szCs w:val="21"/>
         </w:rPr>
-        <w:t>{{ periode_formation }}</w:t>
+        <w:t xml:space="preserve">{{ </w:t>
+      </w:r>
+      <w:proofErr w:type="spellStart"/>
+      <w:r>
+        <w:rPr>
+          <w:bCs/>
+          <w:sz w:val="21"/>
+          <w:szCs w:val="21"/>
+        </w:rPr>
+        <w:t>periode</w:t>
+      </w:r>
+      <w:proofErr w:type="gramEnd"/>
+      <w:r>
+        <w:rPr>
+          <w:bCs/>
+          <w:sz w:val="21"/>
+          <w:szCs w:val="21"/>
+        </w:rPr>
+        <w:t>_</w:t>
+      </w:r>
+      <w:proofErr w:type="gramStart"/>
+      <w:r>
+        <w:rPr>
+          <w:bCs/>
+          <w:sz w:val="21"/>
+          <w:szCs w:val="21"/>
+        </w:rPr>
+        <w:t>formation</w:t>
+      </w:r>
+      <w:proofErr w:type="spellEnd"/>
+      <w:r>
+        <w:rPr>
+          <w:bCs/>
+          <w:sz w:val="21"/>
+          <w:szCs w:val="21"/>
+        </w:rPr>
+        <w:t xml:space="preserve"> }</w:t>
+      </w:r>
+      <w:proofErr w:type="gramEnd"/>
+      <w:r>
+        <w:rPr>
+          <w:bCs/>
+          <w:sz w:val="21"/>
+          <w:szCs w:val="21"/>
+        </w:rPr>
+        <w:t>}</w:t>
       </w:r>
     </w:p>
     <w:p>
@@ -856,26 +1058,61 @@
       <w:pPr>
         <w:spacing w:after="80"/>
         <w:rPr>
-          <w:sz w:val="21"/>
-          <w:szCs w:val="21"/>
-        </w:rPr>
-      </w:pPr>
-      <w:r>
-        <w:rPr>
           <w:b/>
           <w:sz w:val="21"/>
           <w:szCs w:val="21"/>
         </w:rPr>
-        <w:t>Code RNCP/RS :</w:t>
-      </w:r>
+      </w:pPr>
       <w:r>
         <w:rPr>
           <w:b/>
           <w:sz w:val="21"/>
           <w:szCs w:val="21"/>
         </w:rPr>
+        <w:t>Code RNCP/RS :</w:t>
+      </w:r>
+      <w:r>
+        <w:rPr>
+          <w:b/>
+          <w:sz w:val="21"/>
+          <w:szCs w:val="21"/>
+        </w:rPr>
         <w:t xml:space="preserve"> </w:t>
       </w:r>
+      <w:r>
+        <w:rPr>
+          <w:b/>
+          <w:sz w:val="21"/>
+          <w:szCs w:val="21"/>
+        </w:rPr>
+        <w:t>40385</w:t>
+      </w:r>
+    </w:p>
+    <w:p>
+      <w:pPr>
+        <w:rPr>
+          <w:b/>
+          <w:sz w:val="21"/>
+          <w:szCs w:val="21"/>
+        </w:rPr>
+      </w:pPr>
+      <w:r>
+        <w:rPr>
+          <w:b/>
+          <w:sz w:val="21"/>
+          <w:szCs w:val="21"/>
+        </w:rPr>
+        <w:br w:type="page"/>
+      </w:r>
+    </w:p>
+    <w:p>
+      <w:pPr>
+        <w:spacing w:after="80"/>
+        <w:rPr>
+          <w:sz w:val="21"/>
+          <w:szCs w:val="21"/>
+        </w:rPr>
+      </w:pPr>
     </w:p>
     <w:p>
       <w:pPr>
@@ -972,12 +1209,53 @@
         </w:rPr>
         <w:t xml:space="preserve"> </w:t>
       </w:r>
+      <w:proofErr w:type="gramStart"/>
       <w:r>
         <w:rPr>
           <w:b/>
           <w:bCs/>
         </w:rPr>
-        <w:t>{{ periode_formation }} selon les modalités détaillées ci-dessous :</w:t>
+        <w:t xml:space="preserve">{{ </w:t>
+      </w:r>
+      <w:proofErr w:type="spellStart"/>
+      <w:r>
+        <w:rPr>
+          <w:b/>
+          <w:bCs/>
+        </w:rPr>
+        <w:t>periode</w:t>
+      </w:r>
+      <w:proofErr w:type="gramEnd"/>
+      <w:r>
+        <w:rPr>
+          <w:b/>
+          <w:bCs/>
+        </w:rPr>
+        <w:t>_</w:t>
+      </w:r>
+      <w:proofErr w:type="gramStart"/>
+      <w:r>
+        <w:rPr>
+          <w:b/>
+          <w:bCs/>
+        </w:rPr>
+        <w:t>formation</w:t>
+      </w:r>
+      <w:proofErr w:type="spellEnd"/>
+      <w:r>
+        <w:rPr>
+          <w:b/>
+          <w:bCs/>
+        </w:rPr>
+        <w:t xml:space="preserve"> }</w:t>
+      </w:r>
+      <w:proofErr w:type="gramEnd"/>
+      <w:r>
+        <w:rPr>
+          <w:b/>
+          <w:bCs/>
+        </w:rPr>
+        <w:t>} selon les modalités détaillées ci-dessous :</w:t>
       </w:r>
       <w:r>
         <w:rPr>
@@ -1024,7 +1302,31 @@
         <w:ind w:left="360" w:hanging="216"/>
       </w:pPr>
       <w:r>
-        <w:t>• Formation à distance : {{ periode_elearning }}, soit 175 heures.</w:t>
+        <w:t xml:space="preserve">• Formation à distance : </w:t>
+      </w:r>
+      <w:proofErr w:type="gramStart"/>
+      <w:r>
+        <w:t xml:space="preserve">{{ </w:t>
+      </w:r>
+      <w:proofErr w:type="spellStart"/>
+      <w:r>
+        <w:t>periode</w:t>
+      </w:r>
+      <w:proofErr w:type="gramEnd"/>
+      <w:r>
+        <w:t>_</w:t>
+      </w:r>
+      <w:proofErr w:type="gramStart"/>
+      <w:r>
+        <w:t>elearning</w:t>
+      </w:r>
+      <w:proofErr w:type="spellEnd"/>
+      <w:r>
+        <w:t xml:space="preserve"> }</w:t>
+      </w:r>
+      <w:proofErr w:type="gramEnd"/>
+      <w:r>
+        <w:t>}, soit 175 heures.</w:t>
       </w:r>
     </w:p>
     <w:p>
@@ -1033,7 +1335,31 @@
         <w:ind w:left="360" w:hanging="216"/>
       </w:pPr>
       <w:r>
-        <w:t>• Formation en présentiel : {{ periode_presentiel }}, soit 70 heures.</w:t>
+        <w:t xml:space="preserve">• Formation en présentiel : </w:t>
+      </w:r>
+      <w:proofErr w:type="gramStart"/>
+      <w:r>
+        <w:t xml:space="preserve">{{ </w:t>
+      </w:r>
+      <w:proofErr w:type="spellStart"/>
+      <w:r>
+        <w:t>periode</w:t>
+      </w:r>
+      <w:proofErr w:type="gramEnd"/>
+      <w:r>
+        <w:t>_</w:t>
+      </w:r>
+      <w:proofErr w:type="gramStart"/>
+      <w:r>
+        <w:t>presentiel</w:t>
+      </w:r>
+      <w:proofErr w:type="spellEnd"/>
+      <w:r>
+        <w:t xml:space="preserve"> }</w:t>
+      </w:r>
+      <w:proofErr w:type="gramEnd"/>
+      <w:r>
+        <w:t>}, soit 70 heures.</w:t>
       </w:r>
     </w:p>
     <w:p>
@@ -1132,21 +1458,14 @@
       </w:r>
     </w:p>
     <w:p>
-      <w:pPr>
-        <w:spacing w:after="80"/>
-        <w:jc w:val="both"/>
+      <w:r>
+        <w:br w:type="page"/>
+      </w:r>
+      <w:r>
         <w:rPr>
           <w:b/>
         </w:rPr>
-      </w:pPr>
-      <w:r>
         <w:lastRenderedPageBreak/>
-        <w:br/>
-      </w:r>
-      <w:r>
-        <w:rPr>
-          <w:b/>
-        </w:rPr>
         <w:t>Moyens pédagogiques :</w:t>
       </w:r>
     </w:p>
@@ -1448,6 +1767,18 @@
       <w:r>
         <w:t>- la possibilité pour le stagiaire de contacter l’équipe pédagogique par messagerie, téléphone ou visioconférence selon les modalités communiquées en début de formation.</w:t>
       </w:r>
+    </w:p>
+    <w:p>
+      <w:r>
+        <w:br w:type="page"/>
+      </w:r>
+    </w:p>
+    <w:p>
+      <w:pPr>
+        <w:spacing w:after="80"/>
+        <w:ind w:left="360" w:hanging="216"/>
+        <w:jc w:val="both"/>
+      </w:pPr>
     </w:p>
     <w:p>
       <w:pPr>
@@ -2001,8 +2332,13 @@
         <w:jc w:val="both"/>
       </w:pPr>
       <w:r>
-        <w:t>- Élaborer des processus de recrutement prenant en compte les différentes organisations et supports de sourcing</w:t>
-      </w:r>
+        <w:t xml:space="preserve">- Élaborer des processus de recrutement prenant en compte les différentes organisations et supports de </w:t>
+      </w:r>
+      <w:proofErr w:type="spellStart"/>
+      <w:r>
+        <w:t>sourcing</w:t>
+      </w:r>
+      <w:proofErr w:type="spellEnd"/>
     </w:p>
     <w:p>
       <w:pPr>
@@ -2226,47 +2562,54 @@
     <w:p>
       <w:pPr>
         <w:spacing w:before="200" w:after="120"/>
-      </w:pPr>
-      <w:r>
         <w:rPr>
           <w:b/>
           <w:color w:val="000000"/>
           <w:sz w:val="24"/>
         </w:rPr>
-        <w:lastRenderedPageBreak/>
-        <w:t>Article 6 - Nature de la sanction de la formation</w:t>
-      </w:r>
-    </w:p>
-    <w:p>
-      <w:pPr>
-        <w:spacing w:after="80"/>
-        <w:rPr>
-          <w:b/>
-          <w:bCs/>
-        </w:rPr>
-      </w:pPr>
-      <w:r>
-        <w:t>En cas de réussite à l’examen de fin de formation, le stagiaire obtient la qualification :</w:t>
-      </w:r>
-      <w:r>
-        <w:t xml:space="preserve"> </w:t>
-      </w:r>
-      <w:r>
-        <w:rPr>
-          <w:b/>
-          <w:bCs/>
-        </w:rPr>
-        <w:t>DIRIGEANT D’ENTREPRISE DE SÉCURITÉ PRIVÉE (DESP)</w:t>
-      </w:r>
-    </w:p>
-    <w:p>
-      <w:pPr>
+      </w:pPr>
+    </w:p>
+    <w:p>
+      <w:pPr>
+        <w:spacing w:before="200" w:after="120"/>
+      </w:pPr>
+      <w:r>
         <w:rPr>
           <w:b/>
           <w:color w:val="000000"/>
           <w:sz w:val="24"/>
         </w:rPr>
-      </w:pPr>
+        <w:t>Article 6 - Nature de la sanction de la formation</w:t>
+      </w:r>
+    </w:p>
+    <w:p>
+      <w:pPr>
+        <w:spacing w:after="80"/>
+        <w:jc w:val="center"/>
+      </w:pPr>
+      <w:r>
+        <w:t>En cas de réussite à l’examen de fin de formation, le stagiaire obtient la qualification :</w:t>
+      </w:r>
+      <w:r>
+        <w:t xml:space="preserve"> </w:t>
+      </w:r>
+    </w:p>
+    <w:p>
+      <w:pPr>
+        <w:spacing w:after="80"/>
+        <w:jc w:val="center"/>
+        <w:rPr>
+          <w:b/>
+          <w:bCs/>
+        </w:rPr>
+      </w:pPr>
+      <w:r>
+        <w:rPr>
+          <w:b/>
+          <w:bCs/>
+        </w:rPr>
+        <w:t>DIRIGEANT D’ENTREPRISE DE SÉCURITÉ PRIVÉE (DESP)</w:t>
+      </w:r>
     </w:p>
     <w:p>
       <w:pPr>
@@ -2276,21 +2619,22 @@
           <w:sz w:val="24"/>
         </w:rPr>
       </w:pPr>
-      <w:r>
+    </w:p>
+    <w:p>
+      <w:pPr>
         <w:rPr>
           <w:b/>
           <w:color w:val="000000"/>
           <w:sz w:val="24"/>
         </w:rPr>
-        <w:t xml:space="preserve">Article 7 - </w:t>
-      </w:r>
+      </w:pPr>
       <w:r>
         <w:rPr>
           <w:b/>
           <w:color w:val="000000"/>
           <w:sz w:val="24"/>
         </w:rPr>
-        <w:t>Délai</w:t>
+        <w:t xml:space="preserve">Article 7 - </w:t>
       </w:r>
       <w:r>
         <w:rPr>
@@ -2298,69 +2642,86 @@
           <w:color w:val="000000"/>
           <w:sz w:val="24"/>
         </w:rPr>
-        <w:t xml:space="preserve"> de rétractation</w:t>
-      </w:r>
-    </w:p>
-    <w:p>
-      <w:pPr>
-        <w:spacing w:after="80"/>
-        <w:jc w:val="both"/>
-      </w:pPr>
-      <w:r>
-        <w:t>A compter de la date de signature du présent contrat, le stagiaire a un délai de 10 jours pour se rétracter. Le délai de rétractation est porté à 14 jours (article L.121-16 du Code de la consommation) pour les contrats conclus « à distance » et les contrats conclus « hors établissement ». Il en informe l’organisme de formation par lettre recommandée avec accusé de réception. Dans ce cas, aucune somme ne peut être exigée du stagiaire.</w:t>
-      </w:r>
-    </w:p>
-    <w:p>
-      <w:pPr>
-        <w:jc w:val="both"/>
+        <w:t>Délai</w:t>
+      </w:r>
+      <w:r>
         <w:rPr>
           <w:b/>
           <w:color w:val="000000"/>
           <w:sz w:val="24"/>
         </w:rPr>
-      </w:pPr>
-      <w:r>
+        <w:t xml:space="preserve"> de rétractation</w:t>
+      </w:r>
+    </w:p>
+    <w:p>
+      <w:pPr>
+        <w:spacing w:after="80"/>
+        <w:jc w:val="both"/>
+      </w:pPr>
+      <w:r>
+        <w:t>A compter de la date de signature du présent contrat, le stagiaire a un délai de 10 jours pour se rétracter. Le délai de rétractation est porté à 14 jours (article L.121-16 du Code de la consommation) pour les contrats conclus « à distance » et les contrats conclus « hors établissement ». Il en informe l’organisme de formation par lettre recommandée avec accusé de réception. Dans ce cas, aucune somme ne peut être exigée du stagiaire.</w:t>
+      </w:r>
+    </w:p>
+    <w:p>
+      <w:pPr>
+        <w:jc w:val="both"/>
         <w:rPr>
           <w:b/>
           <w:color w:val="000000"/>
           <w:sz w:val="24"/>
         </w:rPr>
-        <w:br/>
-      </w:r>
-    </w:p>
-    <w:p>
-      <w:pPr>
+      </w:pPr>
+      <w:r>
         <w:rPr>
           <w:b/>
           <w:color w:val="000000"/>
           <w:sz w:val="24"/>
         </w:rPr>
-      </w:pPr>
-      <w:r>
+        <w:br/>
+      </w:r>
+    </w:p>
+    <w:p>
+      <w:pPr>
         <w:rPr>
           <w:b/>
           <w:color w:val="000000"/>
           <w:sz w:val="24"/>
         </w:rPr>
-        <w:br w:type="page"/>
-      </w:r>
-    </w:p>
-    <w:p>
-      <w:pPr>
-        <w:jc w:val="both"/>
+      </w:pPr>
+      <w:r>
         <w:rPr>
           <w:b/>
           <w:color w:val="000000"/>
           <w:sz w:val="24"/>
         </w:rPr>
-      </w:pPr>
-      <w:r>
+        <w:br w:type="page"/>
+      </w:r>
+    </w:p>
+    <w:p>
+      <w:pPr>
+        <w:jc w:val="both"/>
         <w:rPr>
           <w:b/>
           <w:color w:val="000000"/>
           <w:sz w:val="24"/>
         </w:rPr>
-        <w:lastRenderedPageBreak/>
+      </w:pPr>
+    </w:p>
+    <w:p>
+      <w:pPr>
+        <w:jc w:val="both"/>
+        <w:rPr>
+          <w:b/>
+          <w:color w:val="000000"/>
+          <w:sz w:val="24"/>
+        </w:rPr>
+      </w:pPr>
+      <w:r>
+        <w:rPr>
+          <w:b/>
+          <w:color w:val="000000"/>
+          <w:sz w:val="24"/>
+        </w:rPr>
         <w:t>Article 8 - Dispositions financières</w:t>
       </w:r>
     </w:p>
@@ -2423,6 +2784,7 @@
                 <w:szCs w:val="20"/>
               </w:rPr>
             </w:pPr>
+            <w:proofErr w:type="gramStart"/>
             <w:r>
               <w:rPr>
                 <w:rFonts w:eastAsia="Aptos" w:cs="Arial"/>
@@ -2430,7 +2792,37 @@
                 <w:color w:val="0F172A"/>
                 <w:szCs w:val="20"/>
               </w:rPr>
-              <w:t>{{ montant_formation_eur }}</w:t>
+              <w:t xml:space="preserve">{{ </w:t>
+            </w:r>
+            <w:proofErr w:type="spellStart"/>
+            <w:r>
+              <w:rPr>
+                <w:rFonts w:eastAsia="Aptos" w:cs="Arial"/>
+                <w:b/>
+                <w:color w:val="0F172A"/>
+                <w:szCs w:val="20"/>
+              </w:rPr>
+              <w:t>montant</w:t>
+            </w:r>
+            <w:proofErr w:type="gramEnd"/>
+            <w:r>
+              <w:rPr>
+                <w:rFonts w:eastAsia="Aptos" w:cs="Arial"/>
+                <w:b/>
+                <w:color w:val="0F172A"/>
+                <w:szCs w:val="20"/>
+              </w:rPr>
+              <w:t>_formation_eur</w:t>
+            </w:r>
+            <w:proofErr w:type="spellEnd"/>
+            <w:r>
+              <w:rPr>
+                <w:rFonts w:eastAsia="Aptos" w:cs="Arial"/>
+                <w:b/>
+                <w:color w:val="0F172A"/>
+                <w:szCs w:val="20"/>
+              </w:rPr>
+              <w:t xml:space="preserve"> }}</w:t>
             </w:r>
           </w:p>
         </w:tc>
@@ -2531,6 +2923,7 @@
                 <w:szCs w:val="20"/>
               </w:rPr>
             </w:pPr>
+            <w:proofErr w:type="gramStart"/>
             <w:r>
               <w:rPr>
                 <w:rFonts w:eastAsia="Aptos" w:cs="Arial"/>
@@ -2538,7 +2931,37 @@
                 <w:color w:val="0F172A"/>
                 <w:szCs w:val="20"/>
               </w:rPr>
-              <w:t>{{ montant_formation_eur }}</w:t>
+              <w:t xml:space="preserve">{{ </w:t>
+            </w:r>
+            <w:proofErr w:type="spellStart"/>
+            <w:r>
+              <w:rPr>
+                <w:rFonts w:eastAsia="Aptos" w:cs="Arial"/>
+                <w:b/>
+                <w:color w:val="0F172A"/>
+                <w:szCs w:val="20"/>
+              </w:rPr>
+              <w:t>montant</w:t>
+            </w:r>
+            <w:proofErr w:type="gramEnd"/>
+            <w:r>
+              <w:rPr>
+                <w:rFonts w:eastAsia="Aptos" w:cs="Arial"/>
+                <w:b/>
+                <w:color w:val="0F172A"/>
+                <w:szCs w:val="20"/>
+              </w:rPr>
+              <w:t>_formation_eur</w:t>
+            </w:r>
+            <w:proofErr w:type="spellEnd"/>
+            <w:r>
+              <w:rPr>
+                <w:rFonts w:eastAsia="Aptos" w:cs="Arial"/>
+                <w:b/>
+                <w:color w:val="0F172A"/>
+                <w:szCs w:val="20"/>
+              </w:rPr>
+              <w:t xml:space="preserve"> }}</w:t>
             </w:r>
           </w:p>
         </w:tc>
@@ -2602,6 +3025,7 @@
               </w:rPr>
               <w:t xml:space="preserve">Le prix de l’action de formation est fixé à </w:t>
             </w:r>
+            <w:proofErr w:type="gramStart"/>
             <w:r>
               <w:rPr>
                 <w:rFonts w:eastAsia="Aptos" w:cs="Arial"/>
@@ -2609,7 +3033,57 @@
                 <w:color w:val="0F172A"/>
                 <w:szCs w:val="20"/>
               </w:rPr>
-              <w:t>{{ montant_formation_eur }} HT</w:t>
+              <w:t xml:space="preserve">{{ </w:t>
+            </w:r>
+            <w:proofErr w:type="spellStart"/>
+            <w:r>
+              <w:rPr>
+                <w:rFonts w:eastAsia="Aptos" w:cs="Arial"/>
+                <w:b/>
+                <w:color w:val="0F172A"/>
+                <w:szCs w:val="20"/>
+              </w:rPr>
+              <w:t>montant</w:t>
+            </w:r>
+            <w:proofErr w:type="gramEnd"/>
+            <w:r>
+              <w:rPr>
+                <w:rFonts w:eastAsia="Aptos" w:cs="Arial"/>
+                <w:b/>
+                <w:color w:val="0F172A"/>
+                <w:szCs w:val="20"/>
+              </w:rPr>
+              <w:t>_formation_</w:t>
+            </w:r>
+            <w:proofErr w:type="gramStart"/>
+            <w:r>
+              <w:rPr>
+                <w:rFonts w:eastAsia="Aptos" w:cs="Arial"/>
+                <w:b/>
+                <w:color w:val="0F172A"/>
+                <w:szCs w:val="20"/>
+              </w:rPr>
+              <w:t>eur</w:t>
+            </w:r>
+            <w:proofErr w:type="spellEnd"/>
+            <w:r>
+              <w:rPr>
+                <w:rFonts w:eastAsia="Aptos" w:cs="Arial"/>
+                <w:b/>
+                <w:color w:val="0F172A"/>
+                <w:szCs w:val="20"/>
+              </w:rPr>
+              <w:t xml:space="preserve"> }</w:t>
+            </w:r>
+            <w:proofErr w:type="gramEnd"/>
+            <w:r>
+              <w:rPr>
+                <w:rFonts w:eastAsia="Aptos" w:cs="Arial"/>
+                <w:b/>
+                <w:color w:val="0F172A"/>
+                <w:szCs w:val="20"/>
+              </w:rPr>
+              <w:t>} HT</w:t>
             </w:r>
             <w:r>
               <w:rPr>
@@ -2619,6 +3093,7 @@
               </w:rPr>
               <w:t xml:space="preserve">. L’organisme de formation atteste être exonéré de TVA en application de l’article 261-4-4° du Code général des impôts. Le prix total de l’action de formation est donc fixé à </w:t>
             </w:r>
+            <w:proofErr w:type="gramStart"/>
             <w:r>
               <w:rPr>
                 <w:rFonts w:eastAsia="Aptos" w:cs="Arial"/>
@@ -2626,7 +3101,57 @@
                 <w:color w:val="0F172A"/>
                 <w:szCs w:val="20"/>
               </w:rPr>
-              <w:t>{{ montant_formation_eur }} TTC</w:t>
+              <w:t xml:space="preserve">{{ </w:t>
+            </w:r>
+            <w:proofErr w:type="spellStart"/>
+            <w:r>
+              <w:rPr>
+                <w:rFonts w:eastAsia="Aptos" w:cs="Arial"/>
+                <w:b/>
+                <w:color w:val="0F172A"/>
+                <w:szCs w:val="20"/>
+              </w:rPr>
+              <w:t>montant</w:t>
+            </w:r>
+            <w:proofErr w:type="gramEnd"/>
+            <w:r>
+              <w:rPr>
+                <w:rFonts w:eastAsia="Aptos" w:cs="Arial"/>
+                <w:b/>
+                <w:color w:val="0F172A"/>
+                <w:szCs w:val="20"/>
+              </w:rPr>
+              <w:t>_formation_</w:t>
+            </w:r>
+            <w:proofErr w:type="gramStart"/>
+            <w:r>
+              <w:rPr>
+                <w:rFonts w:eastAsia="Aptos" w:cs="Arial"/>
+                <w:b/>
+                <w:color w:val="0F172A"/>
+                <w:szCs w:val="20"/>
+              </w:rPr>
+              <w:t>eur</w:t>
+            </w:r>
+            <w:proofErr w:type="spellEnd"/>
+            <w:r>
+              <w:rPr>
+                <w:rFonts w:eastAsia="Aptos" w:cs="Arial"/>
+                <w:b/>
+                <w:color w:val="0F172A"/>
+                <w:szCs w:val="20"/>
+              </w:rPr>
+              <w:t xml:space="preserve"> }</w:t>
+            </w:r>
+            <w:proofErr w:type="gramEnd"/>
+            <w:r>
+              <w:rPr>
+                <w:rFonts w:eastAsia="Aptos" w:cs="Arial"/>
+                <w:b/>
+                <w:color w:val="0F172A"/>
+                <w:szCs w:val="20"/>
+              </w:rPr>
+              <w:t>} TTC</w:t>
             </w:r>
             <w:r>
               <w:rPr>
@@ -2740,6 +3265,7 @@
                 <w:szCs w:val="20"/>
               </w:rPr>
             </w:pPr>
+            <w:proofErr w:type="gramStart"/>
             <w:r>
               <w:rPr>
                 <w:rFonts w:eastAsia="Aptos" w:cs="Arial"/>
@@ -2747,7 +3273,37 @@
                 <w:color w:val="0F172A"/>
                 <w:szCs w:val="20"/>
               </w:rPr>
-              <w:t>{{ montant_cpf_eur }}</w:t>
+              <w:t xml:space="preserve">{{ </w:t>
+            </w:r>
+            <w:proofErr w:type="spellStart"/>
+            <w:r>
+              <w:rPr>
+                <w:rFonts w:eastAsia="Aptos" w:cs="Arial"/>
+                <w:b/>
+                <w:color w:val="0F172A"/>
+                <w:szCs w:val="20"/>
+              </w:rPr>
+              <w:t>montant</w:t>
+            </w:r>
+            <w:proofErr w:type="gramEnd"/>
+            <w:r>
+              <w:rPr>
+                <w:rFonts w:eastAsia="Aptos" w:cs="Arial"/>
+                <w:b/>
+                <w:color w:val="0F172A"/>
+                <w:szCs w:val="20"/>
+              </w:rPr>
+              <w:t>_cpf_eur</w:t>
+            </w:r>
+            <w:proofErr w:type="spellEnd"/>
+            <w:r>
+              <w:rPr>
+                <w:rFonts w:eastAsia="Aptos" w:cs="Arial"/>
+                <w:b/>
+                <w:color w:val="0F172A"/>
+                <w:szCs w:val="20"/>
+              </w:rPr>
+              <w:t xml:space="preserve"> }}</w:t>
             </w:r>
           </w:p>
         </w:tc>
@@ -2865,6 +3421,7 @@
                 <w:szCs w:val="20"/>
               </w:rPr>
             </w:pPr>
+            <w:proofErr w:type="gramStart"/>
             <w:r>
               <w:rPr>
                 <w:rFonts w:eastAsia="Aptos" w:cs="Arial"/>
@@ -2872,7 +3429,37 @@
                 <w:color w:val="0F172A"/>
                 <w:szCs w:val="20"/>
               </w:rPr>
-              <w:t>{{ montant_autre_eur }}</w:t>
+              <w:t xml:space="preserve">{{ </w:t>
+            </w:r>
+            <w:proofErr w:type="spellStart"/>
+            <w:r>
+              <w:rPr>
+                <w:rFonts w:eastAsia="Aptos" w:cs="Arial"/>
+                <w:b/>
+                <w:color w:val="0F172A"/>
+                <w:szCs w:val="20"/>
+              </w:rPr>
+              <w:t>montant</w:t>
+            </w:r>
+            <w:proofErr w:type="gramEnd"/>
+            <w:r>
+              <w:rPr>
+                <w:rFonts w:eastAsia="Aptos" w:cs="Arial"/>
+                <w:b/>
+                <w:color w:val="0F172A"/>
+                <w:szCs w:val="20"/>
+              </w:rPr>
+              <w:t>_autre_eur</w:t>
+            </w:r>
+            <w:proofErr w:type="spellEnd"/>
+            <w:r>
+              <w:rPr>
+                <w:rFonts w:eastAsia="Aptos" w:cs="Arial"/>
+                <w:b/>
+                <w:color w:val="0F172A"/>
+                <w:szCs w:val="20"/>
+              </w:rPr>
+              <w:t xml:space="preserve"> }}</w:t>
             </w:r>
           </w:p>
         </w:tc>
@@ -2983,6 +3570,7 @@
                 <w:szCs w:val="20"/>
               </w:rPr>
             </w:pPr>
+            <w:proofErr w:type="gramStart"/>
             <w:r>
               <w:rPr>
                 <w:rFonts w:eastAsiaTheme="minorEastAsia" w:cs="Arial"/>
@@ -2990,7 +3578,37 @@
                 <w:bCs/>
                 <w:szCs w:val="20"/>
               </w:rPr>
-              <w:t>{{ montant_financement_personnel_eur }}</w:t>
+              <w:t xml:space="preserve">{{ </w:t>
+            </w:r>
+            <w:proofErr w:type="spellStart"/>
+            <w:r>
+              <w:rPr>
+                <w:rFonts w:eastAsiaTheme="minorEastAsia" w:cs="Arial"/>
+                <w:b/>
+                <w:bCs/>
+                <w:szCs w:val="20"/>
+              </w:rPr>
+              <w:t>montant</w:t>
+            </w:r>
+            <w:proofErr w:type="gramEnd"/>
+            <w:r>
+              <w:rPr>
+                <w:rFonts w:eastAsiaTheme="minorEastAsia" w:cs="Arial"/>
+                <w:b/>
+                <w:bCs/>
+                <w:szCs w:val="20"/>
+              </w:rPr>
+              <w:t>_financement_personnel_eur</w:t>
+            </w:r>
+            <w:proofErr w:type="spellEnd"/>
+            <w:r>
+              <w:rPr>
+                <w:rFonts w:eastAsiaTheme="minorEastAsia" w:cs="Arial"/>
+                <w:b/>
+                <w:bCs/>
+                <w:szCs w:val="20"/>
+              </w:rPr>
+              <w:t xml:space="preserve"> }}</w:t>
             </w:r>
           </w:p>
         </w:tc>
@@ -3139,13 +3757,32 @@
               </w:rPr>
               <w:t xml:space="preserve">Le stagiaire s’engage à régler la somme de </w:t>
             </w:r>
+            <w:proofErr w:type="gramStart"/>
             <w:r>
               <w:rPr>
                 <w:b/>
                 <w:color w:val="DC2626"/>
                 <w:sz w:val="21"/>
               </w:rPr>
-              <w:t>{{ montant_</w:t>
+              <w:t xml:space="preserve">{{ </w:t>
+            </w:r>
+            <w:proofErr w:type="spellStart"/>
+            <w:r>
+              <w:rPr>
+                <w:b/>
+                <w:color w:val="DC2626"/>
+                <w:sz w:val="21"/>
+              </w:rPr>
+              <w:t>montant</w:t>
+            </w:r>
+            <w:proofErr w:type="gramEnd"/>
+            <w:r>
+              <w:rPr>
+                <w:b/>
+                <w:color w:val="DC2626"/>
+                <w:sz w:val="21"/>
+              </w:rPr>
+              <w:t>_</w:t>
             </w:r>
             <w:r>
               <w:rPr>
@@ -3161,8 +3798,27 @@
                 <w:color w:val="DC2626"/>
                 <w:sz w:val="21"/>
               </w:rPr>
-              <w:t>personnel_eur }</w:t>
+              <w:t>personnel_</w:t>
             </w:r>
+            <w:proofErr w:type="gramStart"/>
+            <w:r>
+              <w:rPr>
+                <w:b/>
+                <w:color w:val="DC2626"/>
+                <w:sz w:val="21"/>
+              </w:rPr>
+              <w:t>eur</w:t>
+            </w:r>
+            <w:proofErr w:type="spellEnd"/>
+            <w:r>
+              <w:rPr>
+                <w:b/>
+                <w:color w:val="DC2626"/>
+                <w:sz w:val="21"/>
+              </w:rPr>
+              <w:t xml:space="preserve"> }</w:t>
+            </w:r>
+            <w:proofErr w:type="gramEnd"/>
             <w:r>
               <w:rPr>
                 <w:b/>
@@ -3177,13 +3833,59 @@
               </w:rPr>
               <w:t>, correspondant au montant restant à sa charge après déduction du montant pris en charge via CPF (</w:t>
             </w:r>
+            <w:proofErr w:type="gramStart"/>
             <w:r>
               <w:rPr>
                 <w:b/>
                 <w:color w:val="16A34A"/>
                 <w:sz w:val="21"/>
               </w:rPr>
-              <w:t>{{ montant_cpf_eur }}</w:t>
+              <w:t xml:space="preserve">{{ </w:t>
+            </w:r>
+            <w:proofErr w:type="spellStart"/>
+            <w:r>
+              <w:rPr>
+                <w:b/>
+                <w:color w:val="16A34A"/>
+                <w:sz w:val="21"/>
+              </w:rPr>
+              <w:t>montant</w:t>
+            </w:r>
+            <w:proofErr w:type="gramEnd"/>
+            <w:r>
+              <w:rPr>
+                <w:b/>
+                <w:color w:val="16A34A"/>
+                <w:sz w:val="21"/>
+              </w:rPr>
+              <w:t>_cpf_</w:t>
+            </w:r>
+            <w:proofErr w:type="gramStart"/>
+            <w:r>
+              <w:rPr>
+                <w:b/>
+                <w:color w:val="16A34A"/>
+                <w:sz w:val="21"/>
+              </w:rPr>
+              <w:t>eur</w:t>
+            </w:r>
+            <w:proofErr w:type="spellEnd"/>
+            <w:r>
+              <w:rPr>
+                <w:b/>
+                <w:color w:val="16A34A"/>
+                <w:sz w:val="21"/>
+              </w:rPr>
+              <w:t xml:space="preserve"> }</w:t>
+            </w:r>
+            <w:proofErr w:type="gramEnd"/>
+            <w:r>
+              <w:rPr>
+                <w:b/>
+                <w:color w:val="16A34A"/>
+                <w:sz w:val="21"/>
+              </w:rPr>
+              <w:t>}</w:t>
             </w:r>
             <w:r>
               <w:rPr>
@@ -3191,13 +3893,50 @@
               </w:rPr>
               <w:t>) et des autres financements éventuels (</w:t>
             </w:r>
+            <w:proofErr w:type="gramStart"/>
             <w:r>
               <w:rPr>
                 <w:b/>
                 <w:color w:val="7C3AED"/>
                 <w:sz w:val="21"/>
               </w:rPr>
-              <w:t>{{ montant_autre_eur }}</w:t>
+              <w:t xml:space="preserve">{{ </w:t>
+            </w:r>
+            <w:proofErr w:type="spellStart"/>
+            <w:r>
+              <w:rPr>
+                <w:b/>
+                <w:color w:val="7C3AED"/>
+                <w:sz w:val="21"/>
+              </w:rPr>
+              <w:t>montant</w:t>
+            </w:r>
+            <w:proofErr w:type="gramEnd"/>
+            <w:r>
+              <w:rPr>
+                <w:b/>
+                <w:color w:val="7C3AED"/>
+                <w:sz w:val="21"/>
+              </w:rPr>
+              <w:t>_autre_</w:t>
+            </w:r>
+            <w:proofErr w:type="gramStart"/>
+            <w:r>
+              <w:rPr>
+                <w:b/>
+                <w:color w:val="7C3AED"/>
+                <w:sz w:val="21"/>
+              </w:rPr>
+              <w:t>eur</w:t>
+            </w:r>
+            <w:proofErr w:type="spellEnd"/>
+            <w:r>
+              <w:rPr>
+                <w:b/>
+                <w:color w:val="7C3AED"/>
+                <w:sz w:val="21"/>
+              </w:rPr>
+              <w:t xml:space="preserve"> }}</w:t>
             </w:r>
             <w:r>
               <w:rPr>
@@ -3205,6 +3944,7 @@
               </w:rPr>
               <w:t>)*</w:t>
             </w:r>
+            <w:proofErr w:type="gramEnd"/>
           </w:p>
           <w:p>
             <w:pPr>
@@ -3285,172 +4025,228 @@
           <w:sz w:val="24"/>
         </w:rPr>
       </w:pPr>
-    </w:p>
-    <w:p>
-      <w:pPr>
-        <w:spacing w:before="200" w:after="120"/>
+      <w:r>
         <w:rPr>
           <w:b/>
           <w:color w:val="000000"/>
           <w:sz w:val="24"/>
         </w:rPr>
-      </w:pPr>
-      <w:r>
+        <w:t>Article 9 - Interruption de stage</w:t>
+      </w:r>
+    </w:p>
+    <w:p>
+      <w:pPr>
+        <w:spacing w:after="80"/>
+        <w:jc w:val="both"/>
+      </w:pPr>
+    </w:p>
+    <w:p>
+      <w:pPr>
+        <w:spacing w:after="80"/>
+        <w:jc w:val="both"/>
+      </w:pPr>
+      <w:r>
+        <w:t>En cas de cessation de l’action de formation du fait de l’abandon du stage par le stagiaire pour un autre motif que la force majeure dûment reconnue, le présent contrat est résilié selon les modalités financières suivantes :</w:t>
+      </w:r>
+    </w:p>
+    <w:p>
+      <w:pPr>
+        <w:spacing w:after="80"/>
+        <w:jc w:val="both"/>
+      </w:pPr>
+    </w:p>
+    <w:p>
+      <w:pPr>
+        <w:spacing w:after="80"/>
+        <w:ind w:left="360" w:hanging="216"/>
+        <w:jc w:val="both"/>
+      </w:pPr>
+      <w:r>
+        <w:t>- En cas d’annulation dans un délai supérieur à 1 mois avant le début de la formation : le stagiaire est tenu de payer une pénalité d’annulation à hauteur de 10 % du coût total initial de la formation.</w:t>
+      </w:r>
+    </w:p>
+    <w:p>
+      <w:pPr>
+        <w:spacing w:after="80"/>
+        <w:ind w:left="360" w:hanging="216"/>
+        <w:jc w:val="both"/>
+      </w:pPr>
+      <w:r>
+        <w:t>- En cas d’annulation entre 1 mois et 2 semaines avant la date de formation : le stagiaire est tenu de payer une pénalité d’annulation à hauteur de 20 % du coût total initial de la formation.</w:t>
+      </w:r>
+    </w:p>
+    <w:p>
+      <w:pPr>
+        <w:spacing w:after="80"/>
+        <w:ind w:left="360" w:hanging="216"/>
+        <w:jc w:val="both"/>
+      </w:pPr>
+      <w:r>
+        <w:t>- En cas d’annulation dans un délai inférieur à 2 semaines avant la date de formation : le stagiaire est tenu de payer une pénalité d’annulation à hauteur de 30 % du coût total initial de la formation.</w:t>
+      </w:r>
+    </w:p>
+    <w:p>
+      <w:pPr>
+        <w:spacing w:after="80"/>
+        <w:ind w:left="360" w:hanging="216"/>
+        <w:jc w:val="both"/>
+      </w:pPr>
+      <w:r>
+        <w:t xml:space="preserve">- En cas d’annulation pendant la formation : le stagiaire est tenu de payer une pénalité d’annulation à hauteur de 30 % du coût total initial de la formation + les prestations effectivement dispensées au prorata </w:t>
+      </w:r>
+      <w:proofErr w:type="spellStart"/>
+      <w:r>
+        <w:t>temporis</w:t>
+      </w:r>
+      <w:proofErr w:type="spellEnd"/>
+      <w:r>
+        <w:t xml:space="preserve"> de leur valeur prévue au présent contrat.</w:t>
+      </w:r>
+    </w:p>
+    <w:p>
+      <w:pPr>
+        <w:spacing w:after="80"/>
+        <w:ind w:left="360" w:hanging="216"/>
+        <w:jc w:val="both"/>
+      </w:pPr>
+    </w:p>
+    <w:p>
+      <w:pPr>
+        <w:spacing w:after="80"/>
+        <w:jc w:val="both"/>
+      </w:pPr>
+      <w:r>
+        <w:t xml:space="preserve">Si le stagiaire est empêché de suivre l’action par suite de force majeure dûment reconnue, le contrat de formation professionnelle est résilié. Dans ce cas, seules les prestations effectivement dispensées sont dues au prorata </w:t>
+      </w:r>
+      <w:proofErr w:type="spellStart"/>
+      <w:r>
+        <w:t>temporis</w:t>
+      </w:r>
+      <w:proofErr w:type="spellEnd"/>
+      <w:r>
+        <w:t xml:space="preserve"> de leur valeur prévue au présent contrat.</w:t>
+      </w:r>
+    </w:p>
+    <w:p>
+      <w:pPr>
+        <w:spacing w:after="80"/>
+        <w:jc w:val="both"/>
+      </w:pPr>
+    </w:p>
+    <w:p>
+      <w:pPr>
+        <w:spacing w:after="80"/>
+        <w:jc w:val="both"/>
+      </w:pPr>
+      <w:r>
+        <w:t>En cas de cessation de l’action de formation du fait du prestataire de formation :</w:t>
+      </w:r>
+    </w:p>
+    <w:p>
+      <w:pPr>
+        <w:spacing w:after="80"/>
+        <w:ind w:left="360" w:hanging="216"/>
+        <w:jc w:val="both"/>
+      </w:pPr>
+      <w:r>
+        <w:t>- en cas d’annulation de la formation avant son commencement, le stagiaire est intégralement remboursé,</w:t>
+      </w:r>
+    </w:p>
+    <w:p>
+      <w:pPr>
+        <w:spacing w:after="80"/>
+        <w:ind w:left="360" w:hanging="216"/>
+        <w:jc w:val="both"/>
+      </w:pPr>
+      <w:r>
+        <w:t xml:space="preserve">- en cas d’annulation de la formation en cours de formation, seules les prestations effectivement dispensées sont dues par le stagiaire au prorata </w:t>
+      </w:r>
+      <w:proofErr w:type="spellStart"/>
+      <w:r>
+        <w:t>temporis</w:t>
+      </w:r>
+      <w:proofErr w:type="spellEnd"/>
+      <w:r>
+        <w:t xml:space="preserve"> de leur valeur prévue au présent contrat.</w:t>
+      </w:r>
+    </w:p>
+    <w:p>
+      <w:pPr>
+        <w:jc w:val="both"/>
         <w:rPr>
           <w:b/>
           <w:color w:val="000000"/>
           <w:sz w:val="24"/>
         </w:rPr>
-        <w:t>Article 9 - Interruption de stage</w:t>
-      </w:r>
-    </w:p>
-    <w:p>
-      <w:pPr>
-        <w:spacing w:after="80"/>
-        <w:jc w:val="both"/>
-      </w:pPr>
-    </w:p>
-    <w:p>
-      <w:pPr>
-        <w:spacing w:after="80"/>
-        <w:jc w:val="both"/>
-      </w:pPr>
-      <w:r>
-        <w:t>En cas de cessation de l’action de formation du fait de l’abandon du stage par le stagiaire pour un autre motif que la force majeure dûment reconnue, le présent contrat est résilié selon les modalités financières suivantes :</w:t>
-      </w:r>
-    </w:p>
-    <w:p>
-      <w:pPr>
-        <w:spacing w:after="80"/>
-        <w:jc w:val="both"/>
-      </w:pPr>
-    </w:p>
-    <w:p>
-      <w:pPr>
-        <w:spacing w:after="80"/>
-        <w:ind w:left="360" w:hanging="216"/>
-        <w:jc w:val="both"/>
-      </w:pPr>
-      <w:r>
-        <w:t>- En cas d’annulation dans un délai supérieur à 1 mois avant le début de la formation : le stagiaire est tenu de payer une pénalité d’annulation à hauteur de 10 % du coût total initial de la formation.</w:t>
-      </w:r>
-    </w:p>
-    <w:p>
-      <w:pPr>
-        <w:spacing w:after="80"/>
-        <w:ind w:left="360" w:hanging="216"/>
-        <w:jc w:val="both"/>
-      </w:pPr>
-      <w:r>
-        <w:t>- En cas d’annulation entre 1 mois et 2 semaines avant la date de formation : le stagiaire est tenu de payer une pénalité d’annulation à hauteur de 20 % du coût total initial de la formation.</w:t>
-      </w:r>
-    </w:p>
-    <w:p>
-      <w:pPr>
-        <w:spacing w:after="80"/>
-        <w:ind w:left="360" w:hanging="216"/>
-        <w:jc w:val="both"/>
-      </w:pPr>
-      <w:r>
-        <w:t>- En cas d’annulation dans un délai inférieur à 2 semaines avant la date de formation : le stagiaire est tenu de payer une pénalité d’annulation à hauteur de 30 % du coût total initial de la formation.</w:t>
-      </w:r>
-    </w:p>
-    <w:p>
-      <w:pPr>
-        <w:spacing w:after="80"/>
-        <w:ind w:left="360" w:hanging="216"/>
-        <w:jc w:val="both"/>
-      </w:pPr>
-      <w:r>
-        <w:t>- En cas d’annulation pendant la formation : le stagiaire est tenu de payer une pénalité d’annulation à hauteur de 30 % du coût total initial de la formation + les prestations effectivement dispensées au prorata temporis de leur valeur prévue au présent contrat.</w:t>
-      </w:r>
-    </w:p>
-    <w:p>
-      <w:pPr>
-        <w:spacing w:after="80"/>
-        <w:ind w:left="360" w:hanging="216"/>
-        <w:jc w:val="both"/>
-      </w:pPr>
-    </w:p>
-    <w:p>
-      <w:pPr>
-        <w:spacing w:after="80"/>
-        <w:jc w:val="both"/>
-      </w:pPr>
-      <w:r>
-        <w:t>Si le stagiaire est empêché de suivre l’action par suite de force majeure dûment reconnue, le contrat de formation professionnelle est résilié. Dans ce cas, seules les prestations effectivement dispensées sont dues au prorata temporis de leur valeur prévue au présent contrat.</w:t>
-      </w:r>
-    </w:p>
-    <w:p>
-      <w:pPr>
-        <w:spacing w:after="80"/>
-        <w:jc w:val="both"/>
-      </w:pPr>
-    </w:p>
-    <w:p>
-      <w:pPr>
-        <w:spacing w:after="80"/>
-        <w:jc w:val="both"/>
-      </w:pPr>
-      <w:r>
-        <w:t>En cas de cessation de l’action de formation du fait du prestataire de formation :</w:t>
-      </w:r>
-    </w:p>
-    <w:p>
-      <w:pPr>
-        <w:spacing w:after="80"/>
-        <w:ind w:left="360" w:hanging="216"/>
-        <w:jc w:val="both"/>
-      </w:pPr>
-      <w:r>
-        <w:t>- en cas d’annulation de la formation avant son commencement, le stagiaire est intégralement remboursé,</w:t>
-      </w:r>
-    </w:p>
-    <w:p>
-      <w:pPr>
-        <w:spacing w:after="80"/>
-        <w:ind w:left="360" w:hanging="216"/>
-        <w:jc w:val="both"/>
-      </w:pPr>
-      <w:r>
-        <w:t>- en cas d’annulation de la formation en cours de formation, seules les prestations effectivement dispensées sont dues par le stagiaire au prorata temporis de leur valeur prévue au présent contrat.</w:t>
-      </w:r>
-    </w:p>
-    <w:p>
-      <w:pPr>
-        <w:jc w:val="both"/>
+      </w:pPr>
+      <w:r>
         <w:rPr>
           <w:b/>
           <w:color w:val="000000"/>
           <w:sz w:val="24"/>
         </w:rPr>
-      </w:pPr>
+        <w:br w:type="page"/>
+      </w:r>
       <w:r>
         <w:rPr>
           <w:b/>
           <w:color w:val="000000"/>
           <w:sz w:val="24"/>
         </w:rPr>
-        <w:br w:type="page"/>
-      </w:r>
-      <w:r>
+        <w:br/>
+      </w:r>
+    </w:p>
+    <w:p>
+      <w:pPr>
+        <w:jc w:val="both"/>
         <w:rPr>
           <w:b/>
           <w:color w:val="000000"/>
           <w:sz w:val="24"/>
         </w:rPr>
-        <w:lastRenderedPageBreak/>
-        <w:br/>
-      </w:r>
-    </w:p>
-    <w:p>
-      <w:pPr>
-        <w:jc w:val="both"/>
+      </w:pPr>
+      <w:r>
         <w:rPr>
           <w:b/>
           <w:color w:val="000000"/>
           <w:sz w:val="24"/>
         </w:rPr>
+        <w:t>Article 10 - Échec à l’examen de fin de formation</w:t>
+      </w:r>
+    </w:p>
+    <w:p>
+      <w:pPr>
+        <w:spacing w:after="80"/>
+        <w:jc w:val="both"/>
+      </w:pPr>
+      <w:r>
+        <w:t>En cas d’échec à l’examen de fin de formation, le candidat pourra s’il le souhaite, et sous réserve d’un avis favorable de l’équipe pédagogique, se présenter à une nouvelle session d’examen, dans la limite des places disponibles (12 personnes maximum autorisées lors d’un examen).</w:t>
+      </w:r>
+    </w:p>
+    <w:p>
+      <w:pPr>
+        <w:spacing w:after="80"/>
+        <w:jc w:val="both"/>
+        <w:rPr>
+          <w:b/>
+        </w:rPr>
+      </w:pPr>
+      <w:r>
+        <w:rPr>
+          <w:b/>
+        </w:rPr>
+        <w:t>La représentation à l’examen est facturée : 80 € TTC.</w:t>
+      </w:r>
+    </w:p>
+    <w:p>
+      <w:pPr>
+        <w:spacing w:after="80"/>
+        <w:jc w:val="both"/>
+      </w:pPr>
+    </w:p>
+    <w:p>
+      <w:pPr>
+        <w:spacing w:before="200" w:after="120"/>
       </w:pPr>
       <w:r>
         <w:rPr>
@@ -3458,49 +4254,6 @@
           <w:color w:val="000000"/>
           <w:sz w:val="24"/>
         </w:rPr>
-        <w:t>Article 10 - Échec à l’examen de fin de formation</w:t>
-      </w:r>
-    </w:p>
-    <w:p>
-      <w:pPr>
-        <w:spacing w:after="80"/>
-        <w:jc w:val="both"/>
-      </w:pPr>
-      <w:r>
-        <w:t>En cas d’échec à l’examen de fin de formation, le candidat pourra s’il le souhaite, et sous réserve d’un avis favorable de l’équipe pédagogique, se présenter à une nouvelle session d’examen, dans la limite des places disponibles (12 personnes maximum autorisées lors d’un examen).</w:t>
-      </w:r>
-    </w:p>
-    <w:p>
-      <w:pPr>
-        <w:spacing w:after="80"/>
-        <w:jc w:val="both"/>
-        <w:rPr>
-          <w:b/>
-        </w:rPr>
-      </w:pPr>
-      <w:r>
-        <w:rPr>
-          <w:b/>
-        </w:rPr>
-        <w:t>La représentation à l’examen est facturée : 80 € TTC.</w:t>
-      </w:r>
-    </w:p>
-    <w:p>
-      <w:pPr>
-        <w:spacing w:after="80"/>
-        <w:jc w:val="both"/>
-      </w:pPr>
-    </w:p>
-    <w:p>
-      <w:pPr>
-        <w:spacing w:before="200" w:after="120"/>
-      </w:pPr>
-      <w:r>
-        <w:rPr>
-          <w:b/>
-          <w:color w:val="000000"/>
-          <w:sz w:val="24"/>
-        </w:rPr>
         <w:t>Article 11 - Cas de différend</w:t>
       </w:r>
     </w:p>
@@ -3539,22 +4292,72 @@
       <w:r>
         <w:t xml:space="preserve">Fait en double exemplaire, à </w:t>
       </w:r>
+      <w:proofErr w:type="gramStart"/>
       <w:r>
         <w:rPr>
           <w:color w:val="0033A0"/>
           <w:sz w:val="21"/>
         </w:rPr>
-        <w:t>{{ ville }}</w:t>
-      </w:r>
-      <w:r>
-        <w:t xml:space="preserve"> le </w:t>
-      </w:r>
+        <w:t>{{ ville</w:t>
+      </w:r>
+      <w:proofErr w:type="gramEnd"/>
       <w:r>
         <w:rPr>
           <w:color w:val="0033A0"/>
           <w:sz w:val="21"/>
         </w:rPr>
-        <w:t>{{ date_jour }}</w:t>
+        <w:t xml:space="preserve"> }}</w:t>
+      </w:r>
+      <w:r>
+        <w:t xml:space="preserve"> le </w:t>
+      </w:r>
+      <w:proofErr w:type="gramStart"/>
+      <w:r>
+        <w:rPr>
+          <w:color w:val="0033A0"/>
+          <w:sz w:val="21"/>
+        </w:rPr>
+        <w:t xml:space="preserve">{{ </w:t>
+      </w:r>
+      <w:proofErr w:type="spellStart"/>
+      <w:r>
+        <w:rPr>
+          <w:color w:val="0033A0"/>
+          <w:sz w:val="21"/>
+        </w:rPr>
+        <w:t>date</w:t>
+      </w:r>
+      <w:proofErr w:type="gramEnd"/>
+      <w:r>
+        <w:rPr>
+          <w:color w:val="0033A0"/>
+          <w:sz w:val="21"/>
+        </w:rPr>
+        <w:t>_</w:t>
+      </w:r>
+      <w:proofErr w:type="gramStart"/>
+      <w:r>
+        <w:rPr>
+          <w:color w:val="0033A0"/>
+          <w:sz w:val="21"/>
+        </w:rPr>
+        <w:t>jour</w:t>
+      </w:r>
+      <w:proofErr w:type="spellEnd"/>
+      <w:r>
+        <w:rPr>
+          <w:color w:val="0033A0"/>
+          <w:sz w:val="21"/>
+        </w:rPr>
+        <w:t xml:space="preserve"> }</w:t>
+      </w:r>
+      <w:proofErr w:type="gramEnd"/>
+      <w:r>
+        <w:rPr>
+          <w:color w:val="0033A0"/>
+          <w:sz w:val="21"/>
+        </w:rPr>
+        <w:t>}</w:t>
       </w:r>
       <w:r>
         <w:t>.</w:t>
@@ -3659,13 +4462,23 @@
               <w:spacing w:after="40" w:line="264" w:lineRule="auto"/>
               <w:jc w:val="center"/>
             </w:pPr>
+            <w:proofErr w:type="gramStart"/>
             <w:r>
               <w:rPr>
                 <w:b/>
                 <w:color w:val="0033A0"/>
                 <w:sz w:val="21"/>
               </w:rPr>
-              <w:t>{{ nom }}</w:t>
+              <w:t>{{ nom</w:t>
+            </w:r>
+            <w:proofErr w:type="gramEnd"/>
+            <w:r>
+              <w:rPr>
+                <w:b/>
+                <w:color w:val="0033A0"/>
+                <w:sz w:val="21"/>
+              </w:rPr>
+              <w:t xml:space="preserve"> }}</w:t>
             </w:r>
             <w:r>
               <w:rPr>
@@ -3673,13 +4486,33 @@
               </w:rPr>
               <w:t xml:space="preserve"> </w:t>
             </w:r>
+            <w:proofErr w:type="gramStart"/>
             <w:r>
               <w:rPr>
                 <w:b/>
                 <w:color w:val="0033A0"/>
                 <w:sz w:val="21"/>
               </w:rPr>
-              <w:t>{{ prenom }}</w:t>
+              <w:t xml:space="preserve">{{ </w:t>
+            </w:r>
+            <w:proofErr w:type="spellStart"/>
+            <w:r>
+              <w:rPr>
+                <w:b/>
+                <w:color w:val="0033A0"/>
+                <w:sz w:val="21"/>
+              </w:rPr>
+              <w:t>prenom</w:t>
+            </w:r>
+            <w:proofErr w:type="spellEnd"/>
+            <w:proofErr w:type="gramEnd"/>
+            <w:r>
+              <w:rPr>
+                <w:b/>
+                <w:color w:val="0033A0"/>
+                <w:sz w:val="21"/>
+              </w:rPr>
+              <w:t xml:space="preserve"> }}</w:t>
             </w:r>
           </w:p>
         </w:tc>
@@ -4078,7 +4911,15 @@
         <w:jc w:val="both"/>
       </w:pPr>
       <w:r>
-        <w:t>Le présent règlement s’applique à toutes les personnes participantes à une action de formation organisée par Intégrale Academy - Intégrale Sécurité Formations. Un exemplaire est remis à chaque stagiaire.</w:t>
+        <w:t xml:space="preserve">Le présent règlement s’applique à toutes les personnes participantes à une action de formation organisée par Intégrale </w:t>
+      </w:r>
+      <w:proofErr w:type="spellStart"/>
+      <w:r>
+        <w:t>Academy</w:t>
+      </w:r>
+      <w:proofErr w:type="spellEnd"/>
+      <w:r>
+        <w:t xml:space="preserve"> - Intégrale Sécurité Formations. Un exemplaire est remis à chaque stagiaire.</w:t>
       </w:r>
     </w:p>
     <w:p>
@@ -4832,6 +5673,7 @@
           <w:color w:val="000000"/>
           <w:sz w:val="24"/>
         </w:rPr>
+        <w:lastRenderedPageBreak/>
         <w:br w:type="page"/>
       </w:r>
       <w:r>
@@ -4840,7 +5682,6 @@
           <w:color w:val="000000"/>
           <w:sz w:val="24"/>
         </w:rPr>
-        <w:lastRenderedPageBreak/>
         <w:br/>
       </w:r>
       <w:r>
@@ -4888,22 +5729,72 @@
       <w:r>
         <w:t xml:space="preserve">Fait en double exemplaire, à </w:t>
       </w:r>
+      <w:proofErr w:type="gramStart"/>
       <w:r>
         <w:rPr>
           <w:color w:val="0033A0"/>
           <w:sz w:val="21"/>
         </w:rPr>
-        <w:t>{{ ville }}</w:t>
-      </w:r>
-      <w:r>
-        <w:t xml:space="preserve"> le </w:t>
-      </w:r>
+        <w:t>{{ ville</w:t>
+      </w:r>
+      <w:proofErr w:type="gramEnd"/>
       <w:r>
         <w:rPr>
           <w:color w:val="0033A0"/>
           <w:sz w:val="21"/>
         </w:rPr>
-        <w:t>{{ date_jour }}</w:t>
+        <w:t xml:space="preserve"> }}</w:t>
+      </w:r>
+      <w:r>
+        <w:t xml:space="preserve"> le </w:t>
+      </w:r>
+      <w:proofErr w:type="gramStart"/>
+      <w:r>
+        <w:rPr>
+          <w:color w:val="0033A0"/>
+          <w:sz w:val="21"/>
+        </w:rPr>
+        <w:t xml:space="preserve">{{ </w:t>
+      </w:r>
+      <w:proofErr w:type="spellStart"/>
+      <w:r>
+        <w:rPr>
+          <w:color w:val="0033A0"/>
+          <w:sz w:val="21"/>
+        </w:rPr>
+        <w:t>date</w:t>
+      </w:r>
+      <w:proofErr w:type="gramEnd"/>
+      <w:r>
+        <w:rPr>
+          <w:color w:val="0033A0"/>
+          <w:sz w:val="21"/>
+        </w:rPr>
+        <w:t>_</w:t>
+      </w:r>
+      <w:proofErr w:type="gramStart"/>
+      <w:r>
+        <w:rPr>
+          <w:color w:val="0033A0"/>
+          <w:sz w:val="21"/>
+        </w:rPr>
+        <w:t>jour</w:t>
+      </w:r>
+      <w:proofErr w:type="spellEnd"/>
+      <w:r>
+        <w:rPr>
+          <w:color w:val="0033A0"/>
+          <w:sz w:val="21"/>
+        </w:rPr>
+        <w:t xml:space="preserve"> }</w:t>
+      </w:r>
+      <w:proofErr w:type="gramEnd"/>
+      <w:r>
+        <w:rPr>
+          <w:color w:val="0033A0"/>
+          <w:sz w:val="21"/>
+        </w:rPr>
+        <w:t>}</w:t>
       </w:r>
       <w:r>
         <w:t>.</w:t>
@@ -5009,13 +5900,23 @@
               <w:spacing w:after="40" w:line="264" w:lineRule="auto"/>
               <w:jc w:val="center"/>
             </w:pPr>
+            <w:proofErr w:type="gramStart"/>
             <w:r>
               <w:rPr>
                 <w:b/>
                 <w:color w:val="0033A0"/>
                 <w:sz w:val="21"/>
               </w:rPr>
-              <w:t>{{ nom }}</w:t>
+              <w:t>{{ nom</w:t>
+            </w:r>
+            <w:proofErr w:type="gramEnd"/>
+            <w:r>
+              <w:rPr>
+                <w:b/>
+                <w:color w:val="0033A0"/>
+                <w:sz w:val="21"/>
+              </w:rPr>
+              <w:t xml:space="preserve"> }}</w:t>
             </w:r>
             <w:r>
               <w:rPr>
@@ -5023,13 +5924,33 @@
               </w:rPr>
               <w:t xml:space="preserve"> </w:t>
             </w:r>
+            <w:proofErr w:type="gramStart"/>
             <w:r>
               <w:rPr>
                 <w:b/>
                 <w:color w:val="0033A0"/>
                 <w:sz w:val="21"/>
               </w:rPr>
-              <w:t>{{ prenom }}</w:t>
+              <w:t xml:space="preserve">{{ </w:t>
+            </w:r>
+            <w:proofErr w:type="spellStart"/>
+            <w:r>
+              <w:rPr>
+                <w:b/>
+                <w:color w:val="0033A0"/>
+                <w:sz w:val="21"/>
+              </w:rPr>
+              <w:t>prenom</w:t>
+            </w:r>
+            <w:proofErr w:type="spellEnd"/>
+            <w:proofErr w:type="gramEnd"/>
+            <w:r>
+              <w:rPr>
+                <w:b/>
+                <w:color w:val="0033A0"/>
+                <w:sz w:val="21"/>
+              </w:rPr>
+              <w:t xml:space="preserve"> }}</w:t>
             </w:r>
           </w:p>
         </w:tc>
@@ -5333,7 +6254,7 @@
 </file>
 
 <file path=word/endnotes.xml><?xml version="1.0" encoding="utf-8"?>
-<w:endnotes xmlns:wpc="http://schemas.microsoft.com/office/word/2010/wordprocessingCanvas" xmlns:cx="http://schemas.microsoft.com/office/drawing/2014/chartex" xmlns:cx1="http://schemas.microsoft.com/office/drawing/2015/9/8/chartex" xmlns:cx2="http://schemas.microsoft.com/office/drawing/2015/10/21/chartex" xmlns:cx3="http://schemas.microsoft.com/office/drawing/2016/5/9/chartex" xmlns:cx4="http://schemas.microsoft.com/office/drawing/2016/5/10/chartex" xmlns:cx5="http://schemas.microsoft.com/office/drawing/2016/5/11/chartex" xmlns:cx6="http://schemas.microsoft.com/office/drawing/2016/5/12/chartex" xmlns:cx7="http://schemas.microsoft.com/office/drawing/2016/5/13/chartex" xmlns:cx8="http://schemas.microsoft.com/office/drawing/2016/5/14/chartex" xmlns:mc="http://schemas.openxmlformats.org/markup-compatibility/2006" xmlns:aink="http://schemas.microsoft.com/office/drawing/2016/ink" xmlns:am3d="http://schemas.microsoft.com/office/drawing/2017/model3d" xmlns:o="urn:schemas-microsoft-com:office:office" xmlns:oel="http://schemas.microsoft.com/office/2019/extlst" xmlns:r="http://schemas.openxmlformats.org/officeDocument/2006/relationships" xmlns:m="http://schemas.openxmlformats.org/officeDocument/2006/math" xmlns:v="urn:schemas-microsoft-com:vml" xmlns:wp14="http://schemas.microsoft.com/office/word/2010/wordprocessingDrawing" xmlns:wp="http://schemas.openxmlformats.org/drawingml/2006/wordprocessingDrawing" xmlns:w10="urn:schemas-microsoft-com:office:word" xmlns:w="http://schemas.openxmlformats.org/wordprocessingml/2006/main" xmlns:w14="http://schemas.microsoft.com/office/word/2010/wordml" xmlns:w15="http://schemas.microsoft.com/office/word/2012/wordml" xmlns:w16cex="http://schemas.microsoft.com/office/word/2018/wordml/cex" xmlns:w16cid="http://schemas.microsoft.com/office/word/2016/wordml/cid" xmlns:w16="http://schemas.microsoft.com/office/word/2018/wordml" xmlns:w16du="http://schemas.microsoft.com/office/word/2023/wordml/word16du" xmlns:w16sdtdh="http://schemas.microsoft.com/office/word/2020/wordml/sdtdatahash" xmlns:w16sdtfl="http://schemas.microsoft.com/office/word/2024/wordml/sdtformatlock" xmlns:w16se="http://schemas.microsoft.com/office/word/2015/wordml/symex" xmlns:wpg="http://schemas.microsoft.com/office/word/2010/wordprocessingGroup" xmlns:wpi="http://schemas.microsoft.com/office/word/2010/wordprocessingInk" xmlns:wne="http://schemas.microsoft.com/office/word/2006/wordml" xmlns:wps="http://schemas.microsoft.com/office/word/2010/wordprocessingShape" mc:Ignorable="w14 w15 w16se w16cid w16 w16cex w16sdtdh w16sdtfl w16du wp14">
+<w:endnotes xmlns:wpc="http://schemas.microsoft.com/office/word/2010/wordprocessingCanvas" xmlns:cx="http://schemas.microsoft.com/office/drawing/2014/chartex" xmlns:cx1="http://schemas.microsoft.com/office/drawing/2015/9/8/chartex" xmlns:cx2="http://schemas.microsoft.com/office/drawing/2015/10/21/chartex" xmlns:cx3="http://schemas.microsoft.com/office/drawing/2016/5/9/chartex" xmlns:cx4="http://schemas.microsoft.com/office/drawing/2016/5/10/chartex" xmlns:cx5="http://schemas.microsoft.com/office/drawing/2016/5/11/chartex" xmlns:cx6="http://schemas.microsoft.com/office/drawing/2016/5/12/chartex" xmlns:cx7="http://schemas.microsoft.com/office/drawing/2016/5/13/chartex" xmlns:cx8="http://schemas.microsoft.com/office/drawing/2016/5/14/chartex" xmlns:mc="http://schemas.openxmlformats.org/markup-compatibility/2006" xmlns:m="http://schemas.openxmlformats.org/officeDocument/2006/math" xmlns:aink="http://schemas.microsoft.com/office/drawing/2016/ink" xmlns:am3d="http://schemas.microsoft.com/office/drawing/2017/model3d" xmlns:oel="http://schemas.microsoft.com/office/2019/extlst" xmlns:r="http://schemas.openxmlformats.org/officeDocument/2006/relationships" xmlns:wp14="http://schemas.microsoft.com/office/word/2010/wordprocessingDrawing" xmlns:wp="http://schemas.openxmlformats.org/drawingml/2006/wordprocessingDrawing" xmlns:wpg="http://schemas.microsoft.com/office/word/2010/wordprocessingGroup" xmlns:wpi="http://schemas.microsoft.com/office/word/2010/wordprocessingInk" xmlns:wps="http://schemas.microsoft.com/office/word/2010/wordprocessingShape" xmlns:o="urn:schemas-microsoft-com:office:office" xmlns:v="urn:schemas-microsoft-com:vml" xmlns:w10="urn:schemas-microsoft-com:office:word" xmlns:w="http://schemas.openxmlformats.org/wordprocessingml/2006/main" xmlns:w14="http://schemas.microsoft.com/office/word/2010/wordml" xmlns:w15="http://schemas.microsoft.com/office/word/2012/wordml" xmlns:w16cex="http://schemas.microsoft.com/office/word/2018/wordml/cex" xmlns:w16cid="http://schemas.microsoft.com/office/word/2016/wordml/cid" xmlns:w16="http://schemas.microsoft.com/office/word/2018/wordml" xmlns:w16sdtdh="http://schemas.microsoft.com/office/word/2020/wordml/sdtdatahash" xmlns:w16sdtfl="http://schemas.microsoft.com/office/word/2024/wordml/sdtformatlock" xmlns:w16se="http://schemas.microsoft.com/office/word/2015/wordml/symex" xmlns:w16du="http://schemas.microsoft.com/office/word/2023/wordml/word16du" xmlns:wne="http://schemas.microsoft.com/office/word/2006/wordml" mc:Ignorable="w14 w15 w16se w16cid w16 w16cex w16sdtdh w16sdtfl w16du wp14">
   <w:endnote w:type="separator" w:id="-1">
     <w:p>
       <w:pPr>
@@ -5358,7 +6279,7 @@
 </file>
 
 <file path=word/footer1.xml><?xml version="1.0" encoding="utf-8"?>
-<w:ftr xmlns:wpc="http://schemas.microsoft.com/office/word/2010/wordprocessingCanvas" xmlns:cx="http://schemas.microsoft.com/office/drawing/2014/chartex" xmlns:cx1="http://schemas.microsoft.com/office/drawing/2015/9/8/chartex" xmlns:cx2="http://schemas.microsoft.com/office/drawing/2015/10/21/chartex" xmlns:cx3="http://schemas.microsoft.com/office/drawing/2016/5/9/chartex" xmlns:cx4="http://schemas.microsoft.com/office/drawing/2016/5/10/chartex" xmlns:cx5="http://schemas.microsoft.com/office/drawing/2016/5/11/chartex" xmlns:cx6="http://schemas.microsoft.com/office/drawing/2016/5/12/chartex" xmlns:cx7="http://schemas.microsoft.com/office/drawing/2016/5/13/chartex" xmlns:cx8="http://schemas.microsoft.com/office/drawing/2016/5/14/chartex" xmlns:mc="http://schemas.openxmlformats.org/markup-compatibility/2006" xmlns:aink="http://schemas.microsoft.com/office/drawing/2016/ink" xmlns:am3d="http://schemas.microsoft.com/office/drawing/2017/model3d" xmlns:o="urn:schemas-microsoft-com:office:office" xmlns:oel="http://schemas.microsoft.com/office/2019/extlst" xmlns:r="http://schemas.openxmlformats.org/officeDocument/2006/relationships" xmlns:m="http://schemas.openxmlformats.org/officeDocument/2006/math" xmlns:v="urn:schemas-microsoft-com:vml" xmlns:wp14="http://schemas.microsoft.com/office/word/2010/wordprocessingDrawing" xmlns:wp="http://schemas.openxmlformats.org/drawingml/2006/wordprocessingDrawing" xmlns:w10="urn:schemas-microsoft-com:office:word" xmlns:w="http://schemas.openxmlformats.org/wordprocessingml/2006/main" xmlns:w14="http://schemas.microsoft.com/office/word/2010/wordml" xmlns:w15="http://schemas.microsoft.com/office/word/2012/wordml" xmlns:w16cex="http://schemas.microsoft.com/office/word/2018/wordml/cex" xmlns:w16cid="http://schemas.microsoft.com/office/word/2016/wordml/cid" xmlns:w16="http://schemas.microsoft.com/office/word/2018/wordml" xmlns:w16du="http://schemas.microsoft.com/office/word/2023/wordml/word16du" xmlns:w16sdtdh="http://schemas.microsoft.com/office/word/2020/wordml/sdtdatahash" xmlns:w16sdtfl="http://schemas.microsoft.com/office/word/2024/wordml/sdtformatlock" xmlns:w16se="http://schemas.microsoft.com/office/word/2015/wordml/symex" xmlns:wpg="http://schemas.microsoft.com/office/word/2010/wordprocessingGroup" xmlns:wpi="http://schemas.microsoft.com/office/word/2010/wordprocessingInk" xmlns:wne="http://schemas.microsoft.com/office/word/2006/wordml" xmlns:wps="http://schemas.microsoft.com/office/word/2010/wordprocessingShape" mc:Ignorable="w14 w15 w16se w16cid w16 w16cex w16sdtdh w16sdtfl w16du wp14">
+<w:ftr xmlns:wpc="http://schemas.microsoft.com/office/word/2010/wordprocessingCanvas" xmlns:cx="http://schemas.microsoft.com/office/drawing/2014/chartex" xmlns:cx1="http://schemas.microsoft.com/office/drawing/2015/9/8/chartex" xmlns:cx2="http://schemas.microsoft.com/office/drawing/2015/10/21/chartex" xmlns:cx3="http://schemas.microsoft.com/office/drawing/2016/5/9/chartex" xmlns:cx4="http://schemas.microsoft.com/office/drawing/2016/5/10/chartex" xmlns:cx5="http://schemas.microsoft.com/office/drawing/2016/5/11/chartex" xmlns:cx6="http://schemas.microsoft.com/office/drawing/2016/5/12/chartex" xmlns:cx7="http://schemas.microsoft.com/office/drawing/2016/5/13/chartex" xmlns:cx8="http://schemas.microsoft.com/office/drawing/2016/5/14/chartex" xmlns:mc="http://schemas.openxmlformats.org/markup-compatibility/2006" xmlns:m="http://schemas.openxmlformats.org/officeDocument/2006/math" xmlns:aink="http://schemas.microsoft.com/office/drawing/2016/ink" xmlns:am3d="http://schemas.microsoft.com/office/drawing/2017/model3d" xmlns:oel="http://schemas.microsoft.com/office/2019/extlst" xmlns:r="http://schemas.openxmlformats.org/officeDocument/2006/relationships" xmlns:wp14="http://schemas.microsoft.com/office/word/2010/wordprocessingDrawing" xmlns:wp="http://schemas.openxmlformats.org/drawingml/2006/wordprocessingDrawing" xmlns:wpg="http://schemas.microsoft.com/office/word/2010/wordprocessingGroup" xmlns:wpi="http://schemas.microsoft.com/office/word/2010/wordprocessingInk" xmlns:wps="http://schemas.microsoft.com/office/word/2010/wordprocessingShape" xmlns:o="urn:schemas-microsoft-com:office:office" xmlns:v="urn:schemas-microsoft-com:vml" xmlns:w10="urn:schemas-microsoft-com:office:word" xmlns:w="http://schemas.openxmlformats.org/wordprocessingml/2006/main" xmlns:w14="http://schemas.microsoft.com/office/word/2010/wordml" xmlns:w15="http://schemas.microsoft.com/office/word/2012/wordml" xmlns:w16cex="http://schemas.microsoft.com/office/word/2018/wordml/cex" xmlns:w16cid="http://schemas.microsoft.com/office/word/2016/wordml/cid" xmlns:w16="http://schemas.microsoft.com/office/word/2018/wordml" xmlns:w16sdtdh="http://schemas.microsoft.com/office/word/2020/wordml/sdtdatahash" xmlns:w16sdtfl="http://schemas.microsoft.com/office/word/2024/wordml/sdtformatlock" xmlns:w16se="http://schemas.microsoft.com/office/word/2015/wordml/symex" xmlns:w16du="http://schemas.microsoft.com/office/word/2023/wordml/word16du" xmlns:wne="http://schemas.microsoft.com/office/word/2006/wordml" mc:Ignorable="w14 w15 w16se w16cid w16 w16cex w16sdtdh w16sdtfl w16du wp14">
   <w:p>
     <w:pPr>
       <w:pStyle w:val="Pieddepage"/>
@@ -5446,7 +6367,25 @@
         <w:sz w:val="16"/>
         <w:szCs w:val="16"/>
       </w:rPr>
-      <w:t>54 chemin du Carreou 83480 PUGET SUR ARGENS</w:t>
+      <w:t xml:space="preserve">54 chemin du </w:t>
+    </w:r>
+    <w:proofErr w:type="spellStart"/>
+    <w:r>
+      <w:rPr>
+        <w:color w:val="4F81BD" w:themeColor="accent1"/>
+        <w:sz w:val="16"/>
+        <w:szCs w:val="16"/>
+      </w:rPr>
+      <w:t>Carreou</w:t>
+    </w:r>
+    <w:proofErr w:type="spellEnd"/>
+    <w:r>
+      <w:rPr>
+        <w:color w:val="4F81BD" w:themeColor="accent1"/>
+        <w:sz w:val="16"/>
+        <w:szCs w:val="16"/>
+      </w:rPr>
+      <w:t xml:space="preserve"> 83480 PUGET SUR ARGENS</w:t>
     </w:r>
     <w:r>
       <w:rPr>
@@ -5566,7 +6505,7 @@
 </file>
 
 <file path=word/footnotes.xml><?xml version="1.0" encoding="utf-8"?>
-<w:footnotes xmlns:wpc="http://schemas.microsoft.com/office/word/2010/wordprocessingCanvas" xmlns:cx="http://schemas.microsoft.com/office/drawing/2014/chartex" xmlns:cx1="http://schemas.microsoft.com/office/drawing/2015/9/8/chartex" xmlns:cx2="http://schemas.microsoft.com/office/drawing/2015/10/21/chartex" xmlns:cx3="http://schemas.microsoft.com/office/drawing/2016/5/9/chartex" xmlns:cx4="http://schemas.microsoft.com/office/drawing/2016/5/10/chartex" xmlns:cx5="http://schemas.microsoft.com/office/drawing/2016/5/11/chartex" xmlns:cx6="http://schemas.microsoft.com/office/drawing/2016/5/12/chartex" xmlns:cx7="http://schemas.microsoft.com/office/drawing/2016/5/13/chartex" xmlns:cx8="http://schemas.microsoft.com/office/drawing/2016/5/14/chartex" xmlns:mc="http://schemas.openxmlformats.org/markup-compatibility/2006" xmlns:aink="http://schemas.microsoft.com/office/drawing/2016/ink" xmlns:am3d="http://schemas.microsoft.com/office/drawing/2017/model3d" xmlns:o="urn:schemas-microsoft-com:office:office" xmlns:oel="http://schemas.microsoft.com/office/2019/extlst" xmlns:r="http://schemas.openxmlformats.org/officeDocument/2006/relationships" xmlns:m="http://schemas.openxmlformats.org/officeDocument/2006/math" xmlns:v="urn:schemas-microsoft-com:vml" xmlns:wp14="http://schemas.microsoft.com/office/word/2010/wordprocessingDrawing" xmlns:wp="http://schemas.openxmlformats.org/drawingml/2006/wordprocessingDrawing" xmlns:w10="urn:schemas-microsoft-com:office:word" xmlns:w="http://schemas.openxmlformats.org/wordprocessingml/2006/main" xmlns:w14="http://schemas.microsoft.com/office/word/2010/wordml" xmlns:w15="http://schemas.microsoft.com/office/word/2012/wordml" xmlns:w16cex="http://schemas.microsoft.com/office/word/2018/wordml/cex" xmlns:w16cid="http://schemas.microsoft.com/office/word/2016/wordml/cid" xmlns:w16="http://schemas.microsoft.com/office/word/2018/wordml" xmlns:w16du="http://schemas.microsoft.com/office/word/2023/wordml/word16du" xmlns:w16sdtdh="http://schemas.microsoft.com/office/word/2020/wordml/sdtdatahash" xmlns:w16sdtfl="http://schemas.microsoft.com/office/word/2024/wordml/sdtformatlock" xmlns:w16se="http://schemas.microsoft.com/office/word/2015/wordml/symex" xmlns:wpg="http://schemas.microsoft.com/office/word/2010/wordprocessingGroup" xmlns:wpi="http://schemas.microsoft.com/office/word/2010/wordprocessingInk" xmlns:wne="http://schemas.microsoft.com/office/word/2006/wordml" xmlns:wps="http://schemas.microsoft.com/office/word/2010/wordprocessingShape" mc:Ignorable="w14 w15 w16se w16cid w16 w16cex w16sdtdh w16sdtfl w16du wp14">
+<w:footnotes xmlns:wpc="http://schemas.microsoft.com/office/word/2010/wordprocessingCanvas" xmlns:cx="http://schemas.microsoft.com/office/drawing/2014/chartex" xmlns:cx1="http://schemas.microsoft.com/office/drawing/2015/9/8/chartex" xmlns:cx2="http://schemas.microsoft.com/office/drawing/2015/10/21/chartex" xmlns:cx3="http://schemas.microsoft.com/office/drawing/2016/5/9/chartex" xmlns:cx4="http://schemas.microsoft.com/office/drawing/2016/5/10/chartex" xmlns:cx5="http://schemas.microsoft.com/office/drawing/2016/5/11/chartex" xmlns:cx6="http://schemas.microsoft.com/office/drawing/2016/5/12/chartex" xmlns:cx7="http://schemas.microsoft.com/office/drawing/2016/5/13/chartex" xmlns:cx8="http://schemas.microsoft.com/office/drawing/2016/5/14/chartex" xmlns:mc="http://schemas.openxmlformats.org/markup-compatibility/2006" xmlns:m="http://schemas.openxmlformats.org/officeDocument/2006/math" xmlns:aink="http://schemas.microsoft.com/office/drawing/2016/ink" xmlns:am3d="http://schemas.microsoft.com/office/drawing/2017/model3d" xmlns:oel="http://schemas.microsoft.com/office/2019/extlst" xmlns:r="http://schemas.openxmlformats.org/officeDocument/2006/relationships" xmlns:wp14="http://schemas.microsoft.com/office/word/2010/wordprocessingDrawing" xmlns:wp="http://schemas.openxmlformats.org/drawingml/2006/wordprocessingDrawing" xmlns:wpg="http://schemas.microsoft.com/office/word/2010/wordprocessingGroup" xmlns:wpi="http://schemas.microsoft.com/office/word/2010/wordprocessingInk" xmlns:wps="http://schemas.microsoft.com/office/word/2010/wordprocessingShape" xmlns:o="urn:schemas-microsoft-com:office:office" xmlns:v="urn:schemas-microsoft-com:vml" xmlns:w10="urn:schemas-microsoft-com:office:word" xmlns:w="http://schemas.openxmlformats.org/wordprocessingml/2006/main" xmlns:w14="http://schemas.microsoft.com/office/word/2010/wordml" xmlns:w15="http://schemas.microsoft.com/office/word/2012/wordml" xmlns:w16cex="http://schemas.microsoft.com/office/word/2018/wordml/cex" xmlns:w16cid="http://schemas.microsoft.com/office/word/2016/wordml/cid" xmlns:w16="http://schemas.microsoft.com/office/word/2018/wordml" xmlns:w16sdtdh="http://schemas.microsoft.com/office/word/2020/wordml/sdtdatahash" xmlns:w16sdtfl="http://schemas.microsoft.com/office/word/2024/wordml/sdtformatlock" xmlns:w16se="http://schemas.microsoft.com/office/word/2015/wordml/symex" xmlns:w16du="http://schemas.microsoft.com/office/word/2023/wordml/word16du" xmlns:wne="http://schemas.microsoft.com/office/word/2006/wordml" mc:Ignorable="w14 w15 w16se w16cid w16 w16cex w16sdtdh w16sdtfl w16du wp14">
   <w:footnote w:type="separator" w:id="-1">
     <w:p>
       <w:pPr>
@@ -5591,7 +6530,7 @@
 </file>
 
 <file path=word/header1.xml><?xml version="1.0" encoding="utf-8"?>
-<w:hdr xmlns:wpc="http://schemas.microsoft.com/office/word/2010/wordprocessingCanvas" xmlns:cx="http://schemas.microsoft.com/office/drawing/2014/chartex" xmlns:cx1="http://schemas.microsoft.com/office/drawing/2015/9/8/chartex" xmlns:cx2="http://schemas.microsoft.com/office/drawing/2015/10/21/chartex" xmlns:cx3="http://schemas.microsoft.com/office/drawing/2016/5/9/chartex" xmlns:cx4="http://schemas.microsoft.com/office/drawing/2016/5/10/chartex" xmlns:cx5="http://schemas.microsoft.com/office/drawing/2016/5/11/chartex" xmlns:cx6="http://schemas.microsoft.com/office/drawing/2016/5/12/chartex" xmlns:cx7="http://schemas.microsoft.com/office/drawing/2016/5/13/chartex" xmlns:cx8="http://schemas.microsoft.com/office/drawing/2016/5/14/chartex" xmlns:mc="http://schemas.openxmlformats.org/markup-compatibility/2006" xmlns:aink="http://schemas.microsoft.com/office/drawing/2016/ink" xmlns:am3d="http://schemas.microsoft.com/office/drawing/2017/model3d" xmlns:o="urn:schemas-microsoft-com:office:office" xmlns:oel="http://schemas.microsoft.com/office/2019/extlst" xmlns:r="http://schemas.openxmlformats.org/officeDocument/2006/relationships" xmlns:m="http://schemas.openxmlformats.org/officeDocument/2006/math" xmlns:v="urn:schemas-microsoft-com:vml" xmlns:wp14="http://schemas.microsoft.com/office/word/2010/wordprocessingDrawing" xmlns:wp="http://schemas.openxmlformats.org/drawingml/2006/wordprocessingDrawing" xmlns:w10="urn:schemas-microsoft-com:office:word" xmlns:w="http://schemas.openxmlformats.org/wordprocessingml/2006/main" xmlns:w14="http://schemas.microsoft.com/office/word/2010/wordml" xmlns:w15="http://schemas.microsoft.com/office/word/2012/wordml" xmlns:w16cex="http://schemas.microsoft.com/office/word/2018/wordml/cex" xmlns:w16cid="http://schemas.microsoft.com/office/word/2016/wordml/cid" xmlns:w16="http://schemas.microsoft.com/office/word/2018/wordml" xmlns:w16du="http://schemas.microsoft.com/office/word/2023/wordml/word16du" xmlns:w16sdtdh="http://schemas.microsoft.com/office/word/2020/wordml/sdtdatahash" xmlns:w16sdtfl="http://schemas.microsoft.com/office/word/2024/wordml/sdtformatlock" xmlns:w16se="http://schemas.microsoft.com/office/word/2015/wordml/symex" xmlns:wpg="http://schemas.microsoft.com/office/word/2010/wordprocessingGroup" xmlns:wpi="http://schemas.microsoft.com/office/word/2010/wordprocessingInk" xmlns:wne="http://schemas.microsoft.com/office/word/2006/wordml" xmlns:wps="http://schemas.microsoft.com/office/word/2010/wordprocessingShape" mc:Ignorable="w14 w15 w16se w16cid w16 w16cex w16sdtdh w16sdtfl w16du wp14">
+<w:hdr xmlns:wpc="http://schemas.microsoft.com/office/word/2010/wordprocessingCanvas" xmlns:cx="http://schemas.microsoft.com/office/drawing/2014/chartex" xmlns:cx1="http://schemas.microsoft.com/office/drawing/2015/9/8/chartex" xmlns:cx2="http://schemas.microsoft.com/office/drawing/2015/10/21/chartex" xmlns:cx3="http://schemas.microsoft.com/office/drawing/2016/5/9/chartex" xmlns:cx4="http://schemas.microsoft.com/office/drawing/2016/5/10/chartex" xmlns:cx5="http://schemas.microsoft.com/office/drawing/2016/5/11/chartex" xmlns:cx6="http://schemas.microsoft.com/office/drawing/2016/5/12/chartex" xmlns:cx7="http://schemas.microsoft.com/office/drawing/2016/5/13/chartex" xmlns:cx8="http://schemas.microsoft.com/office/drawing/2016/5/14/chartex" xmlns:mc="http://schemas.openxmlformats.org/markup-compatibility/2006" xmlns:m="http://schemas.openxmlformats.org/officeDocument/2006/math" xmlns:aink="http://schemas.microsoft.com/office/drawing/2016/ink" xmlns:am3d="http://schemas.microsoft.com/office/drawing/2017/model3d" xmlns:oel="http://schemas.microsoft.com/office/2019/extlst" xmlns:r="http://schemas.openxmlformats.org/officeDocument/2006/relationships" xmlns:wp14="http://schemas.microsoft.com/office/word/2010/wordprocessingDrawing" xmlns:wp="http://schemas.openxmlformats.org/drawingml/2006/wordprocessingDrawing" xmlns:wpg="http://schemas.microsoft.com/office/word/2010/wordprocessingGroup" xmlns:wpi="http://schemas.microsoft.com/office/word/2010/wordprocessingInk" xmlns:wps="http://schemas.microsoft.com/office/word/2010/wordprocessingShape" xmlns:o="urn:schemas-microsoft-com:office:office" xmlns:v="urn:schemas-microsoft-com:vml" xmlns:w10="urn:schemas-microsoft-com:office:word" xmlns:w="http://schemas.openxmlformats.org/wordprocessingml/2006/main" xmlns:w14="http://schemas.microsoft.com/office/word/2010/wordml" xmlns:w15="http://schemas.microsoft.com/office/word/2012/wordml" xmlns:w16cex="http://schemas.microsoft.com/office/word/2018/wordml/cex" xmlns:w16cid="http://schemas.microsoft.com/office/word/2016/wordml/cid" xmlns:w16="http://schemas.microsoft.com/office/word/2018/wordml" xmlns:w16sdtdh="http://schemas.microsoft.com/office/word/2020/wordml/sdtdatahash" xmlns:w16sdtfl="http://schemas.microsoft.com/office/word/2024/wordml/sdtformatlock" xmlns:w16se="http://schemas.microsoft.com/office/word/2015/wordml/symex" xmlns:w16du="http://schemas.microsoft.com/office/word/2023/wordml/word16du" xmlns:wne="http://schemas.microsoft.com/office/word/2006/wordml" mc:Ignorable="w14 w15 w16se w16cid w16 w16cex w16sdtdh w16sdtfl w16du wp14">
   <w:p>
     <w:pPr>
       <w:pStyle w:val="En-tte"/>
@@ -5658,7 +6597,7 @@
 </file>
 
 <file path=word/numbering.xml><?xml version="1.0" encoding="utf-8"?>
-<w:numbering xmlns:wpc="http://schemas.microsoft.com/office/word/2010/wordprocessingCanvas" xmlns:cx="http://schemas.microsoft.com/office/drawing/2014/chartex" xmlns:cx1="http://schemas.microsoft.com/office/drawing/2015/9/8/chartex" xmlns:cx2="http://schemas.microsoft.com/office/drawing/2015/10/21/chartex" xmlns:cx3="http://schemas.microsoft.com/office/drawing/2016/5/9/chartex" xmlns:cx4="http://schemas.microsoft.com/office/drawing/2016/5/10/chartex" xmlns:cx5="http://schemas.microsoft.com/office/drawing/2016/5/11/chartex" xmlns:cx6="http://schemas.microsoft.com/office/drawing/2016/5/12/chartex" xmlns:cx7="http://schemas.microsoft.com/office/drawing/2016/5/13/chartex" xmlns:cx8="http://schemas.microsoft.com/office/drawing/2016/5/14/chartex" xmlns:mc="http://schemas.openxmlformats.org/markup-compatibility/2006" xmlns:aink="http://schemas.microsoft.com/office/drawing/2016/ink" xmlns:am3d="http://schemas.microsoft.com/office/drawing/2017/model3d" xmlns:o="urn:schemas-microsoft-com:office:office" xmlns:oel="http://schemas.microsoft.com/office/2019/extlst" xmlns:r="http://schemas.openxmlformats.org/officeDocument/2006/relationships" xmlns:m="http://schemas.openxmlformats.org/officeDocument/2006/math" xmlns:v="urn:schemas-microsoft-com:vml" xmlns:wp14="http://schemas.microsoft.com/office/word/2010/wordprocessingDrawing" xmlns:wp="http://schemas.openxmlformats.org/drawingml/2006/wordprocessingDrawing" xmlns:w10="urn:schemas-microsoft-com:office:word" xmlns:w="http://schemas.openxmlformats.org/wordprocessingml/2006/main" xmlns:w14="http://schemas.microsoft.com/office/word/2010/wordml" xmlns:w15="http://schemas.microsoft.com/office/word/2012/wordml" xmlns:w16cex="http://schemas.microsoft.com/office/word/2018/wordml/cex" xmlns:w16cid="http://schemas.microsoft.com/office/word/2016/wordml/cid" xmlns:w16="http://schemas.microsoft.com/office/word/2018/wordml" xmlns:w16du="http://schemas.microsoft.com/office/word/2023/wordml/word16du" xmlns:w16sdtdh="http://schemas.microsoft.com/office/word/2020/wordml/sdtdatahash" xmlns:w16sdtfl="http://schemas.microsoft.com/office/word/2024/wordml/sdtformatlock" xmlns:w16se="http://schemas.microsoft.com/office/word/2015/wordml/symex" xmlns:wpg="http://schemas.microsoft.com/office/word/2010/wordprocessingGroup" xmlns:wpi="http://schemas.microsoft.com/office/word/2010/wordprocessingInk" xmlns:wne="http://schemas.microsoft.com/office/word/2006/wordml" xmlns:wps="http://schemas.microsoft.com/office/word/2010/wordprocessingShape" mc:Ignorable="w14 w15 w16se w16cid w16 w16cex w16sdtdh w16sdtfl w16du wp14">
+<w:numbering xmlns:wpc="http://schemas.microsoft.com/office/word/2010/wordprocessingCanvas" xmlns:cx="http://schemas.microsoft.com/office/drawing/2014/chartex" xmlns:cx1="http://schemas.microsoft.com/office/drawing/2015/9/8/chartex" xmlns:cx2="http://schemas.microsoft.com/office/drawing/2015/10/21/chartex" xmlns:cx3="http://schemas.microsoft.com/office/drawing/2016/5/9/chartex" xmlns:cx4="http://schemas.microsoft.com/office/drawing/2016/5/10/chartex" xmlns:cx5="http://schemas.microsoft.com/office/drawing/2016/5/11/chartex" xmlns:cx6="http://schemas.microsoft.com/office/drawing/2016/5/12/chartex" xmlns:cx7="http://schemas.microsoft.com/office/drawing/2016/5/13/chartex" xmlns:cx8="http://schemas.microsoft.com/office/drawing/2016/5/14/chartex" xmlns:mc="http://schemas.openxmlformats.org/markup-compatibility/2006" xmlns:m="http://schemas.openxmlformats.org/officeDocument/2006/math" xmlns:aink="http://schemas.microsoft.com/office/drawing/2016/ink" xmlns:am3d="http://schemas.microsoft.com/office/drawing/2017/model3d" xmlns:oel="http://schemas.microsoft.com/office/2019/extlst" xmlns:r="http://schemas.openxmlformats.org/officeDocument/2006/relationships" xmlns:wp14="http://schemas.microsoft.com/office/word/2010/wordprocessingDrawing" xmlns:wp="http://schemas.openxmlformats.org/drawingml/2006/wordprocessingDrawing" xmlns:wpg="http://schemas.microsoft.com/office/word/2010/wordprocessingGroup" xmlns:wpi="http://schemas.microsoft.com/office/word/2010/wordprocessingInk" xmlns:wps="http://schemas.microsoft.com/office/word/2010/wordprocessingShape" xmlns:o="urn:schemas-microsoft-com:office:office" xmlns:v="urn:schemas-microsoft-com:vml" xmlns:w10="urn:schemas-microsoft-com:office:word" xmlns:w="http://schemas.openxmlformats.org/wordprocessingml/2006/main" xmlns:w14="http://schemas.microsoft.com/office/word/2010/wordml" xmlns:w15="http://schemas.microsoft.com/office/word/2012/wordml" xmlns:w16cex="http://schemas.microsoft.com/office/word/2018/wordml/cex" xmlns:w16cid="http://schemas.microsoft.com/office/word/2016/wordml/cid" xmlns:w16="http://schemas.microsoft.com/office/word/2018/wordml" xmlns:w16sdtdh="http://schemas.microsoft.com/office/word/2020/wordml/sdtdatahash" xmlns:w16sdtfl="http://schemas.microsoft.com/office/word/2024/wordml/sdtformatlock" xmlns:w16se="http://schemas.microsoft.com/office/word/2015/wordml/symex" xmlns:w16du="http://schemas.microsoft.com/office/word/2023/wordml/word16du" xmlns:wne="http://schemas.microsoft.com/office/word/2006/wordml" mc:Ignorable="w14 w15 w16se w16cid w16 w16cex w16sdtdh w16sdtfl w16du wp14">
   <w:abstractNum w:abstractNumId="0" w15:restartNumberingAfterBreak="0">
     <w:nsid w:val="FFFFFF7C"/>
     <w:multiLevelType w:val="singleLevel"/>
@@ -5977,7 +6916,7 @@
 </file>
 
 <file path=word/styles.xml><?xml version="1.0" encoding="utf-8"?>
-<w:styles xmlns:mc="http://schemas.openxmlformats.org/markup-compatibility/2006" xmlns:r="http://schemas.openxmlformats.org/officeDocument/2006/relationships" xmlns:w="http://schemas.openxmlformats.org/wordprocessingml/2006/main" xmlns:w14="http://schemas.microsoft.com/office/word/2010/wordml" xmlns:w15="http://schemas.microsoft.com/office/word/2012/wordml" xmlns:w16cex="http://schemas.microsoft.com/office/word/2018/wordml/cex" xmlns:w16cid="http://schemas.microsoft.com/office/word/2016/wordml/cid" xmlns:w16="http://schemas.microsoft.com/office/word/2018/wordml" xmlns:w16du="http://schemas.microsoft.com/office/word/2023/wordml/word16du" xmlns:w16sdtdh="http://schemas.microsoft.com/office/word/2020/wordml/sdtdatahash" xmlns:w16sdtfl="http://schemas.microsoft.com/office/word/2024/wordml/sdtformatlock" xmlns:w16se="http://schemas.microsoft.com/office/word/2015/wordml/symex" mc:Ignorable="w14 w15 w16se w16cid w16 w16cex w16sdtdh w16sdtfl w16du">
+<w:styles xmlns:mc="http://schemas.openxmlformats.org/markup-compatibility/2006" xmlns:r="http://schemas.openxmlformats.org/officeDocument/2006/relationships" xmlns:w="http://schemas.openxmlformats.org/wordprocessingml/2006/main" xmlns:w14="http://schemas.microsoft.com/office/word/2010/wordml" xmlns:w15="http://schemas.microsoft.com/office/word/2012/wordml" xmlns:w16cex="http://schemas.microsoft.com/office/word/2018/wordml/cex" xmlns:w16cid="http://schemas.microsoft.com/office/word/2016/wordml/cid" xmlns:w16="http://schemas.microsoft.com/office/word/2018/wordml" xmlns:w16sdtdh="http://schemas.microsoft.com/office/word/2020/wordml/sdtdatahash" xmlns:w16sdtfl="http://schemas.microsoft.com/office/word/2024/wordml/sdtformatlock" xmlns:w16se="http://schemas.microsoft.com/office/word/2015/wordml/symex" xmlns:w16du="http://schemas.microsoft.com/office/word/2023/wordml/word16du" mc:Ignorable="w14 w15 w16se w16cid w16 w16cex w16sdtdh w16sdtfl w16du">
   <w:docDefaults>
     <w:rPrDefault>
       <w:rPr>

--- a/templates_word/conventiondesp.docx
+++ b/templates_word/conventiondesp.docx
@@ -1,6 +1,6 @@
 
 <file path=word/document.xml><?xml version="1.0" encoding="utf-8"?>
-<w:document xmlns:wpc="http://schemas.microsoft.com/office/word/2010/wordprocessingCanvas" xmlns:cx="http://schemas.microsoft.com/office/drawing/2014/chartex" xmlns:cx1="http://schemas.microsoft.com/office/drawing/2015/9/8/chartex" xmlns:cx2="http://schemas.microsoft.com/office/drawing/2015/10/21/chartex" xmlns:cx3="http://schemas.microsoft.com/office/drawing/2016/5/9/chartex" xmlns:cx4="http://schemas.microsoft.com/office/drawing/2016/5/10/chartex" xmlns:cx5="http://schemas.microsoft.com/office/drawing/2016/5/11/chartex" xmlns:cx6="http://schemas.microsoft.com/office/drawing/2016/5/12/chartex" xmlns:cx7="http://schemas.microsoft.com/office/drawing/2016/5/13/chartex" xmlns:cx8="http://schemas.microsoft.com/office/drawing/2016/5/14/chartex" xmlns:mc="http://schemas.openxmlformats.org/markup-compatibility/2006" xmlns:aink="http://schemas.microsoft.com/office/drawing/2016/ink" xmlns:am3d="http://schemas.microsoft.com/office/drawing/2017/model3d" xmlns:o="urn:schemas-microsoft-com:office:office" xmlns:oel="http://schemas.microsoft.com/office/2019/extlst" xmlns:r="http://schemas.openxmlformats.org/officeDocument/2006/relationships" xmlns:m="http://schemas.openxmlformats.org/officeDocument/2006/math" xmlns:v="urn:schemas-microsoft-com:vml" xmlns:wp14="http://schemas.microsoft.com/office/word/2010/wordprocessingDrawing" xmlns:wp="http://schemas.openxmlformats.org/drawingml/2006/wordprocessingDrawing" xmlns:w10="urn:schemas-microsoft-com:office:word" xmlns:w="http://schemas.openxmlformats.org/wordprocessingml/2006/main" xmlns:w14="http://schemas.microsoft.com/office/word/2010/wordml" xmlns:w15="http://schemas.microsoft.com/office/word/2012/wordml" xmlns:w16cex="http://schemas.microsoft.com/office/word/2018/wordml/cex" xmlns:w16cid="http://schemas.microsoft.com/office/word/2016/wordml/cid" xmlns:w16="http://schemas.microsoft.com/office/word/2018/wordml" xmlns:w16du="http://schemas.microsoft.com/office/word/2023/wordml/word16du" xmlns:w16sdtdh="http://schemas.microsoft.com/office/word/2020/wordml/sdtdatahash" xmlns:w16sdtfl="http://schemas.microsoft.com/office/word/2024/wordml/sdtformatlock" xmlns:w16se="http://schemas.microsoft.com/office/word/2015/wordml/symex" xmlns:wpg="http://schemas.microsoft.com/office/word/2010/wordprocessingGroup" xmlns:wpi="http://schemas.microsoft.com/office/word/2010/wordprocessingInk" xmlns:wne="http://schemas.microsoft.com/office/word/2006/wordml" xmlns:wps="http://schemas.microsoft.com/office/word/2010/wordprocessingShape" mc:Ignorable="w14 w15 w16se w16cid w16 w16cex w16sdtdh w16sdtfl w16du wp14">
+<w:document xmlns:wpc="http://schemas.microsoft.com/office/word/2010/wordprocessingCanvas" xmlns:cx="http://schemas.microsoft.com/office/drawing/2014/chartex" xmlns:cx1="http://schemas.microsoft.com/office/drawing/2015/9/8/chartex" xmlns:cx2="http://schemas.microsoft.com/office/drawing/2015/10/21/chartex" xmlns:cx3="http://schemas.microsoft.com/office/drawing/2016/5/9/chartex" xmlns:cx4="http://schemas.microsoft.com/office/drawing/2016/5/10/chartex" xmlns:cx5="http://schemas.microsoft.com/office/drawing/2016/5/11/chartex" xmlns:cx6="http://schemas.microsoft.com/office/drawing/2016/5/12/chartex" xmlns:cx7="http://schemas.microsoft.com/office/drawing/2016/5/13/chartex" xmlns:cx8="http://schemas.microsoft.com/office/drawing/2016/5/14/chartex" xmlns:mc="http://schemas.openxmlformats.org/markup-compatibility/2006" xmlns:m="http://schemas.openxmlformats.org/officeDocument/2006/math" xmlns:aink="http://schemas.microsoft.com/office/drawing/2016/ink" xmlns:am3d="http://schemas.microsoft.com/office/drawing/2017/model3d" xmlns:oel="http://schemas.microsoft.com/office/2019/extlst" xmlns:r="http://schemas.openxmlformats.org/officeDocument/2006/relationships" xmlns:wp14="http://schemas.microsoft.com/office/word/2010/wordprocessingDrawing" xmlns:wp="http://schemas.openxmlformats.org/drawingml/2006/wordprocessingDrawing" xmlns:wpg="http://schemas.microsoft.com/office/word/2010/wordprocessingGroup" xmlns:wpi="http://schemas.microsoft.com/office/word/2010/wordprocessingInk" xmlns:wps="http://schemas.microsoft.com/office/word/2010/wordprocessingShape" xmlns:o="urn:schemas-microsoft-com:office:office" xmlns:v="urn:schemas-microsoft-com:vml" xmlns:w10="urn:schemas-microsoft-com:office:word" xmlns:w="http://schemas.openxmlformats.org/wordprocessingml/2006/main" xmlns:w14="http://schemas.microsoft.com/office/word/2010/wordml" xmlns:w15="http://schemas.microsoft.com/office/word/2012/wordml" xmlns:w16cei="http://schemas.microsoft.com/office/word/2026/wordml/cei" xmlns:w16cex="http://schemas.microsoft.com/office/word/2018/wordml/cex" xmlns:w16cid="http://schemas.microsoft.com/office/word/2016/wordml/cid" xmlns:w16="http://schemas.microsoft.com/office/word/2018/wordml" xmlns:w16sdtdh="http://schemas.microsoft.com/office/word/2020/wordml/sdtdatahash" xmlns:w16sdtfl="http://schemas.microsoft.com/office/word/2024/wordml/sdtformatlock" xmlns:w16se="http://schemas.microsoft.com/office/word/2015/wordml/symex" xmlns:w16du="http://schemas.microsoft.com/office/word/2023/wordml/word16du" xmlns:wne="http://schemas.microsoft.com/office/word/2006/wordml" mc:Ignorable="w14 w15 w16se w16cid w16 w16cex w16sdtdh w16sdtfl w16du wp14">
   <w:body>
     <w:p/>
     <w:tbl>
@@ -651,11 +651,6 @@
         <w:t>En exécution du présent contrat, l’organisme de formation s’engage à organiser l’action de formation intitulée :</w:t>
       </w:r>
     </w:p>
-    <w:p>
-      <w:pPr>
-        <w:spacing w:after="80"/>
-      </w:pPr>
-    </w:p>
     <w:tbl>
       <w:tblPr>
         <w:tblW w:w="0" w:type="auto"/>
@@ -768,17 +763,6 @@
     </w:p>
     <w:p>
       <w:pPr>
-        <w:spacing w:before="160" w:after="80"/>
-      </w:pPr>
-      <w:r>
-        <w:rPr>
-          <w:b/>
-        </w:rPr>
-        <w:t>Objectif de la formation :</w:t>
-      </w:r>
-    </w:p>
-    <w:p>
-      <w:pPr>
         <w:spacing w:after="80"/>
         <w:jc w:val="both"/>
       </w:pPr>
@@ -871,21 +855,6 @@
       </w:pPr>
       <w:r>
         <w:t>- La protection des navires.</w:t>
-      </w:r>
-    </w:p>
-    <w:p>
-      <w:pPr>
-        <w:rPr>
-          <w:b/>
-          <w:sz w:val="21"/>
-        </w:rPr>
-      </w:pPr>
-      <w:r>
-        <w:rPr>
-          <w:b/>
-          <w:sz w:val="21"/>
-        </w:rPr>
-        <w:br w:type="page"/>
       </w:r>
     </w:p>
     <w:p>
@@ -1089,26 +1058,61 @@
       <w:pPr>
         <w:spacing w:after="80"/>
         <w:rPr>
-          <w:sz w:val="21"/>
-          <w:szCs w:val="21"/>
-        </w:rPr>
-      </w:pPr>
-      <w:r>
-        <w:rPr>
           <w:b/>
           <w:sz w:val="21"/>
           <w:szCs w:val="21"/>
         </w:rPr>
-        <w:t>Code RNCP/RS :</w:t>
-      </w:r>
+      </w:pPr>
       <w:r>
         <w:rPr>
           <w:b/>
           <w:sz w:val="21"/>
           <w:szCs w:val="21"/>
         </w:rPr>
+        <w:t>Code RNCP/RS :</w:t>
+      </w:r>
+      <w:r>
+        <w:rPr>
+          <w:b/>
+          <w:sz w:val="21"/>
+          <w:szCs w:val="21"/>
+        </w:rPr>
         <w:t xml:space="preserve"> </w:t>
       </w:r>
+      <w:r>
+        <w:rPr>
+          <w:b/>
+          <w:sz w:val="21"/>
+          <w:szCs w:val="21"/>
+        </w:rPr>
+        <w:t>40385</w:t>
+      </w:r>
+    </w:p>
+    <w:p>
+      <w:pPr>
+        <w:rPr>
+          <w:b/>
+          <w:sz w:val="21"/>
+          <w:szCs w:val="21"/>
+        </w:rPr>
+      </w:pPr>
+      <w:r>
+        <w:rPr>
+          <w:b/>
+          <w:sz w:val="21"/>
+          <w:szCs w:val="21"/>
+        </w:rPr>
+        <w:br w:type="page"/>
+      </w:r>
+    </w:p>
+    <w:p>
+      <w:pPr>
+        <w:spacing w:after="80"/>
+        <w:rPr>
+          <w:sz w:val="21"/>
+          <w:szCs w:val="21"/>
+        </w:rPr>
+      </w:pPr>
     </w:p>
     <w:p>
       <w:pPr>
@@ -1454,21 +1458,14 @@
       </w:r>
     </w:p>
     <w:p>
-      <w:pPr>
-        <w:spacing w:after="80"/>
-        <w:jc w:val="both"/>
+      <w:r>
+        <w:br w:type="page"/>
+      </w:r>
+      <w:r>
         <w:rPr>
           <w:b/>
         </w:rPr>
-      </w:pPr>
-      <w:r>
         <w:lastRenderedPageBreak/>
-        <w:br/>
-      </w:r>
-      <w:r>
-        <w:rPr>
-          <w:b/>
-        </w:rPr>
         <w:t>Moyens pédagogiques :</w:t>
       </w:r>
     </w:p>
@@ -1770,6 +1767,18 @@
       <w:r>
         <w:t>- la possibilité pour le stagiaire de contacter l’équipe pédagogique par messagerie, téléphone ou visioconférence selon les modalités communiquées en début de formation.</w:t>
       </w:r>
+    </w:p>
+    <w:p>
+      <w:r>
+        <w:br w:type="page"/>
+      </w:r>
+    </w:p>
+    <w:p>
+      <w:pPr>
+        <w:spacing w:after="80"/>
+        <w:ind w:left="360" w:hanging="216"/>
+        <w:jc w:val="both"/>
+      </w:pPr>
     </w:p>
     <w:p>
       <w:pPr>
@@ -2553,47 +2562,54 @@
     <w:p>
       <w:pPr>
         <w:spacing w:before="200" w:after="120"/>
-      </w:pPr>
-      <w:r>
         <w:rPr>
           <w:b/>
           <w:color w:val="000000"/>
           <w:sz w:val="24"/>
         </w:rPr>
-        <w:lastRenderedPageBreak/>
-        <w:t>Article 6 - Nature de la sanction de la formation</w:t>
-      </w:r>
-    </w:p>
-    <w:p>
-      <w:pPr>
-        <w:spacing w:after="80"/>
-        <w:rPr>
-          <w:b/>
-          <w:bCs/>
-        </w:rPr>
-      </w:pPr>
-      <w:r>
-        <w:t>En cas de réussite à l’examen de fin de formation, le stagiaire obtient la qualification :</w:t>
-      </w:r>
-      <w:r>
-        <w:t xml:space="preserve"> </w:t>
-      </w:r>
-      <w:r>
-        <w:rPr>
-          <w:b/>
-          <w:bCs/>
-        </w:rPr>
-        <w:t>DIRIGEANT D’ENTREPRISE DE SÉCURITÉ PRIVÉE (DESP)</w:t>
-      </w:r>
-    </w:p>
-    <w:p>
-      <w:pPr>
+      </w:pPr>
+    </w:p>
+    <w:p>
+      <w:pPr>
+        <w:spacing w:before="200" w:after="120"/>
+      </w:pPr>
+      <w:r>
         <w:rPr>
           <w:b/>
           <w:color w:val="000000"/>
           <w:sz w:val="24"/>
         </w:rPr>
-      </w:pPr>
+        <w:t>Article 6 - Nature de la sanction de la formation</w:t>
+      </w:r>
+    </w:p>
+    <w:p>
+      <w:pPr>
+        <w:spacing w:after="80"/>
+        <w:jc w:val="center"/>
+      </w:pPr>
+      <w:r>
+        <w:t>En cas de réussite à l’examen de fin de formation, le stagiaire obtient la qualification :</w:t>
+      </w:r>
+      <w:r>
+        <w:t xml:space="preserve"> </w:t>
+      </w:r>
+    </w:p>
+    <w:p>
+      <w:pPr>
+        <w:spacing w:after="80"/>
+        <w:jc w:val="center"/>
+        <w:rPr>
+          <w:b/>
+          <w:bCs/>
+        </w:rPr>
+      </w:pPr>
+      <w:r>
+        <w:rPr>
+          <w:b/>
+          <w:bCs/>
+        </w:rPr>
+        <w:t>DIRIGEANT D’ENTREPRISE DE SÉCURITÉ PRIVÉE (DESP)</w:t>
+      </w:r>
     </w:p>
     <w:p>
       <w:pPr>
@@ -2603,21 +2619,22 @@
           <w:sz w:val="24"/>
         </w:rPr>
       </w:pPr>
-      <w:r>
+    </w:p>
+    <w:p>
+      <w:pPr>
         <w:rPr>
           <w:b/>
           <w:color w:val="000000"/>
           <w:sz w:val="24"/>
         </w:rPr>
-        <w:t xml:space="preserve">Article 7 - </w:t>
-      </w:r>
+      </w:pPr>
       <w:r>
         <w:rPr>
           <w:b/>
           <w:color w:val="000000"/>
           <w:sz w:val="24"/>
         </w:rPr>
-        <w:t>Délai</w:t>
+        <w:t xml:space="preserve">Article 7 - </w:t>
       </w:r>
       <w:r>
         <w:rPr>
@@ -2625,62 +2642,60 @@
           <w:color w:val="000000"/>
           <w:sz w:val="24"/>
         </w:rPr>
-        <w:t xml:space="preserve"> de rétractation</w:t>
-      </w:r>
-    </w:p>
-    <w:p>
-      <w:pPr>
-        <w:spacing w:after="80"/>
-        <w:jc w:val="both"/>
-      </w:pPr>
-      <w:r>
-        <w:t>A compter de la date de signature du présent contrat, le stagiaire a un délai de 10 jours pour se rétracter. Le délai de rétractation est porté à 14 jours (article L.121-16 du Code de la consommation) pour les contrats conclus « à distance » et les contrats conclus « hors établissement ». Il en informe l’organisme de formation par lettre recommandée avec accusé de réception. Dans ce cas, aucune somme ne peut être exigée du stagiaire.</w:t>
-      </w:r>
-    </w:p>
-    <w:p>
-      <w:pPr>
-        <w:jc w:val="both"/>
+        <w:t>Délai</w:t>
+      </w:r>
+      <w:r>
         <w:rPr>
           <w:b/>
           <w:color w:val="000000"/>
           <w:sz w:val="24"/>
         </w:rPr>
-      </w:pPr>
-      <w:r>
+        <w:t xml:space="preserve"> de rétractation</w:t>
+      </w:r>
+    </w:p>
+    <w:p>
+      <w:pPr>
+        <w:spacing w:after="80"/>
+        <w:jc w:val="both"/>
+      </w:pPr>
+      <w:r>
+        <w:t>A compter de la date de signature du présent contrat, le stagiaire a un délai de 10 jours pour se rétracter. Le délai de rétractation est porté à 14 jours (article L.121-16 du Code de la consommation) pour les contrats conclus « à distance » et les contrats conclus « hors établissement ». Il en informe l’organisme de formation par lettre recommandée avec accusé de réception. Dans ce cas, aucune somme ne peut être exigée du stagiaire.</w:t>
+      </w:r>
+    </w:p>
+    <w:p>
+      <w:pPr>
+        <w:jc w:val="both"/>
         <w:rPr>
           <w:b/>
           <w:color w:val="000000"/>
           <w:sz w:val="24"/>
         </w:rPr>
-        <w:br/>
-      </w:r>
-    </w:p>
-    <w:p>
-      <w:pPr>
+      </w:pPr>
+      <w:r>
         <w:rPr>
           <w:b/>
           <w:color w:val="000000"/>
           <w:sz w:val="24"/>
         </w:rPr>
-      </w:pPr>
-      <w:r>
+        <w:br/>
+      </w:r>
+    </w:p>
+    <w:p>
+      <w:pPr>
         <w:rPr>
           <w:b/>
           <w:color w:val="000000"/>
           <w:sz w:val="24"/>
         </w:rPr>
-        <w:br w:type="page"/>
-      </w:r>
-    </w:p>
-    <w:p>
-      <w:pPr>
-        <w:jc w:val="both"/>
+      </w:pPr>
+      <w:r>
         <w:rPr>
           <w:b/>
           <w:color w:val="000000"/>
           <w:sz w:val="24"/>
         </w:rPr>
-      </w:pPr>
+        <w:br w:type="page"/>
+      </w:r>
     </w:p>
     <w:p>
       <w:pPr>
@@ -2697,6 +2712,7 @@
           <w:color w:val="000000"/>
           <w:sz w:val="24"/>
         </w:rPr>
+        <w:lastRenderedPageBreak/>
         <w:t>Article 8 - Dispositions financières</w:t>
       </w:r>
     </w:p>
@@ -3957,43 +3973,193 @@
         <w:spacing w:before="200" w:after="120"/>
         <w:jc w:val="both"/>
         <w:rPr>
-          <w:b/>
-          <w:color w:val="000000"/>
-          <w:sz w:val="16"/>
-          <w:szCs w:val="16"/>
-        </w:rPr>
-      </w:pPr>
-      <w:r>
-        <w:rPr>
           <w:color w:val="334155"/>
           <w:sz w:val="16"/>
           <w:szCs w:val="16"/>
         </w:rPr>
-        <w:t>*</w:t>
-      </w:r>
+      </w:pPr>
       <w:r>
         <w:rPr>
           <w:color w:val="334155"/>
           <w:sz w:val="16"/>
           <w:szCs w:val="16"/>
         </w:rPr>
+        <w:t>*</w:t>
+      </w:r>
+      <w:r>
+        <w:rPr>
+          <w:color w:val="334155"/>
+          <w:sz w:val="16"/>
+          <w:szCs w:val="16"/>
+        </w:rPr>
         <w:t>Aucune somme ne pourra être exigée avant l’expiration du délai de rétractation mentionné à l’article 7 du présent contrat. À l’issue de ce délai, le premier versement effectué par le stagiaire ne pourra excéder 30 % du montant restant à sa charge.</w:t>
       </w:r>
     </w:p>
     <w:p>
       <w:pPr>
-        <w:spacing w:before="200" w:after="120"/>
-        <w:jc w:val="center"/>
+        <w:rPr>
+          <w:color w:val="334155"/>
+          <w:sz w:val="16"/>
+          <w:szCs w:val="16"/>
+        </w:rPr>
+      </w:pPr>
+      <w:r>
+        <w:rPr>
+          <w:color w:val="334155"/>
+          <w:sz w:val="16"/>
+          <w:szCs w:val="16"/>
+        </w:rPr>
+        <w:br w:type="page"/>
+      </w:r>
+      <w:r>
         <w:rPr>
           <w:b/>
           <w:color w:val="000000"/>
           <w:sz w:val="24"/>
         </w:rPr>
-      </w:pPr>
-    </w:p>
-    <w:p>
-      <w:pPr>
-        <w:spacing w:before="200" w:after="120"/>
+        <w:lastRenderedPageBreak/>
+        <w:t>Article 9 - Interruption de stage</w:t>
+      </w:r>
+    </w:p>
+    <w:p>
+      <w:pPr>
+        <w:spacing w:after="80"/>
+        <w:jc w:val="both"/>
+      </w:pPr>
+    </w:p>
+    <w:p>
+      <w:pPr>
+        <w:spacing w:after="80"/>
+        <w:jc w:val="both"/>
+      </w:pPr>
+      <w:r>
+        <w:t>En cas de cessation de l’action de formation du fait de l’abandon du stage par le stagiaire pour un autre motif que la force majeure dûment reconnue, le présent contrat est résilié selon les modalités financières suivantes :</w:t>
+      </w:r>
+    </w:p>
+    <w:p>
+      <w:pPr>
+        <w:spacing w:after="80"/>
+        <w:jc w:val="both"/>
+      </w:pPr>
+    </w:p>
+    <w:p>
+      <w:pPr>
+        <w:spacing w:after="80"/>
+        <w:ind w:left="360" w:hanging="216"/>
+        <w:jc w:val="both"/>
+      </w:pPr>
+      <w:r>
+        <w:t>- En cas d’annulation dans un délai supérieur à 1 mois avant le début de la formation : le stagiaire est tenu de payer une pénalité d’annulation à hauteur de 10 % du coût total initial de la formation.</w:t>
+      </w:r>
+    </w:p>
+    <w:p>
+      <w:pPr>
+        <w:spacing w:after="80"/>
+        <w:ind w:left="360" w:hanging="216"/>
+        <w:jc w:val="both"/>
+      </w:pPr>
+      <w:r>
+        <w:t>- En cas d’annulation entre 1 mois et 2 semaines avant la date de formation : le stagiaire est tenu de payer une pénalité d’annulation à hauteur de 20 % du coût total initial de la formation.</w:t>
+      </w:r>
+    </w:p>
+    <w:p>
+      <w:pPr>
+        <w:spacing w:after="80"/>
+        <w:ind w:left="360" w:hanging="216"/>
+        <w:jc w:val="both"/>
+      </w:pPr>
+      <w:r>
+        <w:t>- En cas d’annulation dans un délai inférieur à 2 semaines avant la date de formation : le stagiaire est tenu de payer une pénalité d’annulation à hauteur de 30 % du coût total initial de la formation.</w:t>
+      </w:r>
+    </w:p>
+    <w:p>
+      <w:pPr>
+        <w:spacing w:after="80"/>
+        <w:ind w:left="360" w:hanging="216"/>
+        <w:jc w:val="both"/>
+      </w:pPr>
+      <w:r>
+        <w:t xml:space="preserve">- En cas d’annulation pendant la formation : le stagiaire est tenu de payer une pénalité d’annulation à hauteur de 30 % du coût total initial de la formation + les prestations effectivement dispensées au prorata </w:t>
+      </w:r>
+      <w:proofErr w:type="spellStart"/>
+      <w:r>
+        <w:t>temporis</w:t>
+      </w:r>
+      <w:proofErr w:type="spellEnd"/>
+      <w:r>
+        <w:t xml:space="preserve"> de leur valeur prévue au présent contrat.</w:t>
+      </w:r>
+    </w:p>
+    <w:p>
+      <w:pPr>
+        <w:spacing w:after="80"/>
+        <w:ind w:left="360" w:hanging="216"/>
+        <w:jc w:val="both"/>
+      </w:pPr>
+    </w:p>
+    <w:p>
+      <w:pPr>
+        <w:spacing w:after="80"/>
+        <w:jc w:val="both"/>
+      </w:pPr>
+      <w:r>
+        <w:t xml:space="preserve">Si le stagiaire est empêché de suivre l’action par suite de force majeure dûment reconnue, le contrat de formation professionnelle est résilié. Dans ce cas, seules les prestations effectivement dispensées sont dues au prorata </w:t>
+      </w:r>
+      <w:proofErr w:type="spellStart"/>
+      <w:r>
+        <w:t>temporis</w:t>
+      </w:r>
+      <w:proofErr w:type="spellEnd"/>
+      <w:r>
+        <w:t xml:space="preserve"> de leur valeur prévue au présent contrat.</w:t>
+      </w:r>
+    </w:p>
+    <w:p>
+      <w:pPr>
+        <w:spacing w:after="80"/>
+        <w:jc w:val="both"/>
+      </w:pPr>
+    </w:p>
+    <w:p>
+      <w:pPr>
+        <w:spacing w:after="80"/>
+        <w:jc w:val="both"/>
+      </w:pPr>
+      <w:r>
+        <w:t>En cas de cessation de l’action de formation du fait du prestataire de formation :</w:t>
+      </w:r>
+    </w:p>
+    <w:p>
+      <w:pPr>
+        <w:spacing w:after="80"/>
+        <w:ind w:left="360" w:hanging="216"/>
+        <w:jc w:val="both"/>
+      </w:pPr>
+      <w:r>
+        <w:t>- en cas d’annulation de la formation avant son commencement, le stagiaire est intégralement remboursé,</w:t>
+      </w:r>
+    </w:p>
+    <w:p>
+      <w:pPr>
+        <w:spacing w:after="80"/>
+        <w:ind w:left="360" w:hanging="216"/>
+        <w:jc w:val="both"/>
+      </w:pPr>
+      <w:r>
+        <w:t xml:space="preserve">- en cas d’annulation de la formation en cours de formation, seules les prestations effectivement dispensées sont dues par le stagiaire au prorata </w:t>
+      </w:r>
+      <w:proofErr w:type="spellStart"/>
+      <w:r>
+        <w:t>temporis</w:t>
+      </w:r>
+      <w:proofErr w:type="spellEnd"/>
+      <w:r>
+        <w:t xml:space="preserve"> de leur valeur prévue au présent contrat.</w:t>
+      </w:r>
+    </w:p>
+    <w:p>
+      <w:pPr>
+        <w:jc w:val="both"/>
         <w:rPr>
           <w:b/>
           <w:color w:val="000000"/>
@@ -4006,230 +4172,75 @@
           <w:color w:val="000000"/>
           <w:sz w:val="24"/>
         </w:rPr>
-        <w:t>Article 9 - Interruption de stage</w:t>
-      </w:r>
-    </w:p>
-    <w:p>
-      <w:pPr>
-        <w:spacing w:after="80"/>
-        <w:jc w:val="both"/>
-      </w:pPr>
-    </w:p>
-    <w:p>
-      <w:pPr>
-        <w:spacing w:after="80"/>
-        <w:jc w:val="both"/>
-      </w:pPr>
-      <w:r>
-        <w:t>En cas de cessation de l’action de formation du fait de l’abandon du stage par le stagiaire pour un autre motif que la force majeure dûment reconnue, le présent contrat est résilié selon les modalités financières suivantes :</w:t>
-      </w:r>
-    </w:p>
-    <w:p>
-      <w:pPr>
-        <w:spacing w:after="80"/>
-        <w:jc w:val="both"/>
-      </w:pPr>
-    </w:p>
-    <w:p>
-      <w:pPr>
-        <w:spacing w:after="80"/>
-        <w:ind w:left="360" w:hanging="216"/>
-        <w:jc w:val="both"/>
-      </w:pPr>
-      <w:r>
-        <w:t>- En cas d’annulation dans un délai supérieur à 1 mois avant le début de la formation : le stagiaire est tenu de payer une pénalité d’annulation à hauteur de 10 % du coût total initial de la formation.</w:t>
-      </w:r>
-    </w:p>
-    <w:p>
-      <w:pPr>
-        <w:spacing w:after="80"/>
-        <w:ind w:left="360" w:hanging="216"/>
-        <w:jc w:val="both"/>
-      </w:pPr>
-      <w:r>
-        <w:t>- En cas d’annulation entre 1 mois et 2 semaines avant la date de formation : le stagiaire est tenu de payer une pénalité d’annulation à hauteur de 20 % du coût total initial de la formation.</w:t>
-      </w:r>
-    </w:p>
-    <w:p>
-      <w:pPr>
-        <w:spacing w:after="80"/>
-        <w:ind w:left="360" w:hanging="216"/>
-        <w:jc w:val="both"/>
-      </w:pPr>
-      <w:r>
-        <w:t>- En cas d’annulation dans un délai inférieur à 2 semaines avant la date de formation : le stagiaire est tenu de payer une pénalité d’annulation à hauteur de 30 % du coût total initial de la formation.</w:t>
-      </w:r>
-    </w:p>
-    <w:p>
-      <w:pPr>
-        <w:spacing w:after="80"/>
-        <w:ind w:left="360" w:hanging="216"/>
-        <w:jc w:val="both"/>
-      </w:pPr>
-      <w:r>
-        <w:t xml:space="preserve">- En cas d’annulation pendant la formation : le stagiaire est tenu de payer une pénalité d’annulation à hauteur de 30 % du coût total initial de la formation + les prestations effectivement dispensées au prorata </w:t>
-      </w:r>
-      <w:proofErr w:type="spellStart"/>
-      <w:r>
-        <w:t>temporis</w:t>
-      </w:r>
-      <w:proofErr w:type="spellEnd"/>
-      <w:r>
-        <w:t xml:space="preserve"> de leur valeur prévue au présent contrat.</w:t>
-      </w:r>
-    </w:p>
-    <w:p>
-      <w:pPr>
-        <w:spacing w:after="80"/>
-        <w:ind w:left="360" w:hanging="216"/>
-        <w:jc w:val="both"/>
-      </w:pPr>
-    </w:p>
-    <w:p>
-      <w:pPr>
-        <w:spacing w:after="80"/>
-        <w:jc w:val="both"/>
-      </w:pPr>
-      <w:r>
-        <w:t xml:space="preserve">Si le stagiaire est empêché de suivre l’action par suite de force majeure dûment reconnue, le contrat de formation professionnelle est résilié. Dans ce cas, seules les prestations effectivement dispensées sont dues au prorata </w:t>
-      </w:r>
-      <w:proofErr w:type="spellStart"/>
-      <w:r>
-        <w:t>temporis</w:t>
-      </w:r>
-      <w:proofErr w:type="spellEnd"/>
-      <w:r>
-        <w:t xml:space="preserve"> de leur valeur prévue au présent contrat.</w:t>
-      </w:r>
-    </w:p>
-    <w:p>
-      <w:pPr>
-        <w:spacing w:after="80"/>
-        <w:jc w:val="both"/>
-      </w:pPr>
-    </w:p>
-    <w:p>
-      <w:pPr>
-        <w:spacing w:after="80"/>
-        <w:jc w:val="both"/>
-      </w:pPr>
-      <w:r>
-        <w:t>En cas de cessation de l’action de formation du fait du prestataire de formation :</w:t>
-      </w:r>
-    </w:p>
-    <w:p>
-      <w:pPr>
-        <w:spacing w:after="80"/>
-        <w:ind w:left="360" w:hanging="216"/>
-        <w:jc w:val="both"/>
-      </w:pPr>
-      <w:r>
-        <w:t>- en cas d’annulation de la formation avant son commencement, le stagiaire est intégralement remboursé,</w:t>
-      </w:r>
-    </w:p>
-    <w:p>
-      <w:pPr>
-        <w:spacing w:after="80"/>
-        <w:ind w:left="360" w:hanging="216"/>
-        <w:jc w:val="both"/>
-      </w:pPr>
-      <w:r>
-        <w:t xml:space="preserve">- en cas d’annulation de la formation en cours de formation, seules les prestations effectivement dispensées sont dues par le stagiaire au prorata </w:t>
-      </w:r>
-      <w:proofErr w:type="spellStart"/>
-      <w:r>
-        <w:t>temporis</w:t>
-      </w:r>
-      <w:proofErr w:type="spellEnd"/>
-      <w:r>
-        <w:t xml:space="preserve"> de leur valeur prévue au présent contrat.</w:t>
-      </w:r>
-    </w:p>
-    <w:p>
-      <w:pPr>
-        <w:jc w:val="both"/>
+        <w:br w:type="page"/>
+      </w:r>
+      <w:r>
         <w:rPr>
           <w:b/>
           <w:color w:val="000000"/>
           <w:sz w:val="24"/>
         </w:rPr>
-      </w:pPr>
-      <w:r>
+        <w:br/>
+      </w:r>
+    </w:p>
+    <w:p>
+      <w:pPr>
+        <w:jc w:val="both"/>
         <w:rPr>
           <w:b/>
           <w:color w:val="000000"/>
           <w:sz w:val="24"/>
         </w:rPr>
-        <w:br w:type="page"/>
-      </w:r>
+      </w:pPr>
       <w:r>
         <w:rPr>
           <w:b/>
           <w:color w:val="000000"/>
           <w:sz w:val="24"/>
         </w:rPr>
-        <w:lastRenderedPageBreak/>
-        <w:br/>
-      </w:r>
-    </w:p>
-    <w:p>
-      <w:pPr>
-        <w:jc w:val="both"/>
+        <w:t>Article 10 - Échec à l’examen de fin de formation</w:t>
+      </w:r>
+    </w:p>
+    <w:p>
+      <w:pPr>
+        <w:spacing w:after="80"/>
+        <w:jc w:val="both"/>
+      </w:pPr>
+      <w:r>
+        <w:t>En cas d’échec à l’examen de fin de formation, le candidat pourra s’il le souhaite, et sous réserve d’un avis favorable de l’équipe pédagogique, se présenter à une nouvelle session d’examen, dans la limite des places disponibles (12 personnes maximum autorisées lors d’un examen).</w:t>
+      </w:r>
+    </w:p>
+    <w:p>
+      <w:pPr>
+        <w:spacing w:after="80"/>
+        <w:jc w:val="both"/>
+        <w:rPr>
+          <w:b/>
+        </w:rPr>
+      </w:pPr>
+      <w:r>
+        <w:rPr>
+          <w:b/>
+        </w:rPr>
+        <w:t>La représentation à l’examen est facturée : 80 € TTC.</w:t>
+      </w:r>
+    </w:p>
+    <w:p>
+      <w:pPr>
+        <w:spacing w:after="80"/>
+        <w:jc w:val="both"/>
+      </w:pPr>
+    </w:p>
+    <w:p>
+      <w:pPr>
+        <w:spacing w:before="200" w:after="120"/>
+      </w:pPr>
+      <w:r>
         <w:rPr>
           <w:b/>
           <w:color w:val="000000"/>
           <w:sz w:val="24"/>
         </w:rPr>
-      </w:pPr>
-      <w:r>
-        <w:rPr>
-          <w:b/>
-          <w:color w:val="000000"/>
-          <w:sz w:val="24"/>
-        </w:rPr>
-        <w:t>Article 10 - Échec à l’examen de fin de formation</w:t>
-      </w:r>
-    </w:p>
-    <w:p>
-      <w:pPr>
-        <w:spacing w:after="80"/>
-        <w:jc w:val="both"/>
-      </w:pPr>
-      <w:r>
-        <w:t>En cas d’échec à l’examen de fin de formation, le candidat pourra s’il le souhaite, et sous réserve d’un avis favorable de l’équipe pédagogique, se présenter à une nouvelle session d’examen, dans la limite des places disponibles (12 personnes maximum autorisées lors d’un examen).</w:t>
-      </w:r>
-    </w:p>
-    <w:p>
-      <w:pPr>
-        <w:spacing w:after="80"/>
-        <w:jc w:val="both"/>
-        <w:rPr>
-          <w:b/>
-        </w:rPr>
-      </w:pPr>
-      <w:r>
-        <w:rPr>
-          <w:b/>
-        </w:rPr>
-        <w:t>La représentation à l’examen est facturée : 80 € TTC.</w:t>
-      </w:r>
-    </w:p>
-    <w:p>
-      <w:pPr>
-        <w:spacing w:after="80"/>
-        <w:jc w:val="both"/>
-      </w:pPr>
-    </w:p>
-    <w:p>
-      <w:pPr>
-        <w:spacing w:before="200" w:after="120"/>
-      </w:pPr>
-      <w:r>
-        <w:rPr>
-          <w:b/>
-          <w:color w:val="000000"/>
-          <w:sz w:val="24"/>
-        </w:rPr>
         <w:t>Article 11 - Cas de différend</w:t>
       </w:r>
     </w:p>
@@ -4240,6 +4251,16 @@
       <w:r>
         <w:t>Si une constatation ou un différend n’ont pu être réglés à l’amiable, le Tribunal de Fréjus sera seul compétent pour régler le litige.</w:t>
       </w:r>
+    </w:p>
+    <w:p>
+      <w:r>
+        <w:br w:type="page"/>
+      </w:r>
+    </w:p>
+    <w:p>
+      <w:pPr>
+        <w:spacing w:after="80"/>
+      </w:pPr>
     </w:p>
     <w:p>
       <w:pPr>
@@ -5649,6 +5670,7 @@
           <w:color w:val="000000"/>
           <w:sz w:val="24"/>
         </w:rPr>
+        <w:lastRenderedPageBreak/>
         <w:br w:type="page"/>
       </w:r>
       <w:r>
@@ -5657,7 +5679,6 @@
           <w:color w:val="000000"/>
           <w:sz w:val="24"/>
         </w:rPr>
-        <w:lastRenderedPageBreak/>
         <w:br/>
       </w:r>
       <w:r>
@@ -6230,7 +6251,7 @@
 </file>
 
 <file path=word/endnotes.xml><?xml version="1.0" encoding="utf-8"?>
-<w:endnotes xmlns:wpc="http://schemas.microsoft.com/office/word/2010/wordprocessingCanvas" xmlns:cx="http://schemas.microsoft.com/office/drawing/2014/chartex" xmlns:cx1="http://schemas.microsoft.com/office/drawing/2015/9/8/chartex" xmlns:cx2="http://schemas.microsoft.com/office/drawing/2015/10/21/chartex" xmlns:cx3="http://schemas.microsoft.com/office/drawing/2016/5/9/chartex" xmlns:cx4="http://schemas.microsoft.com/office/drawing/2016/5/10/chartex" xmlns:cx5="http://schemas.microsoft.com/office/drawing/2016/5/11/chartex" xmlns:cx6="http://schemas.microsoft.com/office/drawing/2016/5/12/chartex" xmlns:cx7="http://schemas.microsoft.com/office/drawing/2016/5/13/chartex" xmlns:cx8="http://schemas.microsoft.com/office/drawing/2016/5/14/chartex" xmlns:mc="http://schemas.openxmlformats.org/markup-compatibility/2006" xmlns:aink="http://schemas.microsoft.com/office/drawing/2016/ink" xmlns:am3d="http://schemas.microsoft.com/office/drawing/2017/model3d" xmlns:o="urn:schemas-microsoft-com:office:office" xmlns:oel="http://schemas.microsoft.com/office/2019/extlst" xmlns:r="http://schemas.openxmlformats.org/officeDocument/2006/relationships" xmlns:m="http://schemas.openxmlformats.org/officeDocument/2006/math" xmlns:v="urn:schemas-microsoft-com:vml" xmlns:wp14="http://schemas.microsoft.com/office/word/2010/wordprocessingDrawing" xmlns:wp="http://schemas.openxmlformats.org/drawingml/2006/wordprocessingDrawing" xmlns:w10="urn:schemas-microsoft-com:office:word" xmlns:w="http://schemas.openxmlformats.org/wordprocessingml/2006/main" xmlns:w14="http://schemas.microsoft.com/office/word/2010/wordml" xmlns:w15="http://schemas.microsoft.com/office/word/2012/wordml" xmlns:w16cex="http://schemas.microsoft.com/office/word/2018/wordml/cex" xmlns:w16cid="http://schemas.microsoft.com/office/word/2016/wordml/cid" xmlns:w16="http://schemas.microsoft.com/office/word/2018/wordml" xmlns:w16du="http://schemas.microsoft.com/office/word/2023/wordml/word16du" xmlns:w16sdtdh="http://schemas.microsoft.com/office/word/2020/wordml/sdtdatahash" xmlns:w16sdtfl="http://schemas.microsoft.com/office/word/2024/wordml/sdtformatlock" xmlns:w16se="http://schemas.microsoft.com/office/word/2015/wordml/symex" xmlns:wpg="http://schemas.microsoft.com/office/word/2010/wordprocessingGroup" xmlns:wpi="http://schemas.microsoft.com/office/word/2010/wordprocessingInk" xmlns:wne="http://schemas.microsoft.com/office/word/2006/wordml" xmlns:wps="http://schemas.microsoft.com/office/word/2010/wordprocessingShape" mc:Ignorable="w14 w15 w16se w16cid w16 w16cex w16sdtdh w16sdtfl w16du wp14">
+<w:endnotes xmlns:wpc="http://schemas.microsoft.com/office/word/2010/wordprocessingCanvas" xmlns:cx="http://schemas.microsoft.com/office/drawing/2014/chartex" xmlns:cx1="http://schemas.microsoft.com/office/drawing/2015/9/8/chartex" xmlns:cx2="http://schemas.microsoft.com/office/drawing/2015/10/21/chartex" xmlns:cx3="http://schemas.microsoft.com/office/drawing/2016/5/9/chartex" xmlns:cx4="http://schemas.microsoft.com/office/drawing/2016/5/10/chartex" xmlns:cx5="http://schemas.microsoft.com/office/drawing/2016/5/11/chartex" xmlns:cx6="http://schemas.microsoft.com/office/drawing/2016/5/12/chartex" xmlns:cx7="http://schemas.microsoft.com/office/drawing/2016/5/13/chartex" xmlns:cx8="http://schemas.microsoft.com/office/drawing/2016/5/14/chartex" xmlns:mc="http://schemas.openxmlformats.org/markup-compatibility/2006" xmlns:m="http://schemas.openxmlformats.org/officeDocument/2006/math" xmlns:aink="http://schemas.microsoft.com/office/drawing/2016/ink" xmlns:am3d="http://schemas.microsoft.com/office/drawing/2017/model3d" xmlns:oel="http://schemas.microsoft.com/office/2019/extlst" xmlns:r="http://schemas.openxmlformats.org/officeDocument/2006/relationships" xmlns:wp14="http://schemas.microsoft.com/office/word/2010/wordprocessingDrawing" xmlns:wp="http://schemas.openxmlformats.org/drawingml/2006/wordprocessingDrawing" xmlns:wpg="http://schemas.microsoft.com/office/word/2010/wordprocessingGroup" xmlns:wpi="http://schemas.microsoft.com/office/word/2010/wordprocessingInk" xmlns:wps="http://schemas.microsoft.com/office/word/2010/wordprocessingShape" xmlns:o="urn:schemas-microsoft-com:office:office" xmlns:v="urn:schemas-microsoft-com:vml" xmlns:w10="urn:schemas-microsoft-com:office:word" xmlns:w="http://schemas.openxmlformats.org/wordprocessingml/2006/main" xmlns:w14="http://schemas.microsoft.com/office/word/2010/wordml" xmlns:w15="http://schemas.microsoft.com/office/word/2012/wordml" xmlns:w16cei="http://schemas.microsoft.com/office/word/2026/wordml/cei" xmlns:w16cex="http://schemas.microsoft.com/office/word/2018/wordml/cex" xmlns:w16cid="http://schemas.microsoft.com/office/word/2016/wordml/cid" xmlns:w16="http://schemas.microsoft.com/office/word/2018/wordml" xmlns:w16sdtdh="http://schemas.microsoft.com/office/word/2020/wordml/sdtdatahash" xmlns:w16sdtfl="http://schemas.microsoft.com/office/word/2024/wordml/sdtformatlock" xmlns:w16se="http://schemas.microsoft.com/office/word/2015/wordml/symex" xmlns:w16du="http://schemas.microsoft.com/office/word/2023/wordml/word16du" xmlns:wne="http://schemas.microsoft.com/office/word/2006/wordml" mc:Ignorable="w14 w15 w16se w16cid w16 w16cex w16sdtdh w16sdtfl w16du wp14">
   <w:endnote w:type="separator" w:id="-1">
     <w:p>
       <w:pPr>
@@ -6255,7 +6276,7 @@
 </file>
 
 <file path=word/footer1.xml><?xml version="1.0" encoding="utf-8"?>
-<w:ftr xmlns:wpc="http://schemas.microsoft.com/office/word/2010/wordprocessingCanvas" xmlns:cx="http://schemas.microsoft.com/office/drawing/2014/chartex" xmlns:cx1="http://schemas.microsoft.com/office/drawing/2015/9/8/chartex" xmlns:cx2="http://schemas.microsoft.com/office/drawing/2015/10/21/chartex" xmlns:cx3="http://schemas.microsoft.com/office/drawing/2016/5/9/chartex" xmlns:cx4="http://schemas.microsoft.com/office/drawing/2016/5/10/chartex" xmlns:cx5="http://schemas.microsoft.com/office/drawing/2016/5/11/chartex" xmlns:cx6="http://schemas.microsoft.com/office/drawing/2016/5/12/chartex" xmlns:cx7="http://schemas.microsoft.com/office/drawing/2016/5/13/chartex" xmlns:cx8="http://schemas.microsoft.com/office/drawing/2016/5/14/chartex" xmlns:mc="http://schemas.openxmlformats.org/markup-compatibility/2006" xmlns:aink="http://schemas.microsoft.com/office/drawing/2016/ink" xmlns:am3d="http://schemas.microsoft.com/office/drawing/2017/model3d" xmlns:o="urn:schemas-microsoft-com:office:office" xmlns:oel="http://schemas.microsoft.com/office/2019/extlst" xmlns:r="http://schemas.openxmlformats.org/officeDocument/2006/relationships" xmlns:m="http://schemas.openxmlformats.org/officeDocument/2006/math" xmlns:v="urn:schemas-microsoft-com:vml" xmlns:wp14="http://schemas.microsoft.com/office/word/2010/wordprocessingDrawing" xmlns:wp="http://schemas.openxmlformats.org/drawingml/2006/wordprocessingDrawing" xmlns:w10="urn:schemas-microsoft-com:office:word" xmlns:w="http://schemas.openxmlformats.org/wordprocessingml/2006/main" xmlns:w14="http://schemas.microsoft.com/office/word/2010/wordml" xmlns:w15="http://schemas.microsoft.com/office/word/2012/wordml" xmlns:w16cex="http://schemas.microsoft.com/office/word/2018/wordml/cex" xmlns:w16cid="http://schemas.microsoft.com/office/word/2016/wordml/cid" xmlns:w16="http://schemas.microsoft.com/office/word/2018/wordml" xmlns:w16du="http://schemas.microsoft.com/office/word/2023/wordml/word16du" xmlns:w16sdtdh="http://schemas.microsoft.com/office/word/2020/wordml/sdtdatahash" xmlns:w16sdtfl="http://schemas.microsoft.com/office/word/2024/wordml/sdtformatlock" xmlns:w16se="http://schemas.microsoft.com/office/word/2015/wordml/symex" xmlns:wpg="http://schemas.microsoft.com/office/word/2010/wordprocessingGroup" xmlns:wpi="http://schemas.microsoft.com/office/word/2010/wordprocessingInk" xmlns:wne="http://schemas.microsoft.com/office/word/2006/wordml" xmlns:wps="http://schemas.microsoft.com/office/word/2010/wordprocessingShape" mc:Ignorable="w14 w15 w16se w16cid w16 w16cex w16sdtdh w16sdtfl w16du wp14">
+<w:ftr xmlns:wpc="http://schemas.microsoft.com/office/word/2010/wordprocessingCanvas" xmlns:cx="http://schemas.microsoft.com/office/drawing/2014/chartex" xmlns:cx1="http://schemas.microsoft.com/office/drawing/2015/9/8/chartex" xmlns:cx2="http://schemas.microsoft.com/office/drawing/2015/10/21/chartex" xmlns:cx3="http://schemas.microsoft.com/office/drawing/2016/5/9/chartex" xmlns:cx4="http://schemas.microsoft.com/office/drawing/2016/5/10/chartex" xmlns:cx5="http://schemas.microsoft.com/office/drawing/2016/5/11/chartex" xmlns:cx6="http://schemas.microsoft.com/office/drawing/2016/5/12/chartex" xmlns:cx7="http://schemas.microsoft.com/office/drawing/2016/5/13/chartex" xmlns:cx8="http://schemas.microsoft.com/office/drawing/2016/5/14/chartex" xmlns:mc="http://schemas.openxmlformats.org/markup-compatibility/2006" xmlns:m="http://schemas.openxmlformats.org/officeDocument/2006/math" xmlns:aink="http://schemas.microsoft.com/office/drawing/2016/ink" xmlns:am3d="http://schemas.microsoft.com/office/drawing/2017/model3d" xmlns:oel="http://schemas.microsoft.com/office/2019/extlst" xmlns:r="http://schemas.openxmlformats.org/officeDocument/2006/relationships" xmlns:wp14="http://schemas.microsoft.com/office/word/2010/wordprocessingDrawing" xmlns:wp="http://schemas.openxmlformats.org/drawingml/2006/wordprocessingDrawing" xmlns:wpg="http://schemas.microsoft.com/office/word/2010/wordprocessingGroup" xmlns:wpi="http://schemas.microsoft.com/office/word/2010/wordprocessingInk" xmlns:wps="http://schemas.microsoft.com/office/word/2010/wordprocessingShape" xmlns:o="urn:schemas-microsoft-com:office:office" xmlns:v="urn:schemas-microsoft-com:vml" xmlns:w10="urn:schemas-microsoft-com:office:word" xmlns:w="http://schemas.openxmlformats.org/wordprocessingml/2006/main" xmlns:w14="http://schemas.microsoft.com/office/word/2010/wordml" xmlns:w15="http://schemas.microsoft.com/office/word/2012/wordml" xmlns:w16cei="http://schemas.microsoft.com/office/word/2026/wordml/cei" xmlns:w16cex="http://schemas.microsoft.com/office/word/2018/wordml/cex" xmlns:w16cid="http://schemas.microsoft.com/office/word/2016/wordml/cid" xmlns:w16="http://schemas.microsoft.com/office/word/2018/wordml" xmlns:w16sdtdh="http://schemas.microsoft.com/office/word/2020/wordml/sdtdatahash" xmlns:w16sdtfl="http://schemas.microsoft.com/office/word/2024/wordml/sdtformatlock" xmlns:w16se="http://schemas.microsoft.com/office/word/2015/wordml/symex" xmlns:w16du="http://schemas.microsoft.com/office/word/2023/wordml/word16du" xmlns:wne="http://schemas.microsoft.com/office/word/2006/wordml" mc:Ignorable="w14 w15 w16se w16cid w16 w16cex w16sdtdh w16sdtfl w16du wp14">
   <w:p>
     <w:pPr>
       <w:pStyle w:val="Pieddepage"/>
@@ -6481,7 +6502,7 @@
 </file>
 
 <file path=word/footnotes.xml><?xml version="1.0" encoding="utf-8"?>
-<w:footnotes xmlns:wpc="http://schemas.microsoft.com/office/word/2010/wordprocessingCanvas" xmlns:cx="http://schemas.microsoft.com/office/drawing/2014/chartex" xmlns:cx1="http://schemas.microsoft.com/office/drawing/2015/9/8/chartex" xmlns:cx2="http://schemas.microsoft.com/office/drawing/2015/10/21/chartex" xmlns:cx3="http://schemas.microsoft.com/office/drawing/2016/5/9/chartex" xmlns:cx4="http://schemas.microsoft.com/office/drawing/2016/5/10/chartex" xmlns:cx5="http://schemas.microsoft.com/office/drawing/2016/5/11/chartex" xmlns:cx6="http://schemas.microsoft.com/office/drawing/2016/5/12/chartex" xmlns:cx7="http://schemas.microsoft.com/office/drawing/2016/5/13/chartex" xmlns:cx8="http://schemas.microsoft.com/office/drawing/2016/5/14/chartex" xmlns:mc="http://schemas.openxmlformats.org/markup-compatibility/2006" xmlns:aink="http://schemas.microsoft.com/office/drawing/2016/ink" xmlns:am3d="http://schemas.microsoft.com/office/drawing/2017/model3d" xmlns:o="urn:schemas-microsoft-com:office:office" xmlns:oel="http://schemas.microsoft.com/office/2019/extlst" xmlns:r="http://schemas.openxmlformats.org/officeDocument/2006/relationships" xmlns:m="http://schemas.openxmlformats.org/officeDocument/2006/math" xmlns:v="urn:schemas-microsoft-com:vml" xmlns:wp14="http://schemas.microsoft.com/office/word/2010/wordprocessingDrawing" xmlns:wp="http://schemas.openxmlformats.org/drawingml/2006/wordprocessingDrawing" xmlns:w10="urn:schemas-microsoft-com:office:word" xmlns:w="http://schemas.openxmlformats.org/wordprocessingml/2006/main" xmlns:w14="http://schemas.microsoft.com/office/word/2010/wordml" xmlns:w15="http://schemas.microsoft.com/office/word/2012/wordml" xmlns:w16cex="http://schemas.microsoft.com/office/word/2018/wordml/cex" xmlns:w16cid="http://schemas.microsoft.com/office/word/2016/wordml/cid" xmlns:w16="http://schemas.microsoft.com/office/word/2018/wordml" xmlns:w16du="http://schemas.microsoft.com/office/word/2023/wordml/word16du" xmlns:w16sdtdh="http://schemas.microsoft.com/office/word/2020/wordml/sdtdatahash" xmlns:w16sdtfl="http://schemas.microsoft.com/office/word/2024/wordml/sdtformatlock" xmlns:w16se="http://schemas.microsoft.com/office/word/2015/wordml/symex" xmlns:wpg="http://schemas.microsoft.com/office/word/2010/wordprocessingGroup" xmlns:wpi="http://schemas.microsoft.com/office/word/2010/wordprocessingInk" xmlns:wne="http://schemas.microsoft.com/office/word/2006/wordml" xmlns:wps="http://schemas.microsoft.com/office/word/2010/wordprocessingShape" mc:Ignorable="w14 w15 w16se w16cid w16 w16cex w16sdtdh w16sdtfl w16du wp14">
+<w:footnotes xmlns:wpc="http://schemas.microsoft.com/office/word/2010/wordprocessingCanvas" xmlns:cx="http://schemas.microsoft.com/office/drawing/2014/chartex" xmlns:cx1="http://schemas.microsoft.com/office/drawing/2015/9/8/chartex" xmlns:cx2="http://schemas.microsoft.com/office/drawing/2015/10/21/chartex" xmlns:cx3="http://schemas.microsoft.com/office/drawing/2016/5/9/chartex" xmlns:cx4="http://schemas.microsoft.com/office/drawing/2016/5/10/chartex" xmlns:cx5="http://schemas.microsoft.com/office/drawing/2016/5/11/chartex" xmlns:cx6="http://schemas.microsoft.com/office/drawing/2016/5/12/chartex" xmlns:cx7="http://schemas.microsoft.com/office/drawing/2016/5/13/chartex" xmlns:cx8="http://schemas.microsoft.com/office/drawing/2016/5/14/chartex" xmlns:mc="http://schemas.openxmlformats.org/markup-compatibility/2006" xmlns:m="http://schemas.openxmlformats.org/officeDocument/2006/math" xmlns:aink="http://schemas.microsoft.com/office/drawing/2016/ink" xmlns:am3d="http://schemas.microsoft.com/office/drawing/2017/model3d" xmlns:oel="http://schemas.microsoft.com/office/2019/extlst" xmlns:r="http://schemas.openxmlformats.org/officeDocument/2006/relationships" xmlns:wp14="http://schemas.microsoft.com/office/word/2010/wordprocessingDrawing" xmlns:wp="http://schemas.openxmlformats.org/drawingml/2006/wordprocessingDrawing" xmlns:wpg="http://schemas.microsoft.com/office/word/2010/wordprocessingGroup" xmlns:wpi="http://schemas.microsoft.com/office/word/2010/wordprocessingInk" xmlns:wps="http://schemas.microsoft.com/office/word/2010/wordprocessingShape" xmlns:o="urn:schemas-microsoft-com:office:office" xmlns:v="urn:schemas-microsoft-com:vml" xmlns:w10="urn:schemas-microsoft-com:office:word" xmlns:w="http://schemas.openxmlformats.org/wordprocessingml/2006/main" xmlns:w14="http://schemas.microsoft.com/office/word/2010/wordml" xmlns:w15="http://schemas.microsoft.com/office/word/2012/wordml" xmlns:w16cei="http://schemas.microsoft.com/office/word/2026/wordml/cei" xmlns:w16cex="http://schemas.microsoft.com/office/word/2018/wordml/cex" xmlns:w16cid="http://schemas.microsoft.com/office/word/2016/wordml/cid" xmlns:w16="http://schemas.microsoft.com/office/word/2018/wordml" xmlns:w16sdtdh="http://schemas.microsoft.com/office/word/2020/wordml/sdtdatahash" xmlns:w16sdtfl="http://schemas.microsoft.com/office/word/2024/wordml/sdtformatlock" xmlns:w16se="http://schemas.microsoft.com/office/word/2015/wordml/symex" xmlns:w16du="http://schemas.microsoft.com/office/word/2023/wordml/word16du" xmlns:wne="http://schemas.microsoft.com/office/word/2006/wordml" mc:Ignorable="w14 w15 w16se w16cid w16 w16cex w16sdtdh w16sdtfl w16du wp14">
   <w:footnote w:type="separator" w:id="-1">
     <w:p>
       <w:pPr>
@@ -6506,7 +6527,7 @@
 </file>
 
 <file path=word/header1.xml><?xml version="1.0" encoding="utf-8"?>
-<w:hdr xmlns:wpc="http://schemas.microsoft.com/office/word/2010/wordprocessingCanvas" xmlns:cx="http://schemas.microsoft.com/office/drawing/2014/chartex" xmlns:cx1="http://schemas.microsoft.com/office/drawing/2015/9/8/chartex" xmlns:cx2="http://schemas.microsoft.com/office/drawing/2015/10/21/chartex" xmlns:cx3="http://schemas.microsoft.com/office/drawing/2016/5/9/chartex" xmlns:cx4="http://schemas.microsoft.com/office/drawing/2016/5/10/chartex" xmlns:cx5="http://schemas.microsoft.com/office/drawing/2016/5/11/chartex" xmlns:cx6="http://schemas.microsoft.com/office/drawing/2016/5/12/chartex" xmlns:cx7="http://schemas.microsoft.com/office/drawing/2016/5/13/chartex" xmlns:cx8="http://schemas.microsoft.com/office/drawing/2016/5/14/chartex" xmlns:mc="http://schemas.openxmlformats.org/markup-compatibility/2006" xmlns:aink="http://schemas.microsoft.com/office/drawing/2016/ink" xmlns:am3d="http://schemas.microsoft.com/office/drawing/2017/model3d" xmlns:o="urn:schemas-microsoft-com:office:office" xmlns:oel="http://schemas.microsoft.com/office/2019/extlst" xmlns:r="http://schemas.openxmlformats.org/officeDocument/2006/relationships" xmlns:m="http://schemas.openxmlformats.org/officeDocument/2006/math" xmlns:v="urn:schemas-microsoft-com:vml" xmlns:wp14="http://schemas.microsoft.com/office/word/2010/wordprocessingDrawing" xmlns:wp="http://schemas.openxmlformats.org/drawingml/2006/wordprocessingDrawing" xmlns:w10="urn:schemas-microsoft-com:office:word" xmlns:w="http://schemas.openxmlformats.org/wordprocessingml/2006/main" xmlns:w14="http://schemas.microsoft.com/office/word/2010/wordml" xmlns:w15="http://schemas.microsoft.com/office/word/2012/wordml" xmlns:w16cex="http://schemas.microsoft.com/office/word/2018/wordml/cex" xmlns:w16cid="http://schemas.microsoft.com/office/word/2016/wordml/cid" xmlns:w16="http://schemas.microsoft.com/office/word/2018/wordml" xmlns:w16du="http://schemas.microsoft.com/office/word/2023/wordml/word16du" xmlns:w16sdtdh="http://schemas.microsoft.com/office/word/2020/wordml/sdtdatahash" xmlns:w16sdtfl="http://schemas.microsoft.com/office/word/2024/wordml/sdtformatlock" xmlns:w16se="http://schemas.microsoft.com/office/word/2015/wordml/symex" xmlns:wpg="http://schemas.microsoft.com/office/word/2010/wordprocessingGroup" xmlns:wpi="http://schemas.microsoft.com/office/word/2010/wordprocessingInk" xmlns:wne="http://schemas.microsoft.com/office/word/2006/wordml" xmlns:wps="http://schemas.microsoft.com/office/word/2010/wordprocessingShape" mc:Ignorable="w14 w15 w16se w16cid w16 w16cex w16sdtdh w16sdtfl w16du wp14">
+<w:hdr xmlns:wpc="http://schemas.microsoft.com/office/word/2010/wordprocessingCanvas" xmlns:cx="http://schemas.microsoft.com/office/drawing/2014/chartex" xmlns:cx1="http://schemas.microsoft.com/office/drawing/2015/9/8/chartex" xmlns:cx2="http://schemas.microsoft.com/office/drawing/2015/10/21/chartex" xmlns:cx3="http://schemas.microsoft.com/office/drawing/2016/5/9/chartex" xmlns:cx4="http://schemas.microsoft.com/office/drawing/2016/5/10/chartex" xmlns:cx5="http://schemas.microsoft.com/office/drawing/2016/5/11/chartex" xmlns:cx6="http://schemas.microsoft.com/office/drawing/2016/5/12/chartex" xmlns:cx7="http://schemas.microsoft.com/office/drawing/2016/5/13/chartex" xmlns:cx8="http://schemas.microsoft.com/office/drawing/2016/5/14/chartex" xmlns:mc="http://schemas.openxmlformats.org/markup-compatibility/2006" xmlns:m="http://schemas.openxmlformats.org/officeDocument/2006/math" xmlns:aink="http://schemas.microsoft.com/office/drawing/2016/ink" xmlns:am3d="http://schemas.microsoft.com/office/drawing/2017/model3d" xmlns:oel="http://schemas.microsoft.com/office/2019/extlst" xmlns:r="http://schemas.openxmlformats.org/officeDocument/2006/relationships" xmlns:wp14="http://schemas.microsoft.com/office/word/2010/wordprocessingDrawing" xmlns:wp="http://schemas.openxmlformats.org/drawingml/2006/wordprocessingDrawing" xmlns:wpg="http://schemas.microsoft.com/office/word/2010/wordprocessingGroup" xmlns:wpi="http://schemas.microsoft.com/office/word/2010/wordprocessingInk" xmlns:wps="http://schemas.microsoft.com/office/word/2010/wordprocessingShape" xmlns:o="urn:schemas-microsoft-com:office:office" xmlns:v="urn:schemas-microsoft-com:vml" xmlns:w10="urn:schemas-microsoft-com:office:word" xmlns:w="http://schemas.openxmlformats.org/wordprocessingml/2006/main" xmlns:w14="http://schemas.microsoft.com/office/word/2010/wordml" xmlns:w15="http://schemas.microsoft.com/office/word/2012/wordml" xmlns:w16cei="http://schemas.microsoft.com/office/word/2026/wordml/cei" xmlns:w16cex="http://schemas.microsoft.com/office/word/2018/wordml/cex" xmlns:w16cid="http://schemas.microsoft.com/office/word/2016/wordml/cid" xmlns:w16="http://schemas.microsoft.com/office/word/2018/wordml" xmlns:w16sdtdh="http://schemas.microsoft.com/office/word/2020/wordml/sdtdatahash" xmlns:w16sdtfl="http://schemas.microsoft.com/office/word/2024/wordml/sdtformatlock" xmlns:w16se="http://schemas.microsoft.com/office/word/2015/wordml/symex" xmlns:w16du="http://schemas.microsoft.com/office/word/2023/wordml/word16du" xmlns:wne="http://schemas.microsoft.com/office/word/2006/wordml" mc:Ignorable="w14 w15 w16se w16cid w16 w16cex w16sdtdh w16sdtfl w16du wp14">
   <w:p>
     <w:pPr>
       <w:pStyle w:val="En-tte"/>
@@ -6573,7 +6594,7 @@
 </file>
 
 <file path=word/numbering.xml><?xml version="1.0" encoding="utf-8"?>
-<w:numbering xmlns:wpc="http://schemas.microsoft.com/office/word/2010/wordprocessingCanvas" xmlns:cx="http://schemas.microsoft.com/office/drawing/2014/chartex" xmlns:cx1="http://schemas.microsoft.com/office/drawing/2015/9/8/chartex" xmlns:cx2="http://schemas.microsoft.com/office/drawing/2015/10/21/chartex" xmlns:cx3="http://schemas.microsoft.com/office/drawing/2016/5/9/chartex" xmlns:cx4="http://schemas.microsoft.com/office/drawing/2016/5/10/chartex" xmlns:cx5="http://schemas.microsoft.com/office/drawing/2016/5/11/chartex" xmlns:cx6="http://schemas.microsoft.com/office/drawing/2016/5/12/chartex" xmlns:cx7="http://schemas.microsoft.com/office/drawing/2016/5/13/chartex" xmlns:cx8="http://schemas.microsoft.com/office/drawing/2016/5/14/chartex" xmlns:mc="http://schemas.openxmlformats.org/markup-compatibility/2006" xmlns:aink="http://schemas.microsoft.com/office/drawing/2016/ink" xmlns:am3d="http://schemas.microsoft.com/office/drawing/2017/model3d" xmlns:o="urn:schemas-microsoft-com:office:office" xmlns:oel="http://schemas.microsoft.com/office/2019/extlst" xmlns:r="http://schemas.openxmlformats.org/officeDocument/2006/relationships" xmlns:m="http://schemas.openxmlformats.org/officeDocument/2006/math" xmlns:v="urn:schemas-microsoft-com:vml" xmlns:wp14="http://schemas.microsoft.com/office/word/2010/wordprocessingDrawing" xmlns:wp="http://schemas.openxmlformats.org/drawingml/2006/wordprocessingDrawing" xmlns:w10="urn:schemas-microsoft-com:office:word" xmlns:w="http://schemas.openxmlformats.org/wordprocessingml/2006/main" xmlns:w14="http://schemas.microsoft.com/office/word/2010/wordml" xmlns:w15="http://schemas.microsoft.com/office/word/2012/wordml" xmlns:w16cex="http://schemas.microsoft.com/office/word/2018/wordml/cex" xmlns:w16cid="http://schemas.microsoft.com/office/word/2016/wordml/cid" xmlns:w16="http://schemas.microsoft.com/office/word/2018/wordml" xmlns:w16du="http://schemas.microsoft.com/office/word/2023/wordml/word16du" xmlns:w16sdtdh="http://schemas.microsoft.com/office/word/2020/wordml/sdtdatahash" xmlns:w16sdtfl="http://schemas.microsoft.com/office/word/2024/wordml/sdtformatlock" xmlns:w16se="http://schemas.microsoft.com/office/word/2015/wordml/symex" xmlns:wpg="http://schemas.microsoft.com/office/word/2010/wordprocessingGroup" xmlns:wpi="http://schemas.microsoft.com/office/word/2010/wordprocessingInk" xmlns:wne="http://schemas.microsoft.com/office/word/2006/wordml" xmlns:wps="http://schemas.microsoft.com/office/word/2010/wordprocessingShape" mc:Ignorable="w14 w15 w16se w16cid w16 w16cex w16sdtdh w16sdtfl w16du wp14">
+<w:numbering xmlns:wpc="http://schemas.microsoft.com/office/word/2010/wordprocessingCanvas" xmlns:cx="http://schemas.microsoft.com/office/drawing/2014/chartex" xmlns:cx1="http://schemas.microsoft.com/office/drawing/2015/9/8/chartex" xmlns:cx2="http://schemas.microsoft.com/office/drawing/2015/10/21/chartex" xmlns:cx3="http://schemas.microsoft.com/office/drawing/2016/5/9/chartex" xmlns:cx4="http://schemas.microsoft.com/office/drawing/2016/5/10/chartex" xmlns:cx5="http://schemas.microsoft.com/office/drawing/2016/5/11/chartex" xmlns:cx6="http://schemas.microsoft.com/office/drawing/2016/5/12/chartex" xmlns:cx7="http://schemas.microsoft.com/office/drawing/2016/5/13/chartex" xmlns:cx8="http://schemas.microsoft.com/office/drawing/2016/5/14/chartex" xmlns:mc="http://schemas.openxmlformats.org/markup-compatibility/2006" xmlns:m="http://schemas.openxmlformats.org/officeDocument/2006/math" xmlns:aink="http://schemas.microsoft.com/office/drawing/2016/ink" xmlns:am3d="http://schemas.microsoft.com/office/drawing/2017/model3d" xmlns:oel="http://schemas.microsoft.com/office/2019/extlst" xmlns:r="http://schemas.openxmlformats.org/officeDocument/2006/relationships" xmlns:wp14="http://schemas.microsoft.com/office/word/2010/wordprocessingDrawing" xmlns:wp="http://schemas.openxmlformats.org/drawingml/2006/wordprocessingDrawing" xmlns:wpg="http://schemas.microsoft.com/office/word/2010/wordprocessingGroup" xmlns:wpi="http://schemas.microsoft.com/office/word/2010/wordprocessingInk" xmlns:wps="http://schemas.microsoft.com/office/word/2010/wordprocessingShape" xmlns:o="urn:schemas-microsoft-com:office:office" xmlns:v="urn:schemas-microsoft-com:vml" xmlns:w10="urn:schemas-microsoft-com:office:word" xmlns:w="http://schemas.openxmlformats.org/wordprocessingml/2006/main" xmlns:w14="http://schemas.microsoft.com/office/word/2010/wordml" xmlns:w15="http://schemas.microsoft.com/office/word/2012/wordml" xmlns:w16cei="http://schemas.microsoft.com/office/word/2026/wordml/cei" xmlns:w16cex="http://schemas.microsoft.com/office/word/2018/wordml/cex" xmlns:w16cid="http://schemas.microsoft.com/office/word/2016/wordml/cid" xmlns:w16="http://schemas.microsoft.com/office/word/2018/wordml" xmlns:w16sdtdh="http://schemas.microsoft.com/office/word/2020/wordml/sdtdatahash" xmlns:w16sdtfl="http://schemas.microsoft.com/office/word/2024/wordml/sdtformatlock" xmlns:w16se="http://schemas.microsoft.com/office/word/2015/wordml/symex" xmlns:w16du="http://schemas.microsoft.com/office/word/2023/wordml/word16du" xmlns:wne="http://schemas.microsoft.com/office/word/2006/wordml" mc:Ignorable="w14 w15 w16se w16cid w16 w16cex w16sdtdh w16sdtfl w16du wp14">
   <w:abstractNum w:abstractNumId="0" w15:restartNumberingAfterBreak="0">
     <w:nsid w:val="FFFFFF7C"/>
     <w:multiLevelType w:val="singleLevel"/>
@@ -6892,7 +6913,7 @@
 </file>
 
 <file path=word/styles.xml><?xml version="1.0" encoding="utf-8"?>
-<w:styles xmlns:mc="http://schemas.openxmlformats.org/markup-compatibility/2006" xmlns:r="http://schemas.openxmlformats.org/officeDocument/2006/relationships" xmlns:w="http://schemas.openxmlformats.org/wordprocessingml/2006/main" xmlns:w14="http://schemas.microsoft.com/office/word/2010/wordml" xmlns:w15="http://schemas.microsoft.com/office/word/2012/wordml" xmlns:w16cex="http://schemas.microsoft.com/office/word/2018/wordml/cex" xmlns:w16cid="http://schemas.microsoft.com/office/word/2016/wordml/cid" xmlns:w16="http://schemas.microsoft.com/office/word/2018/wordml" xmlns:w16du="http://schemas.microsoft.com/office/word/2023/wordml/word16du" xmlns:w16sdtdh="http://schemas.microsoft.com/office/word/2020/wordml/sdtdatahash" xmlns:w16sdtfl="http://schemas.microsoft.com/office/word/2024/wordml/sdtformatlock" xmlns:w16se="http://schemas.microsoft.com/office/word/2015/wordml/symex" mc:Ignorable="w14 w15 w16se w16cid w16 w16cex w16sdtdh w16sdtfl w16du">
+<w:styles xmlns:mc="http://schemas.openxmlformats.org/markup-compatibility/2006" xmlns:r="http://schemas.openxmlformats.org/officeDocument/2006/relationships" xmlns:w="http://schemas.openxmlformats.org/wordprocessingml/2006/main" xmlns:w14="http://schemas.microsoft.com/office/word/2010/wordml" xmlns:w15="http://schemas.microsoft.com/office/word/2012/wordml" xmlns:w16cex="http://schemas.microsoft.com/office/word/2018/wordml/cex" xmlns:w16cid="http://schemas.microsoft.com/office/word/2016/wordml/cid" xmlns:w16="http://schemas.microsoft.com/office/word/2018/wordml" xmlns:w16sdtdh="http://schemas.microsoft.com/office/word/2020/wordml/sdtdatahash" xmlns:w16sdtfl="http://schemas.microsoft.com/office/word/2024/wordml/sdtformatlock" xmlns:w16se="http://schemas.microsoft.com/office/word/2015/wordml/symex" xmlns:w16du="http://schemas.microsoft.com/office/word/2023/wordml/word16du" mc:Ignorable="w14 w15 w16se w16cid w16 w16cex w16sdtdh w16sdtfl w16du">
   <w:docDefaults>
     <w:rPrDefault>
       <w:rPr>

--- a/templates_word/conventiondesp.docx
+++ b/templates_word/conventiondesp.docx
@@ -619,27 +619,13 @@
         </w:rPr>
         <w:br w:type="page"/>
       </w:r>
-    </w:p>
-    <w:p>
-      <w:pPr>
-        <w:spacing w:before="120" w:after="120"/>
+      <w:r>
         <w:rPr>
           <w:b/>
           <w:color w:val="000000"/>
           <w:sz w:val="24"/>
         </w:rPr>
-      </w:pPr>
-    </w:p>
-    <w:p>
-      <w:pPr>
-        <w:spacing w:before="120" w:after="120"/>
-      </w:pPr>
-      <w:r>
-        <w:rPr>
-          <w:b/>
-          <w:color w:val="000000"/>
-          <w:sz w:val="24"/>
-        </w:rPr>
+        <w:lastRenderedPageBreak/>
         <w:t>Article 1 - Objet</w:t>
       </w:r>
     </w:p>
@@ -1104,35 +1090,13 @@
         </w:rPr>
         <w:br w:type="page"/>
       </w:r>
-    </w:p>
-    <w:p>
-      <w:pPr>
-        <w:spacing w:after="80"/>
-        <w:rPr>
-          <w:sz w:val="21"/>
-          <w:szCs w:val="21"/>
-        </w:rPr>
-      </w:pPr>
-    </w:p>
-    <w:p>
-      <w:pPr>
-        <w:spacing w:after="80"/>
-        <w:rPr>
-          <w:sz w:val="21"/>
-          <w:szCs w:val="21"/>
-        </w:rPr>
-      </w:pPr>
-    </w:p>
-    <w:p>
-      <w:pPr>
-        <w:spacing w:before="200" w:after="120"/>
-      </w:pPr>
       <w:r>
         <w:rPr>
           <w:b/>
           <w:color w:val="000000"/>
           <w:sz w:val="24"/>
         </w:rPr>
+        <w:lastRenderedPageBreak/>
         <w:t>Article 3 - Niveau de connaissances préalables requis pour l’entrée en formation</w:t>
       </w:r>
     </w:p>
@@ -1773,168 +1737,146 @@
         <w:br w:type="page"/>
       </w:r>
     </w:p>
-    <w:p>
-      <w:pPr>
-        <w:spacing w:after="80"/>
-        <w:ind w:left="360" w:hanging="216"/>
-        <w:jc w:val="both"/>
-      </w:pPr>
-    </w:p>
-    <w:p>
-      <w:pPr>
-        <w:spacing w:after="80"/>
-      </w:pPr>
-    </w:p>
-    <w:p>
-      <w:pPr>
-        <w:spacing w:after="80"/>
-        <w:jc w:val="both"/>
-      </w:pPr>
-    </w:p>
-    <w:p>
-      <w:pPr>
-        <w:spacing w:after="80"/>
-        <w:jc w:val="both"/>
+    <w:p/>
+    <w:p>
+      <w:r>
         <w:rPr>
           <w:b/>
           <w:bCs/>
           <w:i/>
           <w:iCs/>
         </w:rPr>
-      </w:pPr>
-      <w:r>
+        <w:t>Le suivi de l’assiduité en formation à distance est assuré par :</w:t>
+      </w:r>
+    </w:p>
+    <w:p>
+      <w:pPr>
+        <w:spacing w:after="80"/>
+        <w:ind w:left="360" w:hanging="216"/>
+        <w:jc w:val="both"/>
+      </w:pPr>
+      <w:r>
+        <w:t>- des relevés de connexion complétés par des travaux réalisés et des évaluations,</w:t>
+      </w:r>
+    </w:p>
+    <w:p>
+      <w:pPr>
+        <w:spacing w:after="80"/>
+        <w:ind w:left="360" w:hanging="216"/>
+        <w:jc w:val="both"/>
+      </w:pPr>
+      <w:r>
+        <w:t>- des feuilles d’émargement numériques,</w:t>
+      </w:r>
+    </w:p>
+    <w:p>
+      <w:pPr>
+        <w:spacing w:after="80"/>
+        <w:ind w:left="360" w:hanging="216"/>
+        <w:jc w:val="both"/>
+      </w:pPr>
+      <w:r>
+        <w:t>- et/ou la réalisation des travaux et évaluations demandés.</w:t>
+      </w:r>
+    </w:p>
+    <w:p>
+      <w:pPr>
+        <w:spacing w:after="80"/>
+        <w:jc w:val="both"/>
+      </w:pPr>
+      <w:r>
+        <w:t>Les modalités d’évaluation à distance sont identiques à celles prévues pour la formation en présentiel et contribuent à l’évaluation continue du stagiaire.</w:t>
+      </w:r>
+    </w:p>
+    <w:p>
+      <w:pPr>
+        <w:spacing w:after="80"/>
+        <w:jc w:val="both"/>
+      </w:pPr>
+      <w:r>
+        <w:t>Dans le cadre de la formation à distance, le stagiaire réalise des activités pédagogiques telles que :</w:t>
+      </w:r>
+    </w:p>
+    <w:p>
+      <w:pPr>
+        <w:spacing w:after="80"/>
+        <w:ind w:left="360" w:hanging="216"/>
+        <w:jc w:val="both"/>
+      </w:pPr>
+      <w:r>
+        <w:t>- modules de cours en ligne,</w:t>
+      </w:r>
+    </w:p>
+    <w:p>
+      <w:pPr>
+        <w:spacing w:after="80"/>
+        <w:ind w:left="360" w:hanging="216"/>
+        <w:jc w:val="both"/>
+      </w:pPr>
+      <w:r>
+        <w:t>- études de cas,</w:t>
+      </w:r>
+    </w:p>
+    <w:p>
+      <w:pPr>
+        <w:spacing w:after="80"/>
+        <w:ind w:left="360" w:hanging="216"/>
+        <w:jc w:val="both"/>
+      </w:pPr>
+      <w:r>
+        <w:t>- travaux écrits et exercices d’application,</w:t>
+      </w:r>
+    </w:p>
+    <w:p>
+      <w:pPr>
+        <w:spacing w:after="80"/>
+        <w:ind w:left="360" w:hanging="216"/>
+        <w:jc w:val="both"/>
+      </w:pPr>
+      <w:r>
+        <w:t>- QCM d’auto-évaluation et d’évaluation intermédiaire.</w:t>
+      </w:r>
+    </w:p>
+    <w:p>
+      <w:pPr>
+        <w:spacing w:after="80"/>
+        <w:jc w:val="both"/>
+      </w:pPr>
+      <w:r>
+        <w:t>La durée moyenne estimée de travail personnel à distance est communiquée au stagiaire pour chaque module et s’inscrit dans le volume global de 175 heures de formation à distance.</w:t>
+      </w:r>
+    </w:p>
+    <w:p>
+      <w:pPr>
+        <w:spacing w:after="80"/>
+        <w:jc w:val="both"/>
+      </w:pPr>
+      <w:r>
+        <w:t>Ces activités donnent lieu à un suivi pédagogique individualisé et à des évaluations permettant d’attester de la participation effective du stagiaire à la formation.</w:t>
+      </w:r>
+    </w:p>
+    <w:p>
+      <w:pPr>
+        <w:spacing w:after="80"/>
+        <w:jc w:val="both"/>
+      </w:pPr>
+    </w:p>
+    <w:p>
+      <w:pPr>
+        <w:spacing w:after="80"/>
+        <w:jc w:val="both"/>
         <w:rPr>
           <w:b/>
           <w:bCs/>
-          <w:i/>
-          <w:iCs/>
-        </w:rPr>
-        <w:t>Le suivi de l’assiduité en formation à distance est assuré par :</w:t>
-      </w:r>
-    </w:p>
-    <w:p>
-      <w:pPr>
-        <w:spacing w:after="80"/>
-        <w:jc w:val="both"/>
+        </w:rPr>
+      </w:pPr>
+      <w:r>
         <w:rPr>
           <w:b/>
           <w:bCs/>
-          <w:i/>
-          <w:iCs/>
-        </w:rPr>
-      </w:pPr>
-    </w:p>
-    <w:p>
-      <w:pPr>
-        <w:spacing w:after="80"/>
-        <w:ind w:left="360" w:hanging="216"/>
-        <w:jc w:val="both"/>
-      </w:pPr>
-      <w:r>
-        <w:t>- des relevés de connexion complétés par des travaux réalisés et des évaluations,</w:t>
-      </w:r>
-    </w:p>
-    <w:p>
-      <w:pPr>
-        <w:spacing w:after="80"/>
-        <w:ind w:left="360" w:hanging="216"/>
-        <w:jc w:val="both"/>
-      </w:pPr>
-      <w:r>
-        <w:t>- des feuilles d’émargement numériques,</w:t>
-      </w:r>
-    </w:p>
-    <w:p>
-      <w:pPr>
-        <w:spacing w:after="80"/>
-        <w:ind w:left="360" w:hanging="216"/>
-        <w:jc w:val="both"/>
-      </w:pPr>
-      <w:r>
-        <w:t>- et/ou la réalisation des travaux et évaluations demandés.</w:t>
-      </w:r>
-    </w:p>
-    <w:p>
-      <w:pPr>
-        <w:spacing w:after="80"/>
-        <w:jc w:val="both"/>
-      </w:pPr>
-      <w:r>
-        <w:t>Les modalités d’évaluation à distance sont identiques à celles prévues pour la formation en présentiel et contribuent à l’évaluation continue du stagiaire.</w:t>
-      </w:r>
-    </w:p>
-    <w:p>
-      <w:pPr>
-        <w:spacing w:after="80"/>
-        <w:jc w:val="both"/>
-      </w:pPr>
-      <w:r>
-        <w:t>Dans le cadre de la formation à distance, le stagiaire réalise des activités pédagogiques telles que :</w:t>
-      </w:r>
-    </w:p>
-    <w:p>
-      <w:pPr>
-        <w:spacing w:after="80"/>
-        <w:ind w:left="360" w:hanging="216"/>
-        <w:jc w:val="both"/>
-      </w:pPr>
-      <w:r>
-        <w:t>- modules de cours en ligne,</w:t>
-      </w:r>
-    </w:p>
-    <w:p>
-      <w:pPr>
-        <w:spacing w:after="80"/>
-        <w:ind w:left="360" w:hanging="216"/>
-        <w:jc w:val="both"/>
-      </w:pPr>
-      <w:r>
-        <w:t>- études de cas,</w:t>
-      </w:r>
-    </w:p>
-    <w:p>
-      <w:pPr>
-        <w:spacing w:after="80"/>
-        <w:ind w:left="360" w:hanging="216"/>
-        <w:jc w:val="both"/>
-      </w:pPr>
-      <w:r>
-        <w:t>- travaux écrits et exercices d’application,</w:t>
-      </w:r>
-    </w:p>
-    <w:p>
-      <w:pPr>
-        <w:spacing w:after="80"/>
-        <w:ind w:left="360" w:hanging="216"/>
-        <w:jc w:val="both"/>
-      </w:pPr>
-      <w:r>
-        <w:t>- QCM d’auto-évaluation et d’évaluation intermédiaire.</w:t>
-      </w:r>
-    </w:p>
-    <w:p>
-      <w:pPr>
-        <w:spacing w:after="80"/>
-        <w:jc w:val="both"/>
-      </w:pPr>
-      <w:r>
-        <w:t>La durée moyenne estimée de travail personnel à distance est communiquée au stagiaire pour chaque module et s’inscrit dans le volume global de 175 heures de formation à distance.</w:t>
-      </w:r>
-    </w:p>
-    <w:p>
-      <w:pPr>
-        <w:spacing w:after="80"/>
-        <w:jc w:val="both"/>
-      </w:pPr>
-      <w:r>
-        <w:t>Ces activités donnent lieu à un suivi pédagogique individualisé et à des évaluations permettant d’attester de la participation effective du stagiaire à la formation.</w:t>
-      </w:r>
-    </w:p>
-    <w:p>
-      <w:pPr>
-        <w:spacing w:after="80"/>
-        <w:jc w:val="both"/>
-      </w:pPr>
+        </w:rPr>
+        <w:t>Conformément à l’article D.6313-3-1 du Code du travail, la formation comporte des séquences réalisées à distance comprenant :</w:t>
+      </w:r>
     </w:p>
     <w:p>
       <w:pPr>
@@ -1945,475 +1887,889 @@
           <w:bCs/>
         </w:rPr>
       </w:pPr>
-      <w:r>
+    </w:p>
+    <w:p>
+      <w:pPr>
+        <w:spacing w:after="80"/>
+        <w:jc w:val="both"/>
+      </w:pPr>
+      <w:r>
+        <w:t>1° Une assistance technique et pédagogique appropriée, assurée par l’équipe pédagogique de l’organisme de formation, permettant au stagiaire d’être accompagné tout au long de son parcours (assistance technique, échanges pédagogiques, suivi individualisé).</w:t>
+      </w:r>
+    </w:p>
+    <w:p>
+      <w:pPr>
+        <w:spacing w:after="80"/>
+        <w:jc w:val="both"/>
+      </w:pPr>
+    </w:p>
+    <w:p>
+      <w:pPr>
+        <w:spacing w:after="80"/>
+        <w:jc w:val="both"/>
+      </w:pPr>
+      <w:r>
+        <w:t>2° Une information du bénéficiaire sur les activités pédagogiques à effectuer à distance et leur durée moyenne, comprenant notamment des modules de cours en ligne, des études de cas, des travaux écrits, des exercices d’application et des QCM. La durée moyenne de réalisation de ces activités est communiquée au stagiaire et s’inscrit dans le volume global de 175 heures de formation à distance.</w:t>
+      </w:r>
+    </w:p>
+    <w:p>
+      <w:pPr>
+        <w:spacing w:after="80"/>
+        <w:jc w:val="both"/>
+      </w:pPr>
+    </w:p>
+    <w:p>
+      <w:pPr>
+        <w:spacing w:after="80"/>
+        <w:jc w:val="both"/>
+      </w:pPr>
+      <w:r>
+        <w:t>3° Des évaluations qui jalonnent et concluent l’action de formation, réalisées sous forme de QCM, travaux évalués et évaluations continues, permettant d’attester de l’acquisition progressive des compétences.</w:t>
+      </w:r>
+    </w:p>
+    <w:p>
+      <w:pPr>
+        <w:spacing w:before="160" w:after="80"/>
         <w:rPr>
           <w:b/>
-          <w:bCs/>
-        </w:rPr>
-        <w:t>Conformément à l’article D.6313-3-1 du Code du travail, la formation comporte des séquences réalisées à distance comprenant :</w:t>
-      </w:r>
-    </w:p>
-    <w:p>
-      <w:pPr>
-        <w:spacing w:after="80"/>
-        <w:jc w:val="both"/>
+        </w:rPr>
+      </w:pPr>
+    </w:p>
+    <w:p>
+      <w:pPr>
         <w:rPr>
           <w:b/>
-          <w:bCs/>
-        </w:rPr>
-      </w:pPr>
-    </w:p>
-    <w:p>
-      <w:pPr>
-        <w:spacing w:after="80"/>
-        <w:jc w:val="both"/>
-      </w:pPr>
-      <w:r>
-        <w:t>1° Une assistance technique et pédagogique appropriée, assurée par l’équipe pédagogique de l’organisme de formation, permettant au stagiaire d’être accompagné tout au long de son parcours (assistance technique, échanges pédagogiques, suivi individualisé).</w:t>
-      </w:r>
-    </w:p>
-    <w:p>
-      <w:pPr>
-        <w:spacing w:after="80"/>
-        <w:jc w:val="both"/>
-      </w:pPr>
-    </w:p>
-    <w:p>
-      <w:pPr>
-        <w:spacing w:after="80"/>
-        <w:jc w:val="both"/>
-      </w:pPr>
-      <w:r>
-        <w:t>2° Une information du bénéficiaire sur les activités pédagogiques à effectuer à distance et leur durée moyenne, comprenant notamment des modules de cours en ligne, des études de cas, des travaux écrits, des exercices d’application et des QCM. La durée moyenne de réalisation de ces activités est communiquée au stagiaire et s’inscrit dans le volume global de 175 heures de formation à distance.</w:t>
-      </w:r>
-    </w:p>
-    <w:p>
-      <w:pPr>
-        <w:spacing w:after="80"/>
-        <w:jc w:val="both"/>
-      </w:pPr>
-    </w:p>
-    <w:p>
-      <w:pPr>
-        <w:spacing w:after="80"/>
-        <w:jc w:val="both"/>
-      </w:pPr>
-      <w:r>
-        <w:t>3° Des évaluations qui jalonnent et concluent l’action de formation, réalisées sous forme de QCM, travaux évalués et évaluations continues, permettant d’attester de l’acquisition progressive des compétences.</w:t>
+        </w:rPr>
+      </w:pPr>
+      <w:r>
+        <w:rPr>
+          <w:b/>
+        </w:rPr>
+        <w:br w:type="page"/>
+      </w:r>
+      <w:r>
+        <w:rPr>
+          <w:b/>
+        </w:rPr>
+        <w:lastRenderedPageBreak/>
+        <w:t>Activités visées :</w:t>
+      </w:r>
+    </w:p>
+    <w:p>
+      <w:pPr>
+        <w:spacing w:after="80"/>
+        <w:ind w:left="360" w:hanging="216"/>
+        <w:jc w:val="both"/>
+      </w:pPr>
+      <w:r>
+        <w:t>- Cadrage du projet de création ou de reprise d’entreprise de sécurité privée</w:t>
+      </w:r>
+    </w:p>
+    <w:p>
+      <w:pPr>
+        <w:spacing w:after="80"/>
+        <w:ind w:left="360" w:hanging="216"/>
+        <w:jc w:val="both"/>
+      </w:pPr>
+      <w:r>
+        <w:t>- Sécurisation et conformité des règles, principes et normes régissant le secteur de la sécurité privée</w:t>
+      </w:r>
+    </w:p>
+    <w:p>
+      <w:pPr>
+        <w:spacing w:after="80"/>
+        <w:ind w:left="360" w:hanging="216"/>
+        <w:jc w:val="both"/>
+      </w:pPr>
+      <w:r>
+        <w:t>- Gestion financière, juridique et administrative de l’entreprise de sécurité privée</w:t>
+      </w:r>
+    </w:p>
+    <w:p>
+      <w:pPr>
+        <w:spacing w:after="80"/>
+        <w:ind w:left="360" w:hanging="216"/>
+        <w:jc w:val="both"/>
+      </w:pPr>
+      <w:r>
+        <w:t>- Gestion marketing et commerciale de l’entreprise de sécurité privée</w:t>
+      </w:r>
+    </w:p>
+    <w:p>
+      <w:pPr>
+        <w:spacing w:after="80"/>
+        <w:ind w:left="360" w:hanging="216"/>
+        <w:jc w:val="both"/>
+      </w:pPr>
+      <w:r>
+        <w:t>- Constitution, management et pilotage d’une équipe de sécurité privée</w:t>
       </w:r>
     </w:p>
     <w:p>
       <w:pPr>
         <w:spacing w:before="160" w:after="80"/>
+        <w:jc w:val="both"/>
+      </w:pPr>
+      <w:r>
         <w:rPr>
           <w:b/>
         </w:rPr>
-      </w:pPr>
-    </w:p>
-    <w:p>
-      <w:pPr>
-        <w:rPr>
-          <w:b/>
-        </w:rPr>
-      </w:pPr>
-      <w:r>
-        <w:rPr>
-          <w:b/>
+        <w:t>Compétences attestées :</w:t>
+      </w:r>
+    </w:p>
+    <w:p>
+      <w:pPr>
+        <w:spacing w:after="80"/>
+        <w:ind w:left="360" w:hanging="216"/>
+        <w:jc w:val="both"/>
+      </w:pPr>
+      <w:r>
+        <w:t>- Positionner son projet de création ou de reprise d’entreprise de sécurité privée à partir des informations issues de son environnement institutionnel en France</w:t>
+      </w:r>
+    </w:p>
+    <w:p>
+      <w:pPr>
+        <w:spacing w:after="80"/>
+        <w:ind w:left="360" w:hanging="216"/>
+        <w:jc w:val="both"/>
+      </w:pPr>
+      <w:r>
+        <w:t>- Réaliser un Business plan de son projet de création d’entreprise</w:t>
+      </w:r>
+    </w:p>
+    <w:p>
+      <w:pPr>
+        <w:spacing w:after="80"/>
+        <w:ind w:left="360" w:hanging="216"/>
+        <w:jc w:val="both"/>
+      </w:pPr>
+      <w:r>
+        <w:t>- Comparer les différents cadres juridiques possibles liés aux entreprises de sécurité privée</w:t>
+      </w:r>
+    </w:p>
+    <w:p>
+      <w:pPr>
+        <w:spacing w:after="80"/>
+        <w:ind w:left="360" w:hanging="216"/>
+        <w:jc w:val="both"/>
+      </w:pPr>
+      <w:r>
+        <w:t>- Effectuer les démarches nécessaires de création, de reprise ou de rachat d’une entreprise de sécurité privée</w:t>
+      </w:r>
+    </w:p>
+    <w:p>
+      <w:pPr>
+        <w:spacing w:after="80"/>
+        <w:ind w:left="360" w:hanging="216"/>
+        <w:jc w:val="both"/>
+      </w:pPr>
+      <w:r>
+        <w:t>- Vérifier dans les activités menées dans la société de sécurité privée l’application conforme des règles, principes, normes régissant le secteur afin d’en assurer la sécurisation</w:t>
+      </w:r>
+    </w:p>
+    <w:p>
+      <w:pPr>
+        <w:spacing w:after="80"/>
+        <w:ind w:left="360" w:hanging="216"/>
+        <w:jc w:val="both"/>
+      </w:pPr>
+      <w:r>
+        <w:t>- Contrôler la bonne tenue des opérations comptables à partir d’un système de suivi financier structuré et fiable</w:t>
+      </w:r>
+    </w:p>
+    <w:p>
+      <w:pPr>
+        <w:spacing w:after="80"/>
+        <w:ind w:left="360" w:hanging="216"/>
+        <w:jc w:val="both"/>
+      </w:pPr>
+      <w:r>
+        <w:t>- Mobiliser les différentes aides de financement possibles et dispositifs d’optimisations fiscales</w:t>
+      </w:r>
+    </w:p>
+    <w:p>
+      <w:pPr>
+        <w:spacing w:after="80"/>
+        <w:ind w:left="360" w:hanging="216"/>
+        <w:jc w:val="both"/>
+      </w:pPr>
+      <w:r>
+        <w:t>- Contrôler les différentes déclarations fiscales réalisées (TVA, impôt sur les sociétés …)</w:t>
+      </w:r>
+    </w:p>
+    <w:p>
+      <w:pPr>
+        <w:spacing w:after="80"/>
+        <w:ind w:left="360" w:hanging="216"/>
+        <w:jc w:val="both"/>
+      </w:pPr>
+      <w:r>
+        <w:t>- Piloter l’équilibre financier de l’entreprise</w:t>
+      </w:r>
+    </w:p>
+    <w:p>
+      <w:pPr>
+        <w:spacing w:after="80"/>
+        <w:ind w:left="360" w:hanging="216"/>
+        <w:jc w:val="both"/>
+      </w:pPr>
+      <w:r>
+        <w:t>- Gérer les contrats de travail du personnel</w:t>
+      </w:r>
+    </w:p>
+    <w:p>
+      <w:pPr>
+        <w:spacing w:after="80"/>
+        <w:ind w:left="360" w:hanging="216"/>
+        <w:jc w:val="both"/>
+      </w:pPr>
+      <w:r>
+        <w:t>- Mettre en œuvre l’ensemble des obligations en lien avec les différentes réglementations qui régissent le personnel</w:t>
+      </w:r>
+    </w:p>
+    <w:p>
+      <w:pPr>
+        <w:spacing w:after="80"/>
+        <w:ind w:left="360" w:hanging="216"/>
+        <w:jc w:val="both"/>
+      </w:pPr>
+      <w:r>
+        <w:t>- Assurer l’approvisionnement des différents équipements de sécurité nécessaires</w:t>
+      </w:r>
+    </w:p>
+    <w:p>
+      <w:pPr>
+        <w:spacing w:after="80"/>
+        <w:ind w:left="360" w:hanging="216"/>
+        <w:jc w:val="both"/>
+      </w:pPr>
+      <w:r>
+        <w:t>- Mettre en place un système régulier d’entretien et de maintenance des équipements</w:t>
+      </w:r>
+    </w:p>
+    <w:p>
+      <w:pPr>
+        <w:spacing w:after="80"/>
+        <w:ind w:left="360" w:hanging="216"/>
+        <w:jc w:val="both"/>
+      </w:pPr>
+      <w:r>
+        <w:t>- Organiser le stockage et la distribution des équipements de sécurité</w:t>
+      </w:r>
+    </w:p>
+    <w:p>
+      <w:pPr>
+        <w:spacing w:after="80"/>
+        <w:ind w:left="360" w:hanging="216"/>
+        <w:jc w:val="both"/>
+      </w:pPr>
+      <w:r>
+        <w:t>- Élaborer un plan de communication commercial selon la stratégie marketing définie</w:t>
+      </w:r>
+    </w:p>
+    <w:p>
+      <w:pPr>
+        <w:spacing w:after="80"/>
+        <w:ind w:left="360" w:hanging="216"/>
+        <w:jc w:val="both"/>
+      </w:pPr>
+      <w:r>
+        <w:t>- Piloter la mise en œuvre du plan de communication commercial</w:t>
+      </w:r>
+    </w:p>
+    <w:p>
+      <w:pPr>
+        <w:spacing w:after="80"/>
+        <w:ind w:left="360" w:hanging="216"/>
+        <w:jc w:val="both"/>
+      </w:pPr>
+      <w:r>
+        <w:t>- Créer des partenariats stratégiques faisant sens avec les activités de sécurité privée</w:t>
+      </w:r>
+    </w:p>
+    <w:p>
+      <w:pPr>
+        <w:spacing w:after="80"/>
+        <w:ind w:left="360" w:hanging="216"/>
+        <w:jc w:val="both"/>
+      </w:pPr>
+      <w:r>
+        <w:t>- Réaliser une veille commerciale sur le marché via les différents supports d’appels d’offres disponibles</w:t>
+      </w:r>
+    </w:p>
+    <w:p>
+      <w:pPr>
+        <w:spacing w:after="80"/>
+        <w:ind w:left="360" w:hanging="216"/>
+        <w:jc w:val="both"/>
+      </w:pPr>
+      <w:r>
+        <w:t>- Analyser le cahier des charges d’un appel d’offre</w:t>
+      </w:r>
+    </w:p>
+    <w:p>
+      <w:pPr>
+        <w:spacing w:after="80"/>
+        <w:ind w:left="360" w:hanging="216"/>
+        <w:jc w:val="both"/>
+      </w:pPr>
+      <w:r>
+        <w:t>- Réaliser une proposition commerciale en réponse à l’appel d’offre</w:t>
+      </w:r>
+    </w:p>
+    <w:p>
+      <w:pPr>
+        <w:spacing w:after="80"/>
+        <w:ind w:left="360" w:hanging="216"/>
+        <w:jc w:val="both"/>
+      </w:pPr>
+      <w:r>
+        <w:t>- Gérer la relation clientèle pendant la prestation fournie</w:t>
+      </w:r>
+    </w:p>
+    <w:p>
+      <w:pPr>
+        <w:spacing w:after="80"/>
+        <w:ind w:left="360" w:hanging="216"/>
+        <w:jc w:val="both"/>
+      </w:pPr>
+      <w:r>
+        <w:t>- Gérer les cas de ruptures de contrats avec les clients</w:t>
+      </w:r>
+    </w:p>
+    <w:p>
+      <w:pPr>
+        <w:spacing w:after="80"/>
+        <w:ind w:left="360" w:hanging="216"/>
+        <w:jc w:val="both"/>
+      </w:pPr>
+      <w:r>
+        <w:t xml:space="preserve">- Élaborer des processus de recrutement prenant en compte les différentes organisations et supports de </w:t>
+      </w:r>
+      <w:proofErr w:type="spellStart"/>
+      <w:r>
+        <w:t>sourcing</w:t>
+      </w:r>
+      <w:proofErr w:type="spellEnd"/>
+    </w:p>
+    <w:p>
+      <w:pPr>
+        <w:spacing w:after="80"/>
+        <w:ind w:left="360" w:hanging="216"/>
+        <w:jc w:val="both"/>
+      </w:pPr>
+      <w:r>
+        <w:t>- Mener des entretiens de recrutement avec les candidats</w:t>
+      </w:r>
+    </w:p>
+    <w:p>
+      <w:pPr>
+        <w:spacing w:after="80"/>
+        <w:ind w:left="360" w:hanging="216"/>
+        <w:jc w:val="both"/>
+      </w:pPr>
+      <w:r>
+        <w:t>- Répartir les rôles et activités de chacun des collaborateurs concernés par une mission de sécurité privée</w:t>
+      </w:r>
+    </w:p>
+    <w:p>
+      <w:pPr>
+        <w:spacing w:after="80"/>
+        <w:ind w:left="360" w:hanging="216"/>
+      </w:pPr>
+      <w:r>
+        <w:lastRenderedPageBreak/>
+        <w:t>- Piloter son équipe vers la performance en l’accompagnant avec des objectifs précis et des plans d’actions opérationnels</w:t>
+      </w:r>
+    </w:p>
+    <w:p>
+      <w:pPr>
+        <w:spacing w:after="80"/>
+        <w:ind w:left="360" w:hanging="216"/>
+      </w:pPr>
+      <w:r>
+        <w:t>- Concevoir et mettre en œuvre des processus de supervision, d’évaluation et de régulation des employés</w:t>
+      </w:r>
+    </w:p>
+    <w:p>
+      <w:pPr>
+        <w:spacing w:after="80"/>
+        <w:ind w:left="360" w:hanging="216"/>
+      </w:pPr>
+      <w:r>
+        <w:t>- Gérer les situations difficiles et conflictuelles avec les collaborateurs</w:t>
+      </w:r>
+    </w:p>
+    <w:p>
+      <w:pPr>
+        <w:spacing w:after="80"/>
+        <w:ind w:left="360" w:hanging="216"/>
+      </w:pPr>
+      <w:r>
+        <w:t>- Élaborer et mettre en œuvre un plan de développement des compétences couvrant les différents besoins de l’entreprise de sécurité</w:t>
+      </w:r>
+    </w:p>
+    <w:p>
+      <w:pPr>
+        <w:spacing w:after="80"/>
+        <w:ind w:left="360" w:hanging="216"/>
+      </w:pPr>
+      <w:r>
+        <w:t>- Organiser des plans de progression de carrière sous différentes formes d’opportunités de développement</w:t>
+      </w:r>
+    </w:p>
+    <w:p>
+      <w:pPr>
+        <w:pStyle w:val="NormalWeb"/>
+        <w:jc w:val="both"/>
+        <w:rPr>
+          <w:rFonts w:ascii="Arial" w:hAnsi="Arial" w:cs="Arial"/>
+        </w:rPr>
+      </w:pPr>
+      <w:r>
+        <w:rPr>
+          <w:rStyle w:val="lev"/>
+          <w:rFonts w:ascii="Arial" w:hAnsi="Arial" w:cs="Arial"/>
+        </w:rPr>
+        <w:t>Article 4 ter – Obligation d’achèvement intégral de la formation à distance</w:t>
+      </w:r>
+    </w:p>
+    <w:p>
+      <w:pPr>
+        <w:pStyle w:val="NormalWeb"/>
+        <w:jc w:val="both"/>
+        <w:rPr>
+          <w:rFonts w:ascii="Arial" w:hAnsi="Arial" w:cs="Arial"/>
+          <w:sz w:val="20"/>
+          <w:szCs w:val="20"/>
+        </w:rPr>
+      </w:pPr>
+      <w:r>
+        <w:rPr>
+          <w:rFonts w:ascii="Arial" w:hAnsi="Arial" w:cs="Arial"/>
+          <w:sz w:val="20"/>
+          <w:szCs w:val="20"/>
+        </w:rPr>
+        <w:t xml:space="preserve">La formation à distance constitue une partie obligatoire et indissociable du parcours de formation. Elle représente un volume impératif de </w:t>
+      </w:r>
+      <w:r>
+        <w:rPr>
+          <w:rStyle w:val="lev"/>
+          <w:rFonts w:ascii="Arial" w:hAnsi="Arial" w:cs="Arial"/>
+          <w:sz w:val="20"/>
+          <w:szCs w:val="20"/>
+        </w:rPr>
+        <w:t>62 heures</w:t>
+      </w:r>
+      <w:r>
+        <w:rPr>
+          <w:rFonts w:ascii="Arial" w:hAnsi="Arial" w:cs="Arial"/>
+          <w:sz w:val="20"/>
+          <w:szCs w:val="20"/>
+        </w:rPr>
+        <w:t>, que le stagiaire s’engage à réaliser et à valider intégralement avant son entrée dans la phase présentielle de la formation.</w:t>
+      </w:r>
+    </w:p>
+    <w:p>
+      <w:pPr>
+        <w:pStyle w:val="NormalWeb"/>
+        <w:jc w:val="both"/>
+        <w:rPr>
+          <w:rFonts w:ascii="Arial" w:hAnsi="Arial" w:cs="Arial"/>
+          <w:sz w:val="20"/>
+          <w:szCs w:val="20"/>
+        </w:rPr>
+      </w:pPr>
+      <w:r>
+        <w:rPr>
+          <w:rFonts w:ascii="Arial" w:hAnsi="Arial" w:cs="Arial"/>
+          <w:sz w:val="20"/>
+          <w:szCs w:val="20"/>
+        </w:rPr>
+        <w:t xml:space="preserve">Le stagiaire doit avoir atteint un taux de progression de </w:t>
+      </w:r>
+      <w:r>
+        <w:rPr>
+          <w:rStyle w:val="lev"/>
+          <w:rFonts w:ascii="Arial" w:hAnsi="Arial" w:cs="Arial"/>
+          <w:sz w:val="20"/>
+          <w:szCs w:val="20"/>
+        </w:rPr>
+        <w:t>100 %</w:t>
+      </w:r>
+      <w:r>
+        <w:rPr>
+          <w:rFonts w:ascii="Arial" w:hAnsi="Arial" w:cs="Arial"/>
+          <w:sz w:val="20"/>
+          <w:szCs w:val="20"/>
+        </w:rPr>
+        <w:t>, avoir réalisé l’ensemble des activités pédagogiques demandées et avoir effectué les évaluations obligatoires au plus tard avant la date de début de la formation en présentiel.</w:t>
+      </w:r>
+    </w:p>
+    <w:p>
+      <w:pPr>
+        <w:pStyle w:val="NormalWeb"/>
+        <w:jc w:val="both"/>
+        <w:rPr>
+          <w:rFonts w:ascii="Arial" w:hAnsi="Arial" w:cs="Arial"/>
+          <w:sz w:val="20"/>
+          <w:szCs w:val="20"/>
+        </w:rPr>
+      </w:pPr>
+      <w:r>
+        <w:rPr>
+          <w:rFonts w:ascii="Arial" w:hAnsi="Arial" w:cs="Arial"/>
+          <w:sz w:val="20"/>
+          <w:szCs w:val="20"/>
+        </w:rPr>
+        <w:t>L’accomplissement des 62 heures est apprécié exclusivement à partir des éléments de suivi enregistrés par la plateforme de formation : relevés de connexion, temps d’activité effectif, progression dans les modules, travaux réalisés et évaluations effectuées. Une simple connexion à la plateforme, sans participation effective aux activités pédagogiques, ne peut être considérée comme du temps de formation réalisé.</w:t>
+      </w:r>
+    </w:p>
+    <w:p>
+      <w:pPr>
+        <w:pStyle w:val="NormalWeb"/>
+        <w:jc w:val="both"/>
+        <w:rPr>
+          <w:rFonts w:ascii="Arial" w:hAnsi="Arial" w:cs="Arial"/>
+          <w:sz w:val="20"/>
+          <w:szCs w:val="20"/>
+        </w:rPr>
+      </w:pPr>
+      <w:r>
+        <w:rPr>
+          <w:rFonts w:ascii="Arial" w:hAnsi="Arial" w:cs="Arial"/>
+          <w:sz w:val="20"/>
+          <w:szCs w:val="20"/>
+        </w:rPr>
+        <w:t xml:space="preserve">À défaut d’avoir intégralement réalisé et validé les </w:t>
+      </w:r>
+      <w:r>
+        <w:rPr>
+          <w:rStyle w:val="lev"/>
+          <w:rFonts w:ascii="Arial" w:hAnsi="Arial" w:cs="Arial"/>
+          <w:sz w:val="20"/>
+          <w:szCs w:val="20"/>
+        </w:rPr>
+        <w:t>62 heures de formation à distance</w:t>
+      </w:r>
+      <w:r>
+        <w:rPr>
+          <w:rFonts w:ascii="Arial" w:hAnsi="Arial" w:cs="Arial"/>
+          <w:sz w:val="20"/>
+          <w:szCs w:val="20"/>
+        </w:rPr>
+        <w:t xml:space="preserve"> dans le délai imparti :</w:t>
+      </w:r>
+    </w:p>
+    <w:p>
+      <w:pPr>
+        <w:pStyle w:val="NormalWeb"/>
+        <w:numPr>
+          <w:ilvl w:val="0"/>
+          <w:numId w:val="11"/>
+        </w:numPr>
+        <w:jc w:val="both"/>
+        <w:rPr>
+          <w:rFonts w:ascii="Arial" w:hAnsi="Arial" w:cs="Arial"/>
+          <w:sz w:val="20"/>
+          <w:szCs w:val="20"/>
+        </w:rPr>
+      </w:pPr>
+      <w:proofErr w:type="gramStart"/>
+      <w:r>
+        <w:rPr>
+          <w:rFonts w:ascii="Arial" w:hAnsi="Arial" w:cs="Arial"/>
+          <w:sz w:val="20"/>
+          <w:szCs w:val="20"/>
+        </w:rPr>
+        <w:t>le</w:t>
+      </w:r>
+      <w:proofErr w:type="gramEnd"/>
+      <w:r>
+        <w:rPr>
+          <w:rFonts w:ascii="Arial" w:hAnsi="Arial" w:cs="Arial"/>
+          <w:sz w:val="20"/>
+          <w:szCs w:val="20"/>
+        </w:rPr>
+        <w:t xml:space="preserve"> stagiaire ne sera pas autorisé à intégrer la phase présentielle de la formation ;</w:t>
+      </w:r>
+    </w:p>
+    <w:p>
+      <w:pPr>
+        <w:pStyle w:val="NormalWeb"/>
+        <w:numPr>
+          <w:ilvl w:val="0"/>
+          <w:numId w:val="11"/>
+        </w:numPr>
+        <w:jc w:val="both"/>
+        <w:rPr>
+          <w:rFonts w:ascii="Arial" w:hAnsi="Arial" w:cs="Arial"/>
+          <w:sz w:val="20"/>
+          <w:szCs w:val="20"/>
+        </w:rPr>
+      </w:pPr>
+      <w:proofErr w:type="gramStart"/>
+      <w:r>
+        <w:rPr>
+          <w:rFonts w:ascii="Arial" w:hAnsi="Arial" w:cs="Arial"/>
+          <w:sz w:val="20"/>
+          <w:szCs w:val="20"/>
+        </w:rPr>
+        <w:t>il</w:t>
+      </w:r>
+      <w:proofErr w:type="gramEnd"/>
+      <w:r>
+        <w:rPr>
+          <w:rFonts w:ascii="Arial" w:hAnsi="Arial" w:cs="Arial"/>
+          <w:sz w:val="20"/>
+          <w:szCs w:val="20"/>
+        </w:rPr>
+        <w:t xml:space="preserve"> ne pourra pas être présenté à l’examen final ;</w:t>
+      </w:r>
+    </w:p>
+    <w:p>
+      <w:pPr>
+        <w:pStyle w:val="NormalWeb"/>
+        <w:numPr>
+          <w:ilvl w:val="0"/>
+          <w:numId w:val="11"/>
+        </w:numPr>
+        <w:jc w:val="both"/>
+        <w:rPr>
+          <w:rFonts w:ascii="Arial" w:hAnsi="Arial" w:cs="Arial"/>
+          <w:sz w:val="20"/>
+          <w:szCs w:val="20"/>
+        </w:rPr>
+      </w:pPr>
+      <w:proofErr w:type="gramStart"/>
+      <w:r>
+        <w:rPr>
+          <w:rFonts w:ascii="Arial" w:hAnsi="Arial" w:cs="Arial"/>
+          <w:sz w:val="20"/>
+          <w:szCs w:val="20"/>
+        </w:rPr>
+        <w:t>aucune</w:t>
+      </w:r>
+      <w:proofErr w:type="gramEnd"/>
+      <w:r>
+        <w:rPr>
+          <w:rFonts w:ascii="Arial" w:hAnsi="Arial" w:cs="Arial"/>
+          <w:sz w:val="20"/>
+          <w:szCs w:val="20"/>
+        </w:rPr>
+        <w:t xml:space="preserve"> attestation de réalisation complète de la formation ni aucun document permettant de justifier de l’accomplissement du parcours réglementaire ne pourra lui être délivré.</w:t>
+      </w:r>
+    </w:p>
+    <w:p>
+      <w:pPr>
+        <w:pStyle w:val="NormalWeb"/>
+        <w:jc w:val="both"/>
+        <w:rPr>
+          <w:rFonts w:ascii="Arial" w:hAnsi="Arial" w:cs="Arial"/>
+          <w:sz w:val="20"/>
+          <w:szCs w:val="20"/>
+        </w:rPr>
+      </w:pPr>
+      <w:r>
+        <w:rPr>
+          <w:rFonts w:ascii="Arial" w:hAnsi="Arial" w:cs="Arial"/>
+          <w:sz w:val="20"/>
+          <w:szCs w:val="20"/>
+        </w:rPr>
+        <w:t>Le défaut d’achèvement de la formation à distance dans les délais impartis constitue un manquement du stagiaire à ses obligations contractuelles et est assimilé à une interruption ou à un abandon de la formation de son fait. Il ne constitue en aucun cas une annulation de la formation imputable à l’organisme de formation.</w:t>
+      </w:r>
+    </w:p>
+    <w:p>
+      <w:pPr>
+        <w:pStyle w:val="NormalWeb"/>
+        <w:jc w:val="both"/>
+        <w:rPr>
+          <w:rFonts w:ascii="Arial" w:hAnsi="Arial" w:cs="Arial"/>
+          <w:sz w:val="20"/>
+          <w:szCs w:val="20"/>
+        </w:rPr>
+      </w:pPr>
+      <w:r>
+        <w:rPr>
+          <w:rFonts w:ascii="Arial" w:hAnsi="Arial" w:cs="Arial"/>
+          <w:sz w:val="20"/>
+          <w:szCs w:val="20"/>
+        </w:rPr>
+        <w:t>En conséquence, les dispositions financières prévues à l’article 9 du présent contrat s’appliquent. Les prestations effectivement dispensées ou mises à disposition ainsi que les frais, indemnités ou sommes restant dus en application du présent contrat demeurent exigibles. Les sommes déjà versées ne donnent lieu à aucun remboursement.</w:t>
+      </w:r>
+    </w:p>
+    <w:p>
+      <w:pPr>
+        <w:pStyle w:val="NormalWeb"/>
+        <w:jc w:val="both"/>
+        <w:rPr>
+          <w:rFonts w:ascii="Arial" w:hAnsi="Arial" w:cs="Arial"/>
+          <w:sz w:val="20"/>
+          <w:szCs w:val="20"/>
+        </w:rPr>
+      </w:pPr>
+      <w:r>
+        <w:rPr>
+          <w:rFonts w:ascii="Arial" w:hAnsi="Arial" w:cs="Arial"/>
+          <w:sz w:val="20"/>
+          <w:szCs w:val="20"/>
+        </w:rPr>
+        <w:t>Lorsque le défaut d’assiduité ou d’achèvement entraîne un refus total ou partiel de prise en charge par un financeur, les sommes non prises en charge restent dues par le stagiaire, sous réserve des règles propres au dispositif de financement concerné.</w:t>
+      </w:r>
+    </w:p>
+    <w:p>
+      <w:pPr>
+        <w:pStyle w:val="NormalWeb"/>
+        <w:jc w:val="both"/>
+        <w:rPr>
+          <w:rFonts w:ascii="Arial" w:hAnsi="Arial" w:cs="Arial"/>
+          <w:sz w:val="20"/>
+          <w:szCs w:val="20"/>
+        </w:rPr>
+      </w:pPr>
+      <w:r>
+        <w:rPr>
+          <w:rFonts w:ascii="Arial" w:hAnsi="Arial" w:cs="Arial"/>
+          <w:sz w:val="20"/>
+          <w:szCs w:val="20"/>
+        </w:rPr>
+        <w:t>Les présentes dispositions s’appliquent sous réserve d’un cas de force majeure dûment reconnu et des dispositions légales impératives applicables.</w:t>
+      </w:r>
+    </w:p>
+    <w:p>
+      <w:pPr>
+        <w:rPr>
+          <w:rFonts w:eastAsia="Times New Roman" w:cs="Arial"/>
+          <w:szCs w:val="20"/>
+          <w:lang w:eastAsia="fr-FR"/>
+        </w:rPr>
+      </w:pPr>
+      <w:r>
+        <w:rPr>
+          <w:rFonts w:cs="Arial"/>
+          <w:szCs w:val="20"/>
         </w:rPr>
         <w:br w:type="page"/>
       </w:r>
-    </w:p>
-    <w:p>
-      <w:pPr>
-        <w:spacing w:before="160" w:after="80"/>
-        <w:rPr>
-          <w:b/>
-        </w:rPr>
-      </w:pPr>
-    </w:p>
-    <w:p>
-      <w:pPr>
-        <w:spacing w:before="160" w:after="80"/>
-        <w:jc w:val="both"/>
-      </w:pPr>
-      <w:r>
-        <w:rPr>
-          <w:b/>
-        </w:rPr>
-        <w:t>Activités visées :</w:t>
-      </w:r>
-    </w:p>
-    <w:p>
-      <w:pPr>
-        <w:spacing w:after="80"/>
-        <w:ind w:left="360" w:hanging="216"/>
-        <w:jc w:val="both"/>
-      </w:pPr>
-      <w:r>
-        <w:t>- Cadrage du projet de création ou de reprise d’entreprise de sécurité privée</w:t>
-      </w:r>
-    </w:p>
-    <w:p>
-      <w:pPr>
-        <w:spacing w:after="80"/>
-        <w:ind w:left="360" w:hanging="216"/>
-        <w:jc w:val="both"/>
-      </w:pPr>
-      <w:r>
-        <w:t>- Sécurisation et conformité des règles, principes et normes régissant le secteur de la sécurité privée</w:t>
-      </w:r>
-    </w:p>
-    <w:p>
-      <w:pPr>
-        <w:spacing w:after="80"/>
-        <w:ind w:left="360" w:hanging="216"/>
-        <w:jc w:val="both"/>
-      </w:pPr>
-      <w:r>
-        <w:t>- Gestion financière, juridique et administrative de l’entreprise de sécurité privée</w:t>
-      </w:r>
-    </w:p>
-    <w:p>
-      <w:pPr>
-        <w:spacing w:after="80"/>
-        <w:ind w:left="360" w:hanging="216"/>
-        <w:jc w:val="both"/>
-      </w:pPr>
-      <w:r>
-        <w:t>- Gestion marketing et commerciale de l’entreprise de sécurité privée</w:t>
-      </w:r>
-    </w:p>
-    <w:p>
-      <w:pPr>
-        <w:spacing w:after="80"/>
-        <w:ind w:left="360" w:hanging="216"/>
-        <w:jc w:val="both"/>
-      </w:pPr>
-      <w:r>
-        <w:t>- Constitution, management et pilotage d’une équipe de sécurité privée</w:t>
-      </w:r>
-    </w:p>
-    <w:p>
-      <w:pPr>
-        <w:spacing w:before="160" w:after="80"/>
-        <w:jc w:val="both"/>
-      </w:pPr>
-      <w:r>
-        <w:rPr>
-          <w:b/>
-        </w:rPr>
-        <w:t>Compétences attestées :</w:t>
-      </w:r>
-    </w:p>
-    <w:p>
-      <w:pPr>
-        <w:spacing w:after="80"/>
-        <w:ind w:left="360" w:hanging="216"/>
-        <w:jc w:val="both"/>
-      </w:pPr>
-      <w:r>
-        <w:t>- Positionner son projet de création ou de reprise d’entreprise de sécurité privée à partir des informations issues de son environnement institutionnel en France</w:t>
-      </w:r>
-    </w:p>
-    <w:p>
-      <w:pPr>
-        <w:spacing w:after="80"/>
-        <w:ind w:left="360" w:hanging="216"/>
-        <w:jc w:val="both"/>
-      </w:pPr>
-      <w:r>
-        <w:t>- Réaliser un Business plan de son projet de création d’entreprise</w:t>
-      </w:r>
-    </w:p>
-    <w:p>
-      <w:pPr>
-        <w:spacing w:after="80"/>
-        <w:ind w:left="360" w:hanging="216"/>
-        <w:jc w:val="both"/>
-      </w:pPr>
-      <w:r>
-        <w:t>- Comparer les différents cadres juridiques possibles liés aux entreprises de sécurité privée</w:t>
-      </w:r>
-    </w:p>
-    <w:p>
-      <w:pPr>
-        <w:spacing w:after="80"/>
-        <w:ind w:left="360" w:hanging="216"/>
-        <w:jc w:val="both"/>
-      </w:pPr>
-      <w:r>
-        <w:t>- Effectuer les démarches nécessaires de création, de reprise ou de rachat d’une entreprise de sécurité privée</w:t>
-      </w:r>
-    </w:p>
-    <w:p>
-      <w:pPr>
-        <w:spacing w:after="80"/>
-        <w:ind w:left="360" w:hanging="216"/>
-        <w:jc w:val="both"/>
-      </w:pPr>
-      <w:r>
-        <w:t>- Vérifier dans les activités menées dans la société de sécurité privée l’application conforme des règles, principes, normes régissant le secteur afin d’en assurer la sécurisation</w:t>
-      </w:r>
-    </w:p>
-    <w:p>
-      <w:pPr>
-        <w:spacing w:after="80"/>
-        <w:ind w:left="360" w:hanging="216"/>
-        <w:jc w:val="both"/>
-      </w:pPr>
-      <w:r>
-        <w:t>- Contrôler la bonne tenue des opérations comptables à partir d’un système de suivi financier structuré et fiable</w:t>
-      </w:r>
-    </w:p>
-    <w:p>
-      <w:pPr>
-        <w:spacing w:after="80"/>
-        <w:ind w:left="360" w:hanging="216"/>
-        <w:jc w:val="both"/>
-      </w:pPr>
-      <w:r>
-        <w:t>- Mobiliser les différentes aides de financement possibles et dispositifs d’optimisations fiscales</w:t>
-      </w:r>
-    </w:p>
-    <w:p>
-      <w:pPr>
-        <w:spacing w:after="80"/>
-        <w:ind w:left="360" w:hanging="216"/>
-        <w:jc w:val="both"/>
-      </w:pPr>
-      <w:r>
-        <w:t>- Contrôler les différentes déclarations fiscales réalisées (TVA, impôt sur les sociétés …)</w:t>
-      </w:r>
-    </w:p>
-    <w:p>
-      <w:pPr>
-        <w:spacing w:after="80"/>
-        <w:ind w:left="360" w:hanging="216"/>
-        <w:jc w:val="both"/>
-      </w:pPr>
-      <w:r>
-        <w:t>- Piloter l’équilibre financier de l’entreprise</w:t>
-      </w:r>
-    </w:p>
-    <w:p>
-      <w:pPr>
-        <w:spacing w:after="80"/>
-        <w:ind w:left="360" w:hanging="216"/>
-        <w:jc w:val="both"/>
-      </w:pPr>
-      <w:r>
-        <w:t>- Gérer les contrats de travail du personnel</w:t>
-      </w:r>
-    </w:p>
-    <w:p>
-      <w:pPr>
-        <w:spacing w:after="80"/>
-        <w:ind w:left="360" w:hanging="216"/>
-        <w:jc w:val="both"/>
-      </w:pPr>
-      <w:r>
-        <w:t>- Mettre en œuvre l’ensemble des obligations en lien avec les différentes réglementations qui régissent le personnel</w:t>
-      </w:r>
-    </w:p>
-    <w:p>
-      <w:pPr>
-        <w:spacing w:after="80"/>
-        <w:ind w:left="360" w:hanging="216"/>
-        <w:jc w:val="both"/>
-      </w:pPr>
-      <w:r>
-        <w:t>- Assurer l’approvisionnement des différents équipements de sécurité nécessaires</w:t>
-      </w:r>
-    </w:p>
-    <w:p>
-      <w:pPr>
-        <w:spacing w:after="80"/>
-        <w:ind w:left="360" w:hanging="216"/>
-        <w:jc w:val="both"/>
-      </w:pPr>
-      <w:r>
-        <w:t>- Mettre en place un système régulier d’entretien et de maintenance des équipements</w:t>
-      </w:r>
-    </w:p>
-    <w:p>
-      <w:pPr>
-        <w:spacing w:after="80"/>
-        <w:ind w:left="360" w:hanging="216"/>
-        <w:jc w:val="both"/>
-      </w:pPr>
-      <w:r>
-        <w:t>- Organiser le stockage et la distribution des équipements de sécurité</w:t>
-      </w:r>
-    </w:p>
-    <w:p>
-      <w:pPr>
-        <w:spacing w:after="80"/>
-        <w:ind w:left="360" w:hanging="216"/>
-        <w:jc w:val="both"/>
-      </w:pPr>
-      <w:r>
-        <w:t>- Élaborer un plan de communication commercial selon la stratégie marketing définie</w:t>
-      </w:r>
-    </w:p>
-    <w:p>
-      <w:pPr>
-        <w:spacing w:after="80"/>
-        <w:ind w:left="360" w:hanging="216"/>
-        <w:jc w:val="both"/>
-      </w:pPr>
-      <w:r>
-        <w:t>- Piloter la mise en œuvre du plan de communication commercial</w:t>
-      </w:r>
-    </w:p>
-    <w:p>
-      <w:pPr>
-        <w:spacing w:after="80"/>
-        <w:ind w:left="360" w:hanging="216"/>
-        <w:jc w:val="both"/>
-      </w:pPr>
-      <w:r>
-        <w:t>- Créer des partenariats stratégiques faisant sens avec les activités de sécurité privée</w:t>
-      </w:r>
-    </w:p>
-    <w:p>
-      <w:pPr>
-        <w:spacing w:after="80"/>
-        <w:ind w:left="360" w:hanging="216"/>
-        <w:jc w:val="both"/>
-      </w:pPr>
-      <w:r>
-        <w:t>- Réaliser une veille commerciale sur le marché via les différents supports d’appels d’offres disponibles</w:t>
-      </w:r>
-    </w:p>
-    <w:p>
-      <w:pPr>
-        <w:spacing w:after="80"/>
-        <w:ind w:left="360" w:hanging="216"/>
-        <w:jc w:val="both"/>
-      </w:pPr>
-      <w:r>
-        <w:t>- Analyser le cahier des charges d’un appel d’offre</w:t>
-      </w:r>
-    </w:p>
-    <w:p>
-      <w:pPr>
-        <w:spacing w:after="80"/>
-        <w:ind w:left="360" w:hanging="216"/>
-        <w:jc w:val="both"/>
-      </w:pPr>
-      <w:r>
-        <w:t>- Réaliser une proposition commerciale en réponse à l’appel d’offre</w:t>
-      </w:r>
-    </w:p>
-    <w:p>
-      <w:pPr>
-        <w:spacing w:after="80"/>
-        <w:ind w:left="360" w:hanging="216"/>
-        <w:jc w:val="both"/>
-      </w:pPr>
-      <w:r>
-        <w:t>- Gérer la relation clientèle pendant la prestation fournie</w:t>
-      </w:r>
-    </w:p>
-    <w:p>
-      <w:pPr>
-        <w:spacing w:after="80"/>
-        <w:ind w:left="360" w:hanging="216"/>
-        <w:jc w:val="both"/>
-      </w:pPr>
-      <w:r>
-        <w:t>- Gérer les cas de ruptures de contrats avec les clients</w:t>
-      </w:r>
-    </w:p>
-    <w:p>
-      <w:pPr>
-        <w:spacing w:after="80"/>
-        <w:ind w:left="360" w:hanging="216"/>
-        <w:jc w:val="both"/>
-      </w:pPr>
-      <w:r>
-        <w:t xml:space="preserve">- Élaborer des processus de recrutement prenant en compte les différentes organisations et supports de </w:t>
-      </w:r>
-      <w:proofErr w:type="spellStart"/>
-      <w:r>
-        <w:t>sourcing</w:t>
-      </w:r>
-      <w:proofErr w:type="spellEnd"/>
-    </w:p>
-    <w:p>
-      <w:pPr>
-        <w:spacing w:after="80"/>
-        <w:ind w:left="360" w:hanging="216"/>
-        <w:jc w:val="both"/>
-      </w:pPr>
-      <w:r>
-        <w:t>- Mener des entretiens de recrutement avec les candidats</w:t>
-      </w:r>
-    </w:p>
-    <w:p>
-      <w:pPr>
-        <w:spacing w:after="80"/>
-        <w:ind w:left="360" w:hanging="216"/>
-        <w:jc w:val="both"/>
-      </w:pPr>
-      <w:r>
-        <w:lastRenderedPageBreak/>
-        <w:t>- Répartir les rôles et activités de chacun des collaborateurs concernés par une mission de sécurité privée</w:t>
-      </w:r>
-    </w:p>
-    <w:p>
-      <w:pPr>
-        <w:spacing w:after="80"/>
-        <w:ind w:left="360" w:hanging="216"/>
-      </w:pPr>
-      <w:r>
-        <w:t>- Piloter son équipe vers la performance en l’accompagnant avec des objectifs précis et des plans d’actions opérationnels</w:t>
-      </w:r>
-    </w:p>
-    <w:p>
-      <w:pPr>
-        <w:spacing w:after="80"/>
-        <w:ind w:left="360" w:hanging="216"/>
-      </w:pPr>
-      <w:r>
-        <w:t>- Concevoir et mettre en œuvre des processus de supervision, d’évaluation et de régulation des employés</w:t>
-      </w:r>
-    </w:p>
-    <w:p>
-      <w:pPr>
-        <w:spacing w:after="80"/>
-        <w:ind w:left="360" w:hanging="216"/>
-      </w:pPr>
-      <w:r>
-        <w:t>- Gérer les situations difficiles et conflictuelles avec les collaborateurs</w:t>
-      </w:r>
-    </w:p>
-    <w:p>
-      <w:pPr>
-        <w:spacing w:after="80"/>
-        <w:ind w:left="360" w:hanging="216"/>
-      </w:pPr>
-      <w:r>
-        <w:t>- Élaborer et mettre en œuvre un plan de développement des compétences couvrant les différents besoins de l’entreprise de sécurité</w:t>
-      </w:r>
-    </w:p>
-    <w:p>
-      <w:pPr>
-        <w:spacing w:after="80"/>
-        <w:ind w:left="360" w:hanging="216"/>
-      </w:pPr>
-      <w:r>
-        <w:t>- Organiser des plans de progression de carrière sous différentes formes d’opportunités de développement</w:t>
-      </w:r>
-    </w:p>
-    <w:p>
-      <w:pPr>
+      <w:r>
         <w:rPr>
           <w:b/>
           <w:color w:val="000000"/>
           <w:sz w:val="24"/>
         </w:rPr>
-      </w:pPr>
+        <w:lastRenderedPageBreak/>
+        <w:t>Article 5 - Modalités d’évaluation - contrôle des connaissances</w:t>
+      </w:r>
+    </w:p>
+    <w:p>
+      <w:pPr>
+        <w:spacing w:before="160" w:after="80"/>
+      </w:pPr>
+      <w:r>
+        <w:rPr>
+          <w:b/>
+        </w:rPr>
+        <w:t>1) Modalités d’évaluation en cours de formation :</w:t>
+      </w:r>
+    </w:p>
+    <w:p>
+      <w:pPr>
+        <w:spacing w:after="80"/>
+        <w:jc w:val="both"/>
+      </w:pPr>
+      <w:r>
+        <w:t xml:space="preserve">Réalisation de QCM/QCU d’entraînement, mise en situation professionnelle, entraînement à la certification. </w:t>
+      </w:r>
+    </w:p>
+    <w:p>
+      <w:pPr>
+        <w:spacing w:after="80"/>
+        <w:jc w:val="both"/>
+      </w:pPr>
+      <w:r>
+        <w:t>La formation fait l’objet d’une évaluation formative réalisée par le formateur.</w:t>
+      </w:r>
+    </w:p>
+    <w:p>
+      <w:pPr>
+        <w:spacing w:before="160" w:after="80"/>
+      </w:pPr>
+      <w:r>
+        <w:rPr>
+          <w:b/>
+        </w:rPr>
+        <w:t>2) Modalités de passage de l’examen :</w:t>
+      </w:r>
+    </w:p>
+    <w:p>
+      <w:pPr>
+        <w:spacing w:after="80"/>
+        <w:jc w:val="both"/>
+      </w:pPr>
+      <w:r>
+        <w:t>L’examen final se déroulera en présence de professionnels du secteur de la sécurité privée.</w:t>
+      </w:r>
+    </w:p>
+    <w:p>
+      <w:pPr>
+        <w:spacing w:after="80"/>
+        <w:ind w:left="360" w:hanging="216"/>
+        <w:jc w:val="both"/>
+      </w:pPr>
+      <w:r>
+        <w:t>- Mise en situation professionnelle (15 min) - Cadrage du projet de création ou de reprise d’entreprise de sécurité privée</w:t>
+      </w:r>
+    </w:p>
+    <w:p>
+      <w:pPr>
+        <w:spacing w:after="80"/>
+        <w:ind w:left="360" w:hanging="216"/>
+        <w:jc w:val="both"/>
+      </w:pPr>
+      <w:r>
+        <w:t>- QCU de 40 questions (40 min) - Sécurisation et conformité des règles, principes et normes régissant le secteur de la sécurité privée</w:t>
+      </w:r>
+    </w:p>
+    <w:p>
+      <w:pPr>
+        <w:spacing w:after="80"/>
+        <w:ind w:left="360" w:hanging="216"/>
+        <w:jc w:val="both"/>
+      </w:pPr>
+      <w:r>
+        <w:t>- Mise en situation professionnelle (30 min) - Gestion financière, juridique et administrative de l’entreprise de sécurité privée</w:t>
+      </w:r>
+    </w:p>
+    <w:p>
+      <w:pPr>
+        <w:spacing w:after="80"/>
+        <w:ind w:left="360" w:hanging="216"/>
+        <w:jc w:val="both"/>
+      </w:pPr>
+      <w:r>
+        <w:t>- Mise en situation professionnelle (20 min) - Gestion marketing et commerciale de l’entreprise de sécurité privée</w:t>
+      </w:r>
+    </w:p>
+    <w:p>
+      <w:pPr>
+        <w:spacing w:after="80"/>
+        <w:ind w:left="360" w:hanging="216"/>
+        <w:jc w:val="both"/>
+      </w:pPr>
+      <w:r>
+        <w:t>- Mise en situation professionnelle (20 min) - Constitution, management et pilotage d’une équipe de sécurité privée</w:t>
+      </w:r>
+    </w:p>
+    <w:p>
+      <w:pPr>
+        <w:spacing w:after="80"/>
+      </w:pPr>
+      <w:r>
+        <w:t>En cas d’échec à l’examen de fin de formation, le candidat pourra se présenter à une nouvelle session d’examen (voir article 10).</w:t>
+      </w:r>
+      <w:r>
+        <w:br/>
+      </w:r>
     </w:p>
     <w:p>
       <w:pPr>
@@ -2429,117 +2785,7 @@
           <w:color w:val="000000"/>
           <w:sz w:val="24"/>
         </w:rPr>
-        <w:t>Article 5 - Modalités d’évaluation - contrôle des connaissances</w:t>
-      </w:r>
-    </w:p>
-    <w:p>
-      <w:pPr>
-        <w:spacing w:before="160" w:after="80"/>
-      </w:pPr>
-      <w:r>
-        <w:rPr>
-          <w:b/>
-        </w:rPr>
-        <w:t>1) Modalités d’évaluation en cours de formation :</w:t>
-      </w:r>
-    </w:p>
-    <w:p>
-      <w:pPr>
-        <w:spacing w:after="80"/>
-        <w:jc w:val="both"/>
-      </w:pPr>
-      <w:r>
-        <w:t xml:space="preserve">Réalisation de QCM/QCU d’entraînement, mise en situation professionnelle, entraînement à la certification. </w:t>
-      </w:r>
-    </w:p>
-    <w:p>
-      <w:pPr>
-        <w:spacing w:after="80"/>
-        <w:jc w:val="both"/>
-      </w:pPr>
-      <w:r>
-        <w:t>La formation fait l’objet d’une évaluation formative réalisée par le formateur.</w:t>
-      </w:r>
-    </w:p>
-    <w:p>
-      <w:pPr>
-        <w:spacing w:before="160" w:after="80"/>
-      </w:pPr>
-      <w:r>
-        <w:rPr>
-          <w:b/>
-        </w:rPr>
-        <w:t>2) Modalités de passage de l’examen :</w:t>
-      </w:r>
-    </w:p>
-    <w:p>
-      <w:pPr>
-        <w:spacing w:after="80"/>
-        <w:jc w:val="both"/>
-      </w:pPr>
-      <w:r>
-        <w:t>L’examen final se déroulera en présence de professionnels du secteur de la sécurité privée.</w:t>
-      </w:r>
-    </w:p>
-    <w:p>
-      <w:pPr>
-        <w:spacing w:after="80"/>
-        <w:ind w:left="360" w:hanging="216"/>
-        <w:jc w:val="both"/>
-      </w:pPr>
-      <w:r>
-        <w:t>- Mise en situation professionnelle (15 min) - Cadrage du projet de création ou de reprise d’entreprise de sécurité privée</w:t>
-      </w:r>
-    </w:p>
-    <w:p>
-      <w:pPr>
-        <w:spacing w:after="80"/>
-        <w:ind w:left="360" w:hanging="216"/>
-        <w:jc w:val="both"/>
-      </w:pPr>
-      <w:r>
-        <w:t>- QCU de 40 questions (40 min) - Sécurisation et conformité des règles, principes et normes régissant le secteur de la sécurité privée</w:t>
-      </w:r>
-    </w:p>
-    <w:p>
-      <w:pPr>
-        <w:spacing w:after="80"/>
-        <w:ind w:left="360" w:hanging="216"/>
-        <w:jc w:val="both"/>
-      </w:pPr>
-      <w:r>
-        <w:t>- Mise en situation professionnelle (30 min) - Gestion financière, juridique et administrative de l’entreprise de sécurité privée</w:t>
-      </w:r>
-    </w:p>
-    <w:p>
-      <w:pPr>
-        <w:spacing w:after="80"/>
-        <w:ind w:left="360" w:hanging="216"/>
-        <w:jc w:val="both"/>
-      </w:pPr>
-      <w:r>
-        <w:t>- Mise en situation professionnelle (20 min) - Gestion marketing et commerciale de l’entreprise de sécurité privée</w:t>
-      </w:r>
-    </w:p>
-    <w:p>
-      <w:pPr>
-        <w:spacing w:after="80"/>
-        <w:ind w:left="360" w:hanging="216"/>
-        <w:jc w:val="both"/>
-      </w:pPr>
-      <w:r>
-        <w:t>- Mise en situation professionnelle (20 min) - Constitution, management et pilotage d’une équipe de sécurité privée</w:t>
-      </w:r>
-    </w:p>
-    <w:p>
-      <w:pPr>
-        <w:spacing w:after="80"/>
-      </w:pPr>
-      <w:r>
-        <w:t>En cas d’échec à l’examen de fin de formation, le candidat pourra se présenter à une nouvelle session d’examen (voir article 10).</w:t>
-      </w:r>
-      <w:r>
-        <w:br/>
+        <w:br w:type="page"/>
       </w:r>
     </w:p>
     <w:p>
@@ -2550,66 +2796,61 @@
           <w:sz w:val="24"/>
         </w:rPr>
       </w:pPr>
-      <w:r>
+    </w:p>
+    <w:p>
+      <w:pPr>
         <w:rPr>
           <w:b/>
           <w:color w:val="000000"/>
           <w:sz w:val="24"/>
         </w:rPr>
-        <w:br w:type="page"/>
-      </w:r>
-    </w:p>
-    <w:p>
-      <w:pPr>
-        <w:spacing w:before="200" w:after="120"/>
+      </w:pPr>
+      <w:r>
         <w:rPr>
           <w:b/>
           <w:color w:val="000000"/>
           <w:sz w:val="24"/>
         </w:rPr>
-      </w:pPr>
-    </w:p>
-    <w:p>
-      <w:pPr>
-        <w:spacing w:before="200" w:after="120"/>
-      </w:pPr>
-      <w:r>
+        <w:t>Article 6 - Nature de la sanction de la formation</w:t>
+      </w:r>
+    </w:p>
+    <w:p>
+      <w:pPr>
+        <w:spacing w:after="80"/>
+        <w:jc w:val="center"/>
+      </w:pPr>
+      <w:r>
+        <w:t>En cas de réussite à l’examen de fin de formation, le stagiaire obtient la qualification :</w:t>
+      </w:r>
+      <w:r>
+        <w:t xml:space="preserve"> </w:t>
+      </w:r>
+    </w:p>
+    <w:p>
+      <w:pPr>
+        <w:spacing w:after="80"/>
+        <w:jc w:val="center"/>
+        <w:rPr>
+          <w:b/>
+          <w:bCs/>
+        </w:rPr>
+      </w:pPr>
+      <w:r>
+        <w:rPr>
+          <w:b/>
+          <w:bCs/>
+        </w:rPr>
+        <w:t>DIRIGEANT D’ENTREPRISE DE SÉCURITÉ PRIVÉE (DESP)</w:t>
+      </w:r>
+    </w:p>
+    <w:p>
+      <w:pPr>
         <w:rPr>
           <w:b/>
           <w:color w:val="000000"/>
           <w:sz w:val="24"/>
         </w:rPr>
-        <w:t>Article 6 - Nature de la sanction de la formation</w:t>
-      </w:r>
-    </w:p>
-    <w:p>
-      <w:pPr>
-        <w:spacing w:after="80"/>
-        <w:jc w:val="center"/>
-      </w:pPr>
-      <w:r>
-        <w:t>En cas de réussite à l’examen de fin de formation, le stagiaire obtient la qualification :</w:t>
-      </w:r>
-      <w:r>
-        <w:t xml:space="preserve"> </w:t>
-      </w:r>
-    </w:p>
-    <w:p>
-      <w:pPr>
-        <w:spacing w:after="80"/>
-        <w:jc w:val="center"/>
-        <w:rPr>
-          <w:b/>
-          <w:bCs/>
-        </w:rPr>
-      </w:pPr>
-      <w:r>
-        <w:rPr>
-          <w:b/>
-          <w:bCs/>
-        </w:rPr>
-        <w:t>DIRIGEANT D’ENTREPRISE DE SÉCURITÉ PRIVÉE (DESP)</w:t>
-      </w:r>
+      </w:pPr>
     </w:p>
     <w:p>
       <w:pPr>
@@ -2619,22 +2860,21 @@
           <w:sz w:val="24"/>
         </w:rPr>
       </w:pPr>
-    </w:p>
-    <w:p>
-      <w:pPr>
+      <w:r>
         <w:rPr>
           <w:b/>
           <w:color w:val="000000"/>
           <w:sz w:val="24"/>
         </w:rPr>
-      </w:pPr>
+        <w:t xml:space="preserve">Article 7 - </w:t>
+      </w:r>
       <w:r>
         <w:rPr>
           <w:b/>
           <w:color w:val="000000"/>
           <w:sz w:val="24"/>
         </w:rPr>
-        <w:t xml:space="preserve">Article 7 - </w:t>
+        <w:t>Délai</w:t>
       </w:r>
       <w:r>
         <w:rPr>
@@ -2642,70 +2882,52 @@
           <w:color w:val="000000"/>
           <w:sz w:val="24"/>
         </w:rPr>
-        <w:t>Délai</w:t>
-      </w:r>
-      <w:r>
+        <w:t xml:space="preserve"> de rétractation</w:t>
+      </w:r>
+    </w:p>
+    <w:p>
+      <w:pPr>
+        <w:spacing w:after="80"/>
+        <w:jc w:val="both"/>
+      </w:pPr>
+      <w:r>
+        <w:t>A compter de la date de signature du présent contrat, le stagiaire a un délai de 10 jours pour se rétracter. Le délai de rétractation est porté à 14 jours (article L.121-16 du Code de la consommation) pour les contrats conclus « à distance » et les contrats conclus « hors établissement ». Il en informe l’organisme de formation par lettre recommandée avec accusé de réception. Dans ce cas, aucune somme ne peut être exigée du stagiaire.</w:t>
+      </w:r>
+    </w:p>
+    <w:p>
+      <w:pPr>
+        <w:jc w:val="both"/>
         <w:rPr>
           <w:b/>
           <w:color w:val="000000"/>
           <w:sz w:val="24"/>
         </w:rPr>
-        <w:t xml:space="preserve"> de rétractation</w:t>
-      </w:r>
-    </w:p>
-    <w:p>
-      <w:pPr>
-        <w:spacing w:after="80"/>
-        <w:jc w:val="both"/>
-      </w:pPr>
-      <w:r>
-        <w:t>A compter de la date de signature du présent contrat, le stagiaire a un délai de 10 jours pour se rétracter. Le délai de rétractation est porté à 14 jours (article L.121-16 du Code de la consommation) pour les contrats conclus « à distance » et les contrats conclus « hors établissement ». Il en informe l’organisme de formation par lettre recommandée avec accusé de réception. Dans ce cas, aucune somme ne peut être exigée du stagiaire.</w:t>
-      </w:r>
-    </w:p>
-    <w:p>
-      <w:pPr>
-        <w:jc w:val="both"/>
+      </w:pPr>
+      <w:r>
         <w:rPr>
           <w:b/>
           <w:color w:val="000000"/>
           <w:sz w:val="24"/>
         </w:rPr>
-      </w:pPr>
-      <w:r>
+        <w:br/>
+      </w:r>
+    </w:p>
+    <w:p>
+      <w:pPr>
         <w:rPr>
           <w:b/>
           <w:color w:val="000000"/>
           <w:sz w:val="24"/>
         </w:rPr>
-        <w:br/>
-      </w:r>
-    </w:p>
-    <w:p>
-      <w:pPr>
+      </w:pPr>
+      <w:r>
         <w:rPr>
           <w:b/>
           <w:color w:val="000000"/>
           <w:sz w:val="24"/>
         </w:rPr>
-      </w:pPr>
-      <w:r>
-        <w:rPr>
-          <w:b/>
-          <w:color w:val="000000"/>
-          <w:sz w:val="24"/>
-        </w:rPr>
         <w:br w:type="page"/>
       </w:r>
-    </w:p>
-    <w:p>
-      <w:pPr>
-        <w:jc w:val="both"/>
-        <w:rPr>
-          <w:b/>
-          <w:color w:val="000000"/>
-          <w:sz w:val="24"/>
-        </w:rPr>
-      </w:pPr>
       <w:r>
         <w:rPr>
           <w:b/>
@@ -4257,23 +4479,8 @@
         <w:br w:type="page"/>
       </w:r>
     </w:p>
-    <w:p>
-      <w:pPr>
-        <w:spacing w:after="80"/>
-      </w:pPr>
-    </w:p>
-    <w:p>
-      <w:pPr>
-        <w:spacing w:after="80"/>
-        <w:rPr>
-          <w:sz w:val="21"/>
-        </w:rPr>
-      </w:pPr>
-    </w:p>
-    <w:p>
-      <w:pPr>
-        <w:spacing w:before="200" w:after="80"/>
-      </w:pPr>
+    <w:p/>
+    <w:p>
       <w:r>
         <w:rPr>
           <w:b/>
@@ -6767,6 +6974,155 @@
     </w:lvl>
   </w:abstractNum>
   <w:abstractNum w:abstractNumId="9" w15:restartNumberingAfterBreak="0">
+    <w:nsid w:val="1A072DFE"/>
+    <w:multiLevelType w:val="multilevel"/>
+    <w:tmpl w:val="62B064F4"/>
+    <w:lvl w:ilvl="0">
+      <w:start w:val="1"/>
+      <w:numFmt w:val="bullet"/>
+      <w:lvlText w:val=""/>
+      <w:lvlJc w:val="left"/>
+      <w:pPr>
+        <w:tabs>
+          <w:tab w:val="num" w:pos="720"/>
+        </w:tabs>
+        <w:ind w:left="720" w:hanging="360"/>
+      </w:pPr>
+      <w:rPr>
+        <w:rFonts w:ascii="Symbol" w:hAnsi="Symbol" w:hint="default"/>
+        <w:sz w:val="20"/>
+      </w:rPr>
+    </w:lvl>
+    <w:lvl w:ilvl="1" w:tentative="1">
+      <w:start w:val="1"/>
+      <w:numFmt w:val="bullet"/>
+      <w:lvlText w:val="o"/>
+      <w:lvlJc w:val="left"/>
+      <w:pPr>
+        <w:tabs>
+          <w:tab w:val="num" w:pos="1440"/>
+        </w:tabs>
+        <w:ind w:left="1440" w:hanging="360"/>
+      </w:pPr>
+      <w:rPr>
+        <w:rFonts w:ascii="Courier New" w:hAnsi="Courier New" w:hint="default"/>
+        <w:sz w:val="20"/>
+      </w:rPr>
+    </w:lvl>
+    <w:lvl w:ilvl="2" w:tentative="1">
+      <w:start w:val="1"/>
+      <w:numFmt w:val="bullet"/>
+      <w:lvlText w:val=""/>
+      <w:lvlJc w:val="left"/>
+      <w:pPr>
+        <w:tabs>
+          <w:tab w:val="num" w:pos="2160"/>
+        </w:tabs>
+        <w:ind w:left="2160" w:hanging="360"/>
+      </w:pPr>
+      <w:rPr>
+        <w:rFonts w:ascii="Wingdings" w:hAnsi="Wingdings" w:hint="default"/>
+        <w:sz w:val="20"/>
+      </w:rPr>
+    </w:lvl>
+    <w:lvl w:ilvl="3" w:tentative="1">
+      <w:start w:val="1"/>
+      <w:numFmt w:val="bullet"/>
+      <w:lvlText w:val=""/>
+      <w:lvlJc w:val="left"/>
+      <w:pPr>
+        <w:tabs>
+          <w:tab w:val="num" w:pos="2880"/>
+        </w:tabs>
+        <w:ind w:left="2880" w:hanging="360"/>
+      </w:pPr>
+      <w:rPr>
+        <w:rFonts w:ascii="Wingdings" w:hAnsi="Wingdings" w:hint="default"/>
+        <w:sz w:val="20"/>
+      </w:rPr>
+    </w:lvl>
+    <w:lvl w:ilvl="4" w:tentative="1">
+      <w:start w:val="1"/>
+      <w:numFmt w:val="bullet"/>
+      <w:lvlText w:val=""/>
+      <w:lvlJc w:val="left"/>
+      <w:pPr>
+        <w:tabs>
+          <w:tab w:val="num" w:pos="3600"/>
+        </w:tabs>
+        <w:ind w:left="3600" w:hanging="360"/>
+      </w:pPr>
+      <w:rPr>
+        <w:rFonts w:ascii="Wingdings" w:hAnsi="Wingdings" w:hint="default"/>
+        <w:sz w:val="20"/>
+      </w:rPr>
+    </w:lvl>
+    <w:lvl w:ilvl="5" w:tentative="1">
+      <w:start w:val="1"/>
+      <w:numFmt w:val="bullet"/>
+      <w:lvlText w:val=""/>
+      <w:lvlJc w:val="left"/>
+      <w:pPr>
+        <w:tabs>
+          <w:tab w:val="num" w:pos="4320"/>
+        </w:tabs>
+        <w:ind w:left="4320" w:hanging="360"/>
+      </w:pPr>
+      <w:rPr>
+        <w:rFonts w:ascii="Wingdings" w:hAnsi="Wingdings" w:hint="default"/>
+        <w:sz w:val="20"/>
+      </w:rPr>
+    </w:lvl>
+    <w:lvl w:ilvl="6" w:tentative="1">
+      <w:start w:val="1"/>
+      <w:numFmt w:val="bullet"/>
+      <w:lvlText w:val=""/>
+      <w:lvlJc w:val="left"/>
+      <w:pPr>
+        <w:tabs>
+          <w:tab w:val="num" w:pos="5040"/>
+        </w:tabs>
+        <w:ind w:left="5040" w:hanging="360"/>
+      </w:pPr>
+      <w:rPr>
+        <w:rFonts w:ascii="Wingdings" w:hAnsi="Wingdings" w:hint="default"/>
+        <w:sz w:val="20"/>
+      </w:rPr>
+    </w:lvl>
+    <w:lvl w:ilvl="7" w:tentative="1">
+      <w:start w:val="1"/>
+      <w:numFmt w:val="bullet"/>
+      <w:lvlText w:val=""/>
+      <w:lvlJc w:val="left"/>
+      <w:pPr>
+        <w:tabs>
+          <w:tab w:val="num" w:pos="5760"/>
+        </w:tabs>
+        <w:ind w:left="5760" w:hanging="360"/>
+      </w:pPr>
+      <w:rPr>
+        <w:rFonts w:ascii="Wingdings" w:hAnsi="Wingdings" w:hint="default"/>
+        <w:sz w:val="20"/>
+      </w:rPr>
+    </w:lvl>
+    <w:lvl w:ilvl="8" w:tentative="1">
+      <w:start w:val="1"/>
+      <w:numFmt w:val="bullet"/>
+      <w:lvlText w:val=""/>
+      <w:lvlJc w:val="left"/>
+      <w:pPr>
+        <w:tabs>
+          <w:tab w:val="num" w:pos="6480"/>
+        </w:tabs>
+        <w:ind w:left="6480" w:hanging="360"/>
+      </w:pPr>
+      <w:rPr>
+        <w:rFonts w:ascii="Wingdings" w:hAnsi="Wingdings" w:hint="default"/>
+        <w:sz w:val="20"/>
+      </w:rPr>
+    </w:lvl>
+  </w:abstractNum>
+  <w:abstractNum w:abstractNumId="10" w15:restartNumberingAfterBreak="0">
     <w:nsid w:val="7B460836"/>
     <w:multiLevelType w:val="hybridMultilevel"/>
     <w:tmpl w:val="19ECBA5A"/>
@@ -6907,6 +7263,9 @@
     <w:abstractNumId w:val="0"/>
   </w:num>
   <w:num w:numId="10" w16cid:durableId="712726967">
+    <w:abstractNumId w:val="10"/>
+  </w:num>
+  <w:num w:numId="11" w16cid:durableId="997466334">
     <w:abstractNumId w:val="9"/>
   </w:num>
 </w:numbering>
@@ -18318,6 +18677,22 @@
       <w:shd w:val="clear" w:color="auto" w:fill="E1DFDD"/>
     </w:rPr>
   </w:style>
+  <w:style w:type="paragraph" w:styleId="NormalWeb">
+    <w:name w:val="Normal (Web)"/>
+    <w:basedOn w:val="Normal"/>
+    <w:uiPriority w:val="99"/>
+    <w:unhideWhenUsed/>
+    <w:rsid w:val="00625522"/>
+    <w:pPr>
+      <w:spacing w:before="100" w:beforeAutospacing="1" w:after="100" w:afterAutospacing="1" w:line="240" w:lineRule="auto"/>
+    </w:pPr>
+    <w:rPr>
+      <w:rFonts w:ascii="Times New Roman" w:eastAsia="Times New Roman" w:hAnsi="Times New Roman" w:cs="Times New Roman"/>
+      <w:sz w:val="24"/>
+      <w:szCs w:val="24"/>
+      <w:lang w:eastAsia="fr-FR"/>
+    </w:rPr>
+  </w:style>
 </w:styles>
 </file>
 

--- a/templates_word/conventiondesp.docx
+++ b/templates_word/conventiondesp.docx
@@ -2359,34 +2359,7 @@
           <w:sz w:val="20"/>
           <w:szCs w:val="20"/>
         </w:rPr>
-        <w:t>62 heures</w:t>
-      </w:r>
-      <w:r>
-        <w:rPr>
-          <w:rFonts w:ascii="Arial" w:hAnsi="Arial" w:cs="Arial"/>
-          <w:sz w:val="20"/>
-          <w:szCs w:val="20"/>
-        </w:rPr>
-        <w:t>, que le stagiaire s’engage à réaliser et à valider intégralement avant son entrée dans la phase présentielle de la formation.</w:t>
-      </w:r>
-    </w:p>
-    <w:p>
-      <w:pPr>
-        <w:pStyle w:val="NormalWeb"/>
-        <w:jc w:val="both"/>
-        <w:rPr>
-          <w:rFonts w:ascii="Arial" w:hAnsi="Arial" w:cs="Arial"/>
-          <w:sz w:val="20"/>
-          <w:szCs w:val="20"/>
-        </w:rPr>
-      </w:pPr>
-      <w:r>
-        <w:rPr>
-          <w:rFonts w:ascii="Arial" w:hAnsi="Arial" w:cs="Arial"/>
-          <w:sz w:val="20"/>
-          <w:szCs w:val="20"/>
-        </w:rPr>
-        <w:t xml:space="preserve">Le stagiaire doit avoir atteint un taux de progression de </w:t>
+        <w:t>175</w:t>
       </w:r>
       <w:r>
         <w:rPr>
@@ -2395,7 +2368,7 @@
           <w:sz w:val="20"/>
           <w:szCs w:val="20"/>
         </w:rPr>
-        <w:t>100 %</w:t>
+        <w:t xml:space="preserve"> heures</w:t>
       </w:r>
       <w:r>
         <w:rPr>
@@ -2403,7 +2376,7 @@
           <w:sz w:val="20"/>
           <w:szCs w:val="20"/>
         </w:rPr>
-        <w:t>, avoir réalisé l’ensemble des activités pédagogiques demandées et avoir effectué les évaluations obligatoires au plus tard avant la date de début de la formation en présentiel.</w:t>
+        <w:t>, que le stagiaire s’engage à réaliser et à valider intégralement avant son entrée dans la phase présentielle de la formation.</w:t>
       </w:r>
     </w:p>
     <w:p>
@@ -2422,26 +2395,7 @@
           <w:sz w:val="20"/>
           <w:szCs w:val="20"/>
         </w:rPr>
-        <w:t>L’accomplissement des 62 heures est apprécié exclusivement à partir des éléments de suivi enregistrés par la plateforme de formation : relevés de connexion, temps d’activité effectif, progression dans les modules, travaux réalisés et évaluations effectuées. Une simple connexion à la plateforme, sans participation effective aux activités pédagogiques, ne peut être considérée comme du temps de formation réalisé.</w:t>
-      </w:r>
-    </w:p>
-    <w:p>
-      <w:pPr>
-        <w:pStyle w:val="NormalWeb"/>
-        <w:jc w:val="both"/>
-        <w:rPr>
-          <w:rFonts w:ascii="Arial" w:hAnsi="Arial" w:cs="Arial"/>
-          <w:sz w:val="20"/>
-          <w:szCs w:val="20"/>
-        </w:rPr>
-      </w:pPr>
-      <w:r>
-        <w:rPr>
-          <w:rFonts w:ascii="Arial" w:hAnsi="Arial" w:cs="Arial"/>
-          <w:sz w:val="20"/>
-          <w:szCs w:val="20"/>
-        </w:rPr>
-        <w:t xml:space="preserve">À défaut d’avoir intégralement réalisé et validé les </w:t>
+        <w:t xml:space="preserve">Le stagiaire doit avoir atteint un taux de progression de </w:t>
       </w:r>
       <w:r>
         <w:rPr>
@@ -2450,7 +2404,87 @@
           <w:sz w:val="20"/>
           <w:szCs w:val="20"/>
         </w:rPr>
-        <w:t>62 heures de formation à distance</w:t>
+        <w:t>100 %</w:t>
+      </w:r>
+      <w:r>
+        <w:rPr>
+          <w:rFonts w:ascii="Arial" w:hAnsi="Arial" w:cs="Arial"/>
+          <w:sz w:val="20"/>
+          <w:szCs w:val="20"/>
+        </w:rPr>
+        <w:t>, avoir réalisé l’ensemble des activités pédagogiques demandées et avoir effectué les évaluations obligatoires au plus tard avant la date de début de la formation en présentiel.</w:t>
+      </w:r>
+    </w:p>
+    <w:p>
+      <w:pPr>
+        <w:pStyle w:val="NormalWeb"/>
+        <w:jc w:val="both"/>
+        <w:rPr>
+          <w:rFonts w:ascii="Arial" w:hAnsi="Arial" w:cs="Arial"/>
+          <w:sz w:val="20"/>
+          <w:szCs w:val="20"/>
+        </w:rPr>
+      </w:pPr>
+      <w:r>
+        <w:rPr>
+          <w:rFonts w:ascii="Arial" w:hAnsi="Arial" w:cs="Arial"/>
+          <w:sz w:val="20"/>
+          <w:szCs w:val="20"/>
+        </w:rPr>
+        <w:t xml:space="preserve">L’accomplissement des </w:t>
+      </w:r>
+      <w:r>
+        <w:rPr>
+          <w:rFonts w:ascii="Arial" w:hAnsi="Arial" w:cs="Arial"/>
+          <w:sz w:val="20"/>
+          <w:szCs w:val="20"/>
+        </w:rPr>
+        <w:t>175</w:t>
+      </w:r>
+      <w:r>
+        <w:rPr>
+          <w:rFonts w:ascii="Arial" w:hAnsi="Arial" w:cs="Arial"/>
+          <w:sz w:val="20"/>
+          <w:szCs w:val="20"/>
+        </w:rPr>
+        <w:t xml:space="preserve"> heures est apprécié exclusivement à partir des éléments de suivi enregistrés par la plateforme de formation : relevés de connexion, temps d’activité effectif, progression dans les modules, travaux réalisés et évaluations effectuées. Une simple connexion à la plateforme, sans participation effective aux activités pédagogiques, ne peut être considérée comme du temps de formation réalisé.</w:t>
+      </w:r>
+    </w:p>
+    <w:p>
+      <w:pPr>
+        <w:pStyle w:val="NormalWeb"/>
+        <w:jc w:val="both"/>
+        <w:rPr>
+          <w:rFonts w:ascii="Arial" w:hAnsi="Arial" w:cs="Arial"/>
+          <w:sz w:val="20"/>
+          <w:szCs w:val="20"/>
+        </w:rPr>
+      </w:pPr>
+      <w:r>
+        <w:rPr>
+          <w:rFonts w:ascii="Arial" w:hAnsi="Arial" w:cs="Arial"/>
+          <w:sz w:val="20"/>
+          <w:szCs w:val="20"/>
+        </w:rPr>
+        <w:t xml:space="preserve">À défaut d’avoir intégralement réalisé et validé les </w:t>
+      </w:r>
+      <w:r>
+        <w:rPr>
+          <w:rStyle w:val="lev"/>
+          <w:rFonts w:ascii="Arial" w:hAnsi="Arial" w:cs="Arial"/>
+          <w:sz w:val="20"/>
+          <w:szCs w:val="20"/>
+        </w:rPr>
+        <w:t>175</w:t>
+      </w:r>
+      <w:r>
+        <w:rPr>
+          <w:rStyle w:val="lev"/>
+          <w:rFonts w:ascii="Arial" w:hAnsi="Arial" w:cs="Arial"/>
+          <w:sz w:val="20"/>
+          <w:szCs w:val="20"/>
+        </w:rPr>
+        <w:t xml:space="preserve"> heures de formation à distance</w:t>
       </w:r>
       <w:r>
         <w:rPr>
